--- a/IKT calendar.docx
+++ b/IKT calendar.docx
@@ -1,6 +1,6 @@
 
 <file path=word/document.xml><?xml version="1.0" encoding="utf-8"?>
-<w:document xmlns:wpc="http://schemas.microsoft.com/office/word/2010/wordprocessingCanvas" xmlns:cx="http://schemas.microsoft.com/office/drawing/2014/chartex" xmlns:cx1="http://schemas.microsoft.com/office/drawing/2015/9/8/chartex" xmlns:cx2="http://schemas.microsoft.com/office/drawing/2015/10/21/chartex" xmlns:cx3="http://schemas.microsoft.com/office/drawing/2016/5/9/chartex" xmlns:cx4="http://schemas.microsoft.com/office/drawing/2016/5/10/chartex" xmlns:cx5="http://schemas.microsoft.com/office/drawing/2016/5/11/chartex" xmlns:cx6="http://schemas.microsoft.com/office/drawing/2016/5/12/chartex" xmlns:cx7="http://schemas.microsoft.com/office/drawing/2016/5/13/chartex" xmlns:cx8="http://schemas.microsoft.com/office/drawing/2016/5/14/chartex" xmlns:mc="http://schemas.openxmlformats.org/markup-compatibility/2006" xmlns:aink="http://schemas.microsoft.com/office/drawing/2016/ink" xmlns:am3d="http://schemas.microsoft.com/office/drawing/2017/model3d" xmlns:o="urn:schemas-microsoft-com:office:office" xmlns:r="http://schemas.openxmlformats.org/officeDocument/2006/relationships" xmlns:m="http://schemas.openxmlformats.org/officeDocument/2006/math" xmlns:v="urn:schemas-microsoft-com:vml" xmlns:wp14="http://schemas.microsoft.com/office/word/2010/wordprocessingDrawing" xmlns:wp="http://schemas.openxmlformats.org/drawingml/2006/wordprocessingDrawing" xmlns:w10="urn:schemas-microsoft-com:office:word" xmlns:w="http://schemas.openxmlformats.org/wordprocessingml/2006/main" xmlns:w14="http://schemas.microsoft.com/office/word/2010/wordml" xmlns:w15="http://schemas.microsoft.com/office/word/2012/wordml" xmlns:w16cex="http://schemas.microsoft.com/office/word/2018/wordml/cex" xmlns:w16cid="http://schemas.microsoft.com/office/word/2016/wordml/cid" xmlns:w16="http://schemas.microsoft.com/office/word/2018/wordml" xmlns:w16sdtdh="http://schemas.microsoft.com/office/word/2020/wordml/sdtdatahash" xmlns:w16se="http://schemas.microsoft.com/office/word/2015/wordml/symex" xmlns:wpg="http://schemas.microsoft.com/office/word/2010/wordprocessingGroup" xmlns:wpi="http://schemas.microsoft.com/office/word/2010/wordprocessingInk" xmlns:wne="http://schemas.microsoft.com/office/word/2006/wordml" xmlns:wps="http://schemas.microsoft.com/office/word/2010/wordprocessingShape" mc:Ignorable="w14 w15 w16se w16cid w16 w16cex w16sdtdh wp14">
+<w:document xmlns:wpc="http://schemas.microsoft.com/office/word/2010/wordprocessingCanvas" xmlns:cx="http://schemas.microsoft.com/office/drawing/2014/chartex" xmlns:cx1="http://schemas.microsoft.com/office/drawing/2015/9/8/chartex" xmlns:cx2="http://schemas.microsoft.com/office/drawing/2015/10/21/chartex" xmlns:cx3="http://schemas.microsoft.com/office/drawing/2016/5/9/chartex" xmlns:cx4="http://schemas.microsoft.com/office/drawing/2016/5/10/chartex" xmlns:cx5="http://schemas.microsoft.com/office/drawing/2016/5/11/chartex" xmlns:cx6="http://schemas.microsoft.com/office/drawing/2016/5/12/chartex" xmlns:cx7="http://schemas.microsoft.com/office/drawing/2016/5/13/chartex" xmlns:cx8="http://schemas.microsoft.com/office/drawing/2016/5/14/chartex" xmlns:mc="http://schemas.openxmlformats.org/markup-compatibility/2006" xmlns:aink="http://schemas.microsoft.com/office/drawing/2016/ink" xmlns:am3d="http://schemas.microsoft.com/office/drawing/2017/model3d" xmlns:o="urn:schemas-microsoft-com:office:office" xmlns:oel="http://schemas.microsoft.com/office/2019/extlst" xmlns:r="http://schemas.openxmlformats.org/officeDocument/2006/relationships" xmlns:m="http://schemas.openxmlformats.org/officeDocument/2006/math" xmlns:v="urn:schemas-microsoft-com:vml" xmlns:wp14="http://schemas.microsoft.com/office/word/2010/wordprocessingDrawing" xmlns:wp="http://schemas.openxmlformats.org/drawingml/2006/wordprocessingDrawing" xmlns:w10="urn:schemas-microsoft-com:office:word" xmlns:w="http://schemas.openxmlformats.org/wordprocessingml/2006/main" xmlns:w14="http://schemas.microsoft.com/office/word/2010/wordml" xmlns:w15="http://schemas.microsoft.com/office/word/2012/wordml" xmlns:w16cex="http://schemas.microsoft.com/office/word/2018/wordml/cex" xmlns:w16cid="http://schemas.microsoft.com/office/word/2016/wordml/cid" xmlns:w16="http://schemas.microsoft.com/office/word/2018/wordml" xmlns:w16du="http://schemas.microsoft.com/office/word/2023/wordml/word16du" xmlns:w16sdtdh="http://schemas.microsoft.com/office/word/2020/wordml/sdtdatahash" xmlns:w16sdtfl="http://schemas.microsoft.com/office/word/2024/wordml/sdtformatlock" xmlns:w16se="http://schemas.microsoft.com/office/word/2015/wordml/symex" xmlns:wpg="http://schemas.microsoft.com/office/word/2010/wordprocessingGroup" xmlns:wpi="http://schemas.microsoft.com/office/word/2010/wordprocessingInk" xmlns:wne="http://schemas.microsoft.com/office/word/2006/wordml" xmlns:wps="http://schemas.microsoft.com/office/word/2010/wordprocessingShape" mc:Ignorable="w14 w15 w16se w16cid w16 w16cex w16sdtdh w16sdtfl w16du wp14">
   <w:body>
     <w:p>
       <w:pPr>
@@ -39,6 +39,7 @@
           <w:szCs w:val="48"/>
         </w:rPr>
       </w:pPr>
+      <w:proofErr w:type="spellStart"/>
       <w:r>
         <w:rPr>
           <w:rFonts w:ascii="Times New Roman" w:hAnsi="Times New Roman" w:cs="Times New Roman"/>
@@ -47,6 +48,7 @@
         </w:rPr>
         <w:t>Napt</w:t>
       </w:r>
+      <w:proofErr w:type="spellEnd"/>
       <w:r>
         <w:rPr>
           <w:rFonts w:ascii="Times New Roman" w:hAnsi="Times New Roman" w:cs="Times New Roman"/>
@@ -466,13 +468,95 @@
                 <w:szCs w:val="24"/>
               </w:rPr>
             </w:pPr>
-            <w:r>
-              <w:rPr>
-                <w:rFonts w:ascii="Times New Roman" w:hAnsi="Times New Roman" w:cs="Times New Roman"/>
-                <w:sz w:val="24"/>
-                <w:szCs w:val="24"/>
-              </w:rPr>
-              <w:t xml:space="preserve">Github repositori es a projekt todo lista megirasa a feladatok kiosztasa </w:t>
+            <w:proofErr w:type="spellStart"/>
+            <w:r>
+              <w:rPr>
+                <w:rFonts w:ascii="Times New Roman" w:hAnsi="Times New Roman" w:cs="Times New Roman"/>
+                <w:sz w:val="24"/>
+                <w:szCs w:val="24"/>
+              </w:rPr>
+              <w:t>Github</w:t>
+            </w:r>
+            <w:proofErr w:type="spellEnd"/>
+            <w:r>
+              <w:rPr>
+                <w:rFonts w:ascii="Times New Roman" w:hAnsi="Times New Roman" w:cs="Times New Roman"/>
+                <w:sz w:val="24"/>
+                <w:szCs w:val="24"/>
+              </w:rPr>
+              <w:t xml:space="preserve"> </w:t>
+            </w:r>
+            <w:proofErr w:type="spellStart"/>
+            <w:r>
+              <w:rPr>
+                <w:rFonts w:ascii="Times New Roman" w:hAnsi="Times New Roman" w:cs="Times New Roman"/>
+                <w:sz w:val="24"/>
+                <w:szCs w:val="24"/>
+              </w:rPr>
+              <w:t>repositori</w:t>
+            </w:r>
+            <w:proofErr w:type="spellEnd"/>
+            <w:r>
+              <w:rPr>
+                <w:rFonts w:ascii="Times New Roman" w:hAnsi="Times New Roman" w:cs="Times New Roman"/>
+                <w:sz w:val="24"/>
+                <w:szCs w:val="24"/>
+              </w:rPr>
+              <w:t xml:space="preserve"> es a projekt </w:t>
+            </w:r>
+            <w:proofErr w:type="spellStart"/>
+            <w:r>
+              <w:rPr>
+                <w:rFonts w:ascii="Times New Roman" w:hAnsi="Times New Roman" w:cs="Times New Roman"/>
+                <w:sz w:val="24"/>
+                <w:szCs w:val="24"/>
+              </w:rPr>
+              <w:t>todo</w:t>
+            </w:r>
+            <w:proofErr w:type="spellEnd"/>
+            <w:r>
+              <w:rPr>
+                <w:rFonts w:ascii="Times New Roman" w:hAnsi="Times New Roman" w:cs="Times New Roman"/>
+                <w:sz w:val="24"/>
+                <w:szCs w:val="24"/>
+              </w:rPr>
+              <w:t xml:space="preserve"> lista </w:t>
+            </w:r>
+            <w:proofErr w:type="spellStart"/>
+            <w:r>
+              <w:rPr>
+                <w:rFonts w:ascii="Times New Roman" w:hAnsi="Times New Roman" w:cs="Times New Roman"/>
+                <w:sz w:val="24"/>
+                <w:szCs w:val="24"/>
+              </w:rPr>
+              <w:t>megirasa</w:t>
+            </w:r>
+            <w:proofErr w:type="spellEnd"/>
+            <w:r>
+              <w:rPr>
+                <w:rFonts w:ascii="Times New Roman" w:hAnsi="Times New Roman" w:cs="Times New Roman"/>
+                <w:sz w:val="24"/>
+                <w:szCs w:val="24"/>
+              </w:rPr>
+              <w:t xml:space="preserve"> a feladatok </w:t>
+            </w:r>
+            <w:proofErr w:type="spellStart"/>
+            <w:r>
+              <w:rPr>
+                <w:rFonts w:ascii="Times New Roman" w:hAnsi="Times New Roman" w:cs="Times New Roman"/>
+                <w:sz w:val="24"/>
+                <w:szCs w:val="24"/>
+              </w:rPr>
+              <w:t>kiosztasa</w:t>
+            </w:r>
+            <w:proofErr w:type="spellEnd"/>
+            <w:r>
+              <w:rPr>
+                <w:rFonts w:ascii="Times New Roman" w:hAnsi="Times New Roman" w:cs="Times New Roman"/>
+                <w:sz w:val="24"/>
+                <w:szCs w:val="24"/>
+              </w:rPr>
+              <w:t xml:space="preserve"> </w:t>
             </w:r>
           </w:p>
         </w:tc>
@@ -699,6 +783,7 @@
                 <w:lang w:val="en-GB"/>
               </w:rPr>
             </w:pPr>
+            <w:proofErr w:type="spellStart"/>
             <w:r>
               <w:rPr>
                 <w:rFonts w:ascii="Times New Roman" w:hAnsi="Times New Roman" w:cs="Times New Roman"/>
@@ -706,8 +791,29 @@
                 <w:szCs w:val="24"/>
                 <w:lang w:val="en-GB"/>
               </w:rPr>
-              <w:t>Latvanyterv elkeszitese</w:t>
-            </w:r>
+              <w:t>Latvanyterv</w:t>
+            </w:r>
+            <w:proofErr w:type="spellEnd"/>
+            <w:r>
+              <w:rPr>
+                <w:rFonts w:ascii="Times New Roman" w:hAnsi="Times New Roman" w:cs="Times New Roman"/>
+                <w:sz w:val="24"/>
+                <w:szCs w:val="24"/>
+                <w:lang w:val="en-GB"/>
+              </w:rPr>
+              <w:t xml:space="preserve"> </w:t>
+            </w:r>
+            <w:proofErr w:type="spellStart"/>
+            <w:r>
+              <w:rPr>
+                <w:rFonts w:ascii="Times New Roman" w:hAnsi="Times New Roman" w:cs="Times New Roman"/>
+                <w:sz w:val="24"/>
+                <w:szCs w:val="24"/>
+                <w:lang w:val="en-GB"/>
+              </w:rPr>
+              <w:t>elkeszitese</w:t>
+            </w:r>
+            <w:proofErr w:type="spellEnd"/>
           </w:p>
         </w:tc>
       </w:tr>
@@ -755,14 +861,34 @@
                 <w:szCs w:val="24"/>
               </w:rPr>
             </w:pPr>
-            <w:r>
-              <w:rPr>
-                <w:rFonts w:ascii="Times New Roman" w:hAnsi="Times New Roman" w:cs="Times New Roman"/>
-                <w:sz w:val="24"/>
-                <w:szCs w:val="24"/>
-              </w:rPr>
-              <w:t>Ek modell elkezdese</w:t>
-            </w:r>
+            <w:proofErr w:type="spellStart"/>
+            <w:r>
+              <w:rPr>
+                <w:rFonts w:ascii="Times New Roman" w:hAnsi="Times New Roman" w:cs="Times New Roman"/>
+                <w:sz w:val="24"/>
+                <w:szCs w:val="24"/>
+              </w:rPr>
+              <w:t>Ek</w:t>
+            </w:r>
+            <w:proofErr w:type="spellEnd"/>
+            <w:r>
+              <w:rPr>
+                <w:rFonts w:ascii="Times New Roman" w:hAnsi="Times New Roman" w:cs="Times New Roman"/>
+                <w:sz w:val="24"/>
+                <w:szCs w:val="24"/>
+              </w:rPr>
+              <w:t xml:space="preserve"> modell </w:t>
+            </w:r>
+            <w:proofErr w:type="spellStart"/>
+            <w:r>
+              <w:rPr>
+                <w:rFonts w:ascii="Times New Roman" w:hAnsi="Times New Roman" w:cs="Times New Roman"/>
+                <w:sz w:val="24"/>
+                <w:szCs w:val="24"/>
+              </w:rPr>
+              <w:t>elkezdese</w:t>
+            </w:r>
+            <w:proofErr w:type="spellEnd"/>
           </w:p>
         </w:tc>
       </w:tr>
@@ -816,7 +942,79 @@
                 <w:sz w:val="24"/>
                 <w:szCs w:val="24"/>
               </w:rPr>
-              <w:t xml:space="preserve">Login es regisztracios oldal elkezdese es dokumentacio megirasa </w:t>
+              <w:t xml:space="preserve">Login es </w:t>
+            </w:r>
+            <w:proofErr w:type="spellStart"/>
+            <w:r>
+              <w:rPr>
+                <w:rFonts w:ascii="Times New Roman" w:hAnsi="Times New Roman" w:cs="Times New Roman"/>
+                <w:sz w:val="24"/>
+                <w:szCs w:val="24"/>
+              </w:rPr>
+              <w:t>regisztracios</w:t>
+            </w:r>
+            <w:proofErr w:type="spellEnd"/>
+            <w:r>
+              <w:rPr>
+                <w:rFonts w:ascii="Times New Roman" w:hAnsi="Times New Roman" w:cs="Times New Roman"/>
+                <w:sz w:val="24"/>
+                <w:szCs w:val="24"/>
+              </w:rPr>
+              <w:t xml:space="preserve"> oldal </w:t>
+            </w:r>
+            <w:proofErr w:type="spellStart"/>
+            <w:r>
+              <w:rPr>
+                <w:rFonts w:ascii="Times New Roman" w:hAnsi="Times New Roman" w:cs="Times New Roman"/>
+                <w:sz w:val="24"/>
+                <w:szCs w:val="24"/>
+              </w:rPr>
+              <w:t>elkezdese</w:t>
+            </w:r>
+            <w:proofErr w:type="spellEnd"/>
+            <w:r>
+              <w:rPr>
+                <w:rFonts w:ascii="Times New Roman" w:hAnsi="Times New Roman" w:cs="Times New Roman"/>
+                <w:sz w:val="24"/>
+                <w:szCs w:val="24"/>
+              </w:rPr>
+              <w:t xml:space="preserve"> es </w:t>
+            </w:r>
+            <w:proofErr w:type="spellStart"/>
+            <w:r>
+              <w:rPr>
+                <w:rFonts w:ascii="Times New Roman" w:hAnsi="Times New Roman" w:cs="Times New Roman"/>
+                <w:sz w:val="24"/>
+                <w:szCs w:val="24"/>
+              </w:rPr>
+              <w:t>dokumentacio</w:t>
+            </w:r>
+            <w:proofErr w:type="spellEnd"/>
+            <w:r>
+              <w:rPr>
+                <w:rFonts w:ascii="Times New Roman" w:hAnsi="Times New Roman" w:cs="Times New Roman"/>
+                <w:sz w:val="24"/>
+                <w:szCs w:val="24"/>
+              </w:rPr>
+              <w:t xml:space="preserve"> </w:t>
+            </w:r>
+            <w:proofErr w:type="spellStart"/>
+            <w:r>
+              <w:rPr>
+                <w:rFonts w:ascii="Times New Roman" w:hAnsi="Times New Roman" w:cs="Times New Roman"/>
+                <w:sz w:val="24"/>
+                <w:szCs w:val="24"/>
+              </w:rPr>
+              <w:t>megirasa</w:t>
+            </w:r>
+            <w:proofErr w:type="spellEnd"/>
+            <w:r>
+              <w:rPr>
+                <w:rFonts w:ascii="Times New Roman" w:hAnsi="Times New Roman" w:cs="Times New Roman"/>
+                <w:sz w:val="24"/>
+                <w:szCs w:val="24"/>
+              </w:rPr>
+              <w:t xml:space="preserve"> </w:t>
             </w:r>
           </w:p>
         </w:tc>
@@ -1090,14 +1288,70 @@
                 <w:szCs w:val="24"/>
               </w:rPr>
             </w:pPr>
-            <w:r>
-              <w:rPr>
-                <w:rFonts w:ascii="Times New Roman" w:hAnsi="Times New Roman" w:cs="Times New Roman"/>
-                <w:sz w:val="24"/>
-                <w:szCs w:val="24"/>
-              </w:rPr>
-              <w:t>Ek modell bef. Sql megalkotasa</w:t>
-            </w:r>
+            <w:proofErr w:type="spellStart"/>
+            <w:r>
+              <w:rPr>
+                <w:rFonts w:ascii="Times New Roman" w:hAnsi="Times New Roman" w:cs="Times New Roman"/>
+                <w:sz w:val="24"/>
+                <w:szCs w:val="24"/>
+              </w:rPr>
+              <w:t>Ek</w:t>
+            </w:r>
+            <w:proofErr w:type="spellEnd"/>
+            <w:r>
+              <w:rPr>
+                <w:rFonts w:ascii="Times New Roman" w:hAnsi="Times New Roman" w:cs="Times New Roman"/>
+                <w:sz w:val="24"/>
+                <w:szCs w:val="24"/>
+              </w:rPr>
+              <w:t xml:space="preserve"> modell </w:t>
+            </w:r>
+            <w:proofErr w:type="spellStart"/>
+            <w:r>
+              <w:rPr>
+                <w:rFonts w:ascii="Times New Roman" w:hAnsi="Times New Roman" w:cs="Times New Roman"/>
+                <w:sz w:val="24"/>
+                <w:szCs w:val="24"/>
+              </w:rPr>
+              <w:t>bef</w:t>
+            </w:r>
+            <w:proofErr w:type="spellEnd"/>
+            <w:r>
+              <w:rPr>
+                <w:rFonts w:ascii="Times New Roman" w:hAnsi="Times New Roman" w:cs="Times New Roman"/>
+                <w:sz w:val="24"/>
+                <w:szCs w:val="24"/>
+              </w:rPr>
+              <w:t xml:space="preserve">. </w:t>
+            </w:r>
+            <w:proofErr w:type="spellStart"/>
+            <w:r>
+              <w:rPr>
+                <w:rFonts w:ascii="Times New Roman" w:hAnsi="Times New Roman" w:cs="Times New Roman"/>
+                <w:sz w:val="24"/>
+                <w:szCs w:val="24"/>
+              </w:rPr>
+              <w:t>Sql</w:t>
+            </w:r>
+            <w:proofErr w:type="spellEnd"/>
+            <w:r>
+              <w:rPr>
+                <w:rFonts w:ascii="Times New Roman" w:hAnsi="Times New Roman" w:cs="Times New Roman"/>
+                <w:sz w:val="24"/>
+                <w:szCs w:val="24"/>
+              </w:rPr>
+              <w:t xml:space="preserve"> </w:t>
+            </w:r>
+            <w:proofErr w:type="spellStart"/>
+            <w:r>
+              <w:rPr>
+                <w:rFonts w:ascii="Times New Roman" w:hAnsi="Times New Roman" w:cs="Times New Roman"/>
+                <w:sz w:val="24"/>
+                <w:szCs w:val="24"/>
+              </w:rPr>
+              <w:t>megalkotasa</w:t>
+            </w:r>
+            <w:proofErr w:type="spellEnd"/>
           </w:p>
         </w:tc>
       </w:tr>
@@ -1145,13 +1399,77 @@
                 <w:szCs w:val="24"/>
               </w:rPr>
             </w:pPr>
-            <w:r>
-              <w:rPr>
-                <w:rFonts w:ascii="Times New Roman" w:hAnsi="Times New Roman" w:cs="Times New Roman"/>
-                <w:sz w:val="24"/>
-                <w:szCs w:val="24"/>
-              </w:rPr>
-              <w:t>Dokumentacio megira bejelentkezo oldal bef.</w:t>
+            <w:proofErr w:type="spellStart"/>
+            <w:r>
+              <w:rPr>
+                <w:rFonts w:ascii="Times New Roman" w:hAnsi="Times New Roman" w:cs="Times New Roman"/>
+                <w:sz w:val="24"/>
+                <w:szCs w:val="24"/>
+              </w:rPr>
+              <w:t>Dokumentacio</w:t>
+            </w:r>
+            <w:proofErr w:type="spellEnd"/>
+            <w:r>
+              <w:rPr>
+                <w:rFonts w:ascii="Times New Roman" w:hAnsi="Times New Roman" w:cs="Times New Roman"/>
+                <w:sz w:val="24"/>
+                <w:szCs w:val="24"/>
+              </w:rPr>
+              <w:t xml:space="preserve"> </w:t>
+            </w:r>
+            <w:proofErr w:type="spellStart"/>
+            <w:r>
+              <w:rPr>
+                <w:rFonts w:ascii="Times New Roman" w:hAnsi="Times New Roman" w:cs="Times New Roman"/>
+                <w:sz w:val="24"/>
+                <w:szCs w:val="24"/>
+              </w:rPr>
+              <w:t>megira</w:t>
+            </w:r>
+            <w:proofErr w:type="spellEnd"/>
+            <w:r>
+              <w:rPr>
+                <w:rFonts w:ascii="Times New Roman" w:hAnsi="Times New Roman" w:cs="Times New Roman"/>
+                <w:sz w:val="24"/>
+                <w:szCs w:val="24"/>
+              </w:rPr>
+              <w:t xml:space="preserve"> </w:t>
+            </w:r>
+            <w:proofErr w:type="spellStart"/>
+            <w:r>
+              <w:rPr>
+                <w:rFonts w:ascii="Times New Roman" w:hAnsi="Times New Roman" w:cs="Times New Roman"/>
+                <w:sz w:val="24"/>
+                <w:szCs w:val="24"/>
+              </w:rPr>
+              <w:t>bejelentkezo</w:t>
+            </w:r>
+            <w:proofErr w:type="spellEnd"/>
+            <w:r>
+              <w:rPr>
+                <w:rFonts w:ascii="Times New Roman" w:hAnsi="Times New Roman" w:cs="Times New Roman"/>
+                <w:sz w:val="24"/>
+                <w:szCs w:val="24"/>
+              </w:rPr>
+              <w:t xml:space="preserve"> oldal </w:t>
+            </w:r>
+            <w:proofErr w:type="spellStart"/>
+            <w:r>
+              <w:rPr>
+                <w:rFonts w:ascii="Times New Roman" w:hAnsi="Times New Roman" w:cs="Times New Roman"/>
+                <w:sz w:val="24"/>
+                <w:szCs w:val="24"/>
+              </w:rPr>
+              <w:t>bef</w:t>
+            </w:r>
+            <w:proofErr w:type="spellEnd"/>
+            <w:r>
+              <w:rPr>
+                <w:rFonts w:ascii="Times New Roman" w:hAnsi="Times New Roman" w:cs="Times New Roman"/>
+                <w:sz w:val="24"/>
+                <w:szCs w:val="24"/>
+              </w:rPr>
+              <w:t>.</w:t>
             </w:r>
           </w:p>
         </w:tc>
@@ -1403,8 +1721,36 @@
                 <w:sz w:val="24"/>
                 <w:szCs w:val="24"/>
               </w:rPr>
-              <w:t>Dokumentáció megírása, az sql újratervezése</w:t>
-            </w:r>
+              <w:t xml:space="preserve">Dokumentáció megírása, az </w:t>
+            </w:r>
+            <w:proofErr w:type="spellStart"/>
+            <w:r>
+              <w:rPr>
+                <w:rFonts w:ascii="Times New Roman" w:hAnsi="Times New Roman" w:cs="Times New Roman"/>
+                <w:sz w:val="24"/>
+                <w:szCs w:val="24"/>
+              </w:rPr>
+              <w:t>sql</w:t>
+            </w:r>
+            <w:proofErr w:type="spellEnd"/>
+            <w:r>
+              <w:rPr>
+                <w:rFonts w:ascii="Times New Roman" w:hAnsi="Times New Roman" w:cs="Times New Roman"/>
+                <w:sz w:val="24"/>
+                <w:szCs w:val="24"/>
+              </w:rPr>
+              <w:t xml:space="preserve"> </w:t>
+            </w:r>
+            <w:proofErr w:type="spellStart"/>
+            <w:r>
+              <w:rPr>
+                <w:rFonts w:ascii="Times New Roman" w:hAnsi="Times New Roman" w:cs="Times New Roman"/>
+                <w:sz w:val="24"/>
+                <w:szCs w:val="24"/>
+              </w:rPr>
+              <w:t>újratervezése</w:t>
+            </w:r>
+            <w:proofErr w:type="spellEnd"/>
           </w:p>
         </w:tc>
       </w:tr>
@@ -1458,7 +1804,27 @@
                 <w:sz w:val="24"/>
                 <w:szCs w:val="24"/>
               </w:rPr>
-              <w:t>A regisztrációs oldalt befejezte és az adatbázist realizalta hogy szar</w:t>
+              <w:t xml:space="preserve">A regisztrációs oldalt befejezte és az adatbázist </w:t>
+            </w:r>
+            <w:proofErr w:type="spellStart"/>
+            <w:proofErr w:type="gramStart"/>
+            <w:r>
+              <w:rPr>
+                <w:rFonts w:ascii="Times New Roman" w:hAnsi="Times New Roman" w:cs="Times New Roman"/>
+                <w:sz w:val="24"/>
+                <w:szCs w:val="24"/>
+              </w:rPr>
+              <w:t>realizalta</w:t>
+            </w:r>
+            <w:proofErr w:type="spellEnd"/>
+            <w:proofErr w:type="gramEnd"/>
+            <w:r>
+              <w:rPr>
+                <w:rFonts w:ascii="Times New Roman" w:hAnsi="Times New Roman" w:cs="Times New Roman"/>
+                <w:sz w:val="24"/>
+                <w:szCs w:val="24"/>
+              </w:rPr>
+              <w:t xml:space="preserve"> hogy szar</w:t>
             </w:r>
           </w:p>
         </w:tc>
@@ -1710,15 +2076,25 @@
                 <w:sz w:val="24"/>
                 <w:szCs w:val="24"/>
               </w:rPr>
-              <w:t xml:space="preserve">Dokumentáció megírása, </w:t>
-            </w:r>
-            <w:r>
-              <w:rPr>
-                <w:rFonts w:ascii="Times New Roman" w:hAnsi="Times New Roman" w:cs="Times New Roman"/>
-                <w:sz w:val="24"/>
-                <w:szCs w:val="24"/>
-              </w:rPr>
-              <w:t>az újratervezett sql megalkotása</w:t>
+              <w:t xml:space="preserve">Dokumentáció megírása, az újratervezett </w:t>
+            </w:r>
+            <w:proofErr w:type="spellStart"/>
+            <w:r>
+              <w:rPr>
+                <w:rFonts w:ascii="Times New Roman" w:hAnsi="Times New Roman" w:cs="Times New Roman"/>
+                <w:sz w:val="24"/>
+                <w:szCs w:val="24"/>
+              </w:rPr>
+              <w:t>sql</w:t>
+            </w:r>
+            <w:proofErr w:type="spellEnd"/>
+            <w:r>
+              <w:rPr>
+                <w:rFonts w:ascii="Times New Roman" w:hAnsi="Times New Roman" w:cs="Times New Roman"/>
+                <w:sz w:val="24"/>
+                <w:szCs w:val="24"/>
+              </w:rPr>
+              <w:t xml:space="preserve"> megalkotása</w:t>
             </w:r>
           </w:p>
         </w:tc>
@@ -1774,6 +2150,790 @@
                 <w:szCs w:val="24"/>
               </w:rPr>
               <w:t>Bejelentkező oldal jelszó megmutató gomb elkészítése</w:t>
+            </w:r>
+          </w:p>
+        </w:tc>
+      </w:tr>
+    </w:tbl>
+    <w:p>
+      <w:pPr>
+        <w:rPr>
+          <w:rFonts w:ascii="Times New Roman" w:hAnsi="Times New Roman" w:cs="Times New Roman"/>
+          <w:sz w:val="32"/>
+          <w:szCs w:val="32"/>
+        </w:rPr>
+      </w:pPr>
+    </w:p>
+    <w:p>
+      <w:pPr>
+        <w:rPr>
+          <w:rFonts w:ascii="Times New Roman" w:hAnsi="Times New Roman" w:cs="Times New Roman"/>
+          <w:sz w:val="32"/>
+          <w:szCs w:val="32"/>
+        </w:rPr>
+      </w:pPr>
+    </w:p>
+    <w:p>
+      <w:pPr>
+        <w:rPr>
+          <w:rFonts w:ascii="Times New Roman" w:hAnsi="Times New Roman" w:cs="Times New Roman"/>
+          <w:sz w:val="32"/>
+          <w:szCs w:val="32"/>
+        </w:rPr>
+      </w:pPr>
+    </w:p>
+    <w:p>
+      <w:pPr>
+        <w:rPr>
+          <w:rFonts w:ascii="Times New Roman" w:hAnsi="Times New Roman" w:cs="Times New Roman"/>
+          <w:sz w:val="32"/>
+          <w:szCs w:val="32"/>
+        </w:rPr>
+      </w:pPr>
+      <w:r>
+        <w:rPr>
+          <w:rFonts w:ascii="Times New Roman" w:hAnsi="Times New Roman" w:cs="Times New Roman"/>
+          <w:sz w:val="32"/>
+          <w:szCs w:val="32"/>
+        </w:rPr>
+        <w:t>Mérföldkövek</w:t>
+      </w:r>
+    </w:p>
+    <w:p>
+      <w:pPr>
+        <w:ind w:left="360"/>
+        <w:rPr>
+          <w:rFonts w:ascii="Times New Roman" w:hAnsi="Times New Roman" w:cs="Times New Roman"/>
+          <w:sz w:val="32"/>
+          <w:szCs w:val="32"/>
+        </w:rPr>
+      </w:pPr>
+      <w:r>
+        <w:rPr>
+          <w:rFonts w:ascii="Times New Roman" w:hAnsi="Times New Roman" w:cs="Times New Roman"/>
+          <w:sz w:val="32"/>
+          <w:szCs w:val="32"/>
+        </w:rPr>
+        <w:t xml:space="preserve">4.: </w:t>
+      </w:r>
+      <w:r>
+        <w:rPr>
+          <w:rFonts w:ascii="Times New Roman" w:hAnsi="Times New Roman" w:cs="Times New Roman"/>
+          <w:sz w:val="32"/>
+          <w:szCs w:val="32"/>
+        </w:rPr>
+        <w:t>0</w:t>
+      </w:r>
+      <w:r>
+        <w:rPr>
+          <w:rFonts w:ascii="Times New Roman" w:hAnsi="Times New Roman" w:cs="Times New Roman"/>
+          <w:sz w:val="32"/>
+          <w:szCs w:val="32"/>
+        </w:rPr>
+        <w:t>3</w:t>
+      </w:r>
+      <w:r>
+        <w:rPr>
+          <w:rFonts w:ascii="Times New Roman" w:hAnsi="Times New Roman" w:cs="Times New Roman"/>
+          <w:sz w:val="32"/>
+          <w:szCs w:val="32"/>
+        </w:rPr>
+        <w:t>.</w:t>
+      </w:r>
+      <w:r>
+        <w:rPr>
+          <w:rFonts w:ascii="Times New Roman" w:hAnsi="Times New Roman" w:cs="Times New Roman"/>
+          <w:sz w:val="32"/>
+          <w:szCs w:val="32"/>
+        </w:rPr>
+        <w:t>02</w:t>
+      </w:r>
+      <w:r>
+        <w:rPr>
+          <w:rFonts w:ascii="Times New Roman" w:hAnsi="Times New Roman" w:cs="Times New Roman"/>
+          <w:sz w:val="32"/>
+          <w:szCs w:val="32"/>
+        </w:rPr>
+        <w:t>.</w:t>
+      </w:r>
+    </w:p>
+    <w:tbl>
+      <w:tblPr>
+        <w:tblStyle w:val="Rcsostblzat"/>
+        <w:tblW w:w="0" w:type="auto"/>
+        <w:tblLook w:val="04A0" w:firstRow="1" w:lastRow="0" w:firstColumn="1" w:lastColumn="0" w:noHBand="0" w:noVBand="1"/>
+      </w:tblPr>
+      <w:tblGrid>
+        <w:gridCol w:w="4531"/>
+        <w:gridCol w:w="4531"/>
+      </w:tblGrid>
+      <w:tr>
+        <w:tc>
+          <w:tcPr>
+            <w:tcW w:w="4531" w:type="dxa"/>
+          </w:tcPr>
+          <w:p>
+            <w:pPr>
+              <w:jc w:val="center"/>
+              <w:rPr>
+                <w:rFonts w:ascii="Times New Roman" w:hAnsi="Times New Roman" w:cs="Times New Roman"/>
+                <w:sz w:val="40"/>
+                <w:szCs w:val="40"/>
+              </w:rPr>
+            </w:pPr>
+            <w:r>
+              <w:rPr>
+                <w:rFonts w:ascii="Times New Roman" w:hAnsi="Times New Roman" w:cs="Times New Roman"/>
+                <w:sz w:val="40"/>
+                <w:szCs w:val="40"/>
+              </w:rPr>
+              <w:t>Név</w:t>
+            </w:r>
+          </w:p>
+        </w:tc>
+        <w:tc>
+          <w:tcPr>
+            <w:tcW w:w="4531" w:type="dxa"/>
+          </w:tcPr>
+          <w:p>
+            <w:pPr>
+              <w:rPr>
+                <w:rFonts w:ascii="Times New Roman" w:hAnsi="Times New Roman" w:cs="Times New Roman"/>
+                <w:sz w:val="32"/>
+                <w:szCs w:val="32"/>
+              </w:rPr>
+            </w:pPr>
+            <w:r>
+              <w:rPr>
+                <w:rFonts w:ascii="Times New Roman" w:hAnsi="Times New Roman" w:cs="Times New Roman"/>
+                <w:sz w:val="32"/>
+                <w:szCs w:val="32"/>
+              </w:rPr>
+              <w:t>Feladat</w:t>
+            </w:r>
+          </w:p>
+        </w:tc>
+      </w:tr>
+      <w:tr>
+        <w:tc>
+          <w:tcPr>
+            <w:tcW w:w="4531" w:type="dxa"/>
+          </w:tcPr>
+          <w:p>
+            <w:pPr>
+              <w:rPr>
+                <w:rFonts w:ascii="Times New Roman" w:hAnsi="Times New Roman" w:cs="Times New Roman"/>
+                <w:sz w:val="32"/>
+                <w:szCs w:val="32"/>
+              </w:rPr>
+            </w:pPr>
+            <w:r>
+              <w:rPr>
+                <w:rFonts w:ascii="Times New Roman" w:hAnsi="Times New Roman" w:cs="Times New Roman"/>
+                <w:sz w:val="32"/>
+                <w:szCs w:val="32"/>
+              </w:rPr>
+              <w:t>Vass Sándor</w:t>
+            </w:r>
+          </w:p>
+          <w:p>
+            <w:pPr>
+              <w:rPr>
+                <w:rFonts w:ascii="Times New Roman" w:hAnsi="Times New Roman" w:cs="Times New Roman"/>
+                <w:sz w:val="32"/>
+                <w:szCs w:val="32"/>
+              </w:rPr>
+            </w:pPr>
+          </w:p>
+        </w:tc>
+        <w:tc>
+          <w:tcPr>
+            <w:tcW w:w="4531" w:type="dxa"/>
+          </w:tcPr>
+          <w:p>
+            <w:pPr>
+              <w:rPr>
+                <w:rFonts w:ascii="Times New Roman" w:hAnsi="Times New Roman" w:cs="Times New Roman"/>
+                <w:sz w:val="24"/>
+                <w:szCs w:val="24"/>
+              </w:rPr>
+            </w:pPr>
+            <w:r>
+              <w:rPr>
+                <w:rFonts w:ascii="Times New Roman" w:hAnsi="Times New Roman" w:cs="Times New Roman"/>
+                <w:sz w:val="24"/>
+                <w:szCs w:val="24"/>
+              </w:rPr>
+              <w:t>Hiányzott</w:t>
+            </w:r>
+          </w:p>
+        </w:tc>
+      </w:tr>
+      <w:tr>
+        <w:tc>
+          <w:tcPr>
+            <w:tcW w:w="4531" w:type="dxa"/>
+          </w:tcPr>
+          <w:p>
+            <w:pPr>
+              <w:rPr>
+                <w:rFonts w:ascii="Times New Roman" w:hAnsi="Times New Roman" w:cs="Times New Roman"/>
+                <w:sz w:val="32"/>
+                <w:szCs w:val="32"/>
+              </w:rPr>
+            </w:pPr>
+            <w:r>
+              <w:rPr>
+                <w:rFonts w:ascii="Times New Roman" w:hAnsi="Times New Roman" w:cs="Times New Roman"/>
+                <w:sz w:val="32"/>
+                <w:szCs w:val="32"/>
+              </w:rPr>
+              <w:t>Váradi János</w:t>
+            </w:r>
+          </w:p>
+          <w:p>
+            <w:pPr>
+              <w:rPr>
+                <w:rFonts w:ascii="Times New Roman" w:hAnsi="Times New Roman" w:cs="Times New Roman"/>
+                <w:sz w:val="32"/>
+                <w:szCs w:val="32"/>
+              </w:rPr>
+            </w:pPr>
+          </w:p>
+        </w:tc>
+        <w:tc>
+          <w:tcPr>
+            <w:tcW w:w="4531" w:type="dxa"/>
+          </w:tcPr>
+          <w:p>
+            <w:pPr>
+              <w:rPr>
+                <w:rFonts w:ascii="Times New Roman" w:hAnsi="Times New Roman" w:cs="Times New Roman"/>
+                <w:sz w:val="24"/>
+                <w:szCs w:val="24"/>
+              </w:rPr>
+            </w:pPr>
+            <w:r>
+              <w:rPr>
+                <w:rFonts w:ascii="Times New Roman" w:hAnsi="Times New Roman" w:cs="Times New Roman"/>
+                <w:sz w:val="24"/>
+                <w:szCs w:val="24"/>
+              </w:rPr>
+              <w:t xml:space="preserve">A weboldal </w:t>
+            </w:r>
+            <w:r>
+              <w:rPr>
+                <w:rFonts w:ascii="Times New Roman" w:hAnsi="Times New Roman" w:cs="Times New Roman"/>
+                <w:sz w:val="24"/>
+                <w:szCs w:val="24"/>
+              </w:rPr>
+              <w:t>navigációs sávjának megalkotása</w:t>
+            </w:r>
+          </w:p>
+        </w:tc>
+      </w:tr>
+      <w:tr>
+        <w:tc>
+          <w:tcPr>
+            <w:tcW w:w="4531" w:type="dxa"/>
+          </w:tcPr>
+          <w:p>
+            <w:pPr>
+              <w:rPr>
+                <w:rFonts w:ascii="Times New Roman" w:hAnsi="Times New Roman" w:cs="Times New Roman"/>
+                <w:sz w:val="32"/>
+                <w:szCs w:val="32"/>
+              </w:rPr>
+            </w:pPr>
+            <w:r>
+              <w:rPr>
+                <w:rFonts w:ascii="Times New Roman" w:hAnsi="Times New Roman" w:cs="Times New Roman"/>
+                <w:sz w:val="32"/>
+                <w:szCs w:val="32"/>
+              </w:rPr>
+              <w:t>Tóth Vendel</w:t>
+            </w:r>
+          </w:p>
+          <w:p>
+            <w:pPr>
+              <w:rPr>
+                <w:rFonts w:ascii="Times New Roman" w:hAnsi="Times New Roman" w:cs="Times New Roman"/>
+                <w:sz w:val="32"/>
+                <w:szCs w:val="32"/>
+              </w:rPr>
+            </w:pPr>
+          </w:p>
+        </w:tc>
+        <w:tc>
+          <w:tcPr>
+            <w:tcW w:w="4531" w:type="dxa"/>
+          </w:tcPr>
+          <w:p>
+            <w:pPr>
+              <w:rPr>
+                <w:rFonts w:ascii="Times New Roman" w:hAnsi="Times New Roman" w:cs="Times New Roman"/>
+                <w:sz w:val="24"/>
+                <w:szCs w:val="24"/>
+              </w:rPr>
+            </w:pPr>
+            <w:r>
+              <w:rPr>
+                <w:rFonts w:ascii="Times New Roman" w:hAnsi="Times New Roman" w:cs="Times New Roman"/>
+                <w:sz w:val="24"/>
+                <w:szCs w:val="24"/>
+              </w:rPr>
+              <w:t xml:space="preserve">Bejelentkező felület adatbázisát </w:t>
+            </w:r>
+            <w:proofErr w:type="spellStart"/>
+            <w:r>
+              <w:rPr>
+                <w:rFonts w:ascii="Times New Roman" w:hAnsi="Times New Roman" w:cs="Times New Roman"/>
+                <w:sz w:val="24"/>
+                <w:szCs w:val="24"/>
+              </w:rPr>
+              <w:t>debugoltam</w:t>
+            </w:r>
+            <w:proofErr w:type="spellEnd"/>
+            <w:r>
+              <w:rPr>
+                <w:rFonts w:ascii="Times New Roman" w:hAnsi="Times New Roman" w:cs="Times New Roman"/>
+                <w:sz w:val="24"/>
+                <w:szCs w:val="24"/>
+              </w:rPr>
+              <w:t xml:space="preserve"> és próbáltam összekötni a bejelentkező oldallal, hogy implementáljam a login és regisztrációs funkciókat űrlapellenőrzéssel és hibakezeléssel</w:t>
+            </w:r>
+            <w:r>
+              <w:rPr>
+                <w:rFonts w:ascii="Times New Roman" w:hAnsi="Times New Roman" w:cs="Times New Roman"/>
+                <w:sz w:val="24"/>
+                <w:szCs w:val="24"/>
+              </w:rPr>
+              <w:t xml:space="preserve"> es </w:t>
+            </w:r>
+            <w:proofErr w:type="spellStart"/>
+            <w:r>
+              <w:rPr>
+                <w:rFonts w:ascii="Times New Roman" w:hAnsi="Times New Roman" w:cs="Times New Roman"/>
+                <w:sz w:val="24"/>
+                <w:szCs w:val="24"/>
+              </w:rPr>
+              <w:t>dokumentaciot</w:t>
+            </w:r>
+            <w:proofErr w:type="spellEnd"/>
+            <w:r>
+              <w:rPr>
+                <w:rFonts w:ascii="Times New Roman" w:hAnsi="Times New Roman" w:cs="Times New Roman"/>
+                <w:sz w:val="24"/>
+                <w:szCs w:val="24"/>
+              </w:rPr>
+              <w:t xml:space="preserve"> </w:t>
+            </w:r>
+            <w:proofErr w:type="spellStart"/>
+            <w:r>
+              <w:rPr>
+                <w:rFonts w:ascii="Times New Roman" w:hAnsi="Times New Roman" w:cs="Times New Roman"/>
+                <w:sz w:val="24"/>
+                <w:szCs w:val="24"/>
+              </w:rPr>
+              <w:t>potoltam</w:t>
+            </w:r>
+            <w:proofErr w:type="spellEnd"/>
+          </w:p>
+        </w:tc>
+      </w:tr>
+    </w:tbl>
+    <w:p>
+      <w:pPr>
+        <w:rPr>
+          <w:rFonts w:ascii="Times New Roman" w:hAnsi="Times New Roman" w:cs="Times New Roman"/>
+          <w:sz w:val="32"/>
+          <w:szCs w:val="32"/>
+        </w:rPr>
+      </w:pPr>
+    </w:p>
+    <w:p>
+      <w:pPr>
+        <w:rPr>
+          <w:rFonts w:ascii="Times New Roman" w:hAnsi="Times New Roman" w:cs="Times New Roman"/>
+          <w:sz w:val="32"/>
+          <w:szCs w:val="32"/>
+        </w:rPr>
+      </w:pPr>
+    </w:p>
+    <w:p>
+      <w:pPr>
+        <w:rPr>
+          <w:rFonts w:ascii="Times New Roman" w:hAnsi="Times New Roman" w:cs="Times New Roman"/>
+          <w:sz w:val="32"/>
+          <w:szCs w:val="32"/>
+        </w:rPr>
+      </w:pPr>
+    </w:p>
+    <w:p>
+      <w:pPr>
+        <w:rPr>
+          <w:rFonts w:ascii="Times New Roman" w:hAnsi="Times New Roman" w:cs="Times New Roman"/>
+          <w:sz w:val="32"/>
+          <w:szCs w:val="32"/>
+        </w:rPr>
+      </w:pPr>
+    </w:p>
+    <w:p>
+      <w:pPr>
+        <w:rPr>
+          <w:rFonts w:ascii="Times New Roman" w:hAnsi="Times New Roman" w:cs="Times New Roman"/>
+          <w:sz w:val="32"/>
+          <w:szCs w:val="32"/>
+        </w:rPr>
+      </w:pPr>
+    </w:p>
+    <w:p>
+      <w:pPr>
+        <w:rPr>
+          <w:rFonts w:ascii="Times New Roman" w:hAnsi="Times New Roman" w:cs="Times New Roman"/>
+          <w:sz w:val="32"/>
+          <w:szCs w:val="32"/>
+        </w:rPr>
+      </w:pPr>
+      <w:r>
+        <w:rPr>
+          <w:rFonts w:ascii="Times New Roman" w:hAnsi="Times New Roman" w:cs="Times New Roman"/>
+          <w:sz w:val="32"/>
+          <w:szCs w:val="32"/>
+        </w:rPr>
+        <w:t>Mérföldkövek</w:t>
+      </w:r>
+    </w:p>
+    <w:p>
+      <w:pPr>
+        <w:ind w:left="360"/>
+        <w:rPr>
+          <w:rFonts w:ascii="Times New Roman" w:hAnsi="Times New Roman" w:cs="Times New Roman"/>
+          <w:sz w:val="32"/>
+          <w:szCs w:val="32"/>
+        </w:rPr>
+      </w:pPr>
+      <w:r>
+        <w:rPr>
+          <w:rFonts w:ascii="Times New Roman" w:hAnsi="Times New Roman" w:cs="Times New Roman"/>
+          <w:sz w:val="32"/>
+          <w:szCs w:val="32"/>
+        </w:rPr>
+        <w:t xml:space="preserve">4.: </w:t>
+      </w:r>
+      <w:r>
+        <w:rPr>
+          <w:rFonts w:ascii="Times New Roman" w:hAnsi="Times New Roman" w:cs="Times New Roman"/>
+          <w:sz w:val="32"/>
+          <w:szCs w:val="32"/>
+        </w:rPr>
+        <w:t>0</w:t>
+      </w:r>
+      <w:r>
+        <w:rPr>
+          <w:rFonts w:ascii="Times New Roman" w:hAnsi="Times New Roman" w:cs="Times New Roman"/>
+          <w:sz w:val="32"/>
+          <w:szCs w:val="32"/>
+        </w:rPr>
+        <w:t>3</w:t>
+      </w:r>
+      <w:r>
+        <w:rPr>
+          <w:rFonts w:ascii="Times New Roman" w:hAnsi="Times New Roman" w:cs="Times New Roman"/>
+          <w:sz w:val="32"/>
+          <w:szCs w:val="32"/>
+        </w:rPr>
+        <w:t>.</w:t>
+      </w:r>
+      <w:r>
+        <w:rPr>
+          <w:rFonts w:ascii="Times New Roman" w:hAnsi="Times New Roman" w:cs="Times New Roman"/>
+          <w:sz w:val="32"/>
+          <w:szCs w:val="32"/>
+        </w:rPr>
+        <w:t>09</w:t>
+      </w:r>
+      <w:r>
+        <w:rPr>
+          <w:rFonts w:ascii="Times New Roman" w:hAnsi="Times New Roman" w:cs="Times New Roman"/>
+          <w:sz w:val="32"/>
+          <w:szCs w:val="32"/>
+        </w:rPr>
+        <w:t>.</w:t>
+      </w:r>
+    </w:p>
+    <w:tbl>
+      <w:tblPr>
+        <w:tblStyle w:val="Rcsostblzat"/>
+        <w:tblW w:w="0" w:type="auto"/>
+        <w:tblLook w:val="04A0" w:firstRow="1" w:lastRow="0" w:firstColumn="1" w:lastColumn="0" w:noHBand="0" w:noVBand="1"/>
+      </w:tblPr>
+      <w:tblGrid>
+        <w:gridCol w:w="4531"/>
+        <w:gridCol w:w="4531"/>
+      </w:tblGrid>
+      <w:tr>
+        <w:tc>
+          <w:tcPr>
+            <w:tcW w:w="4531" w:type="dxa"/>
+          </w:tcPr>
+          <w:p>
+            <w:pPr>
+              <w:jc w:val="center"/>
+              <w:rPr>
+                <w:rFonts w:ascii="Times New Roman" w:hAnsi="Times New Roman" w:cs="Times New Roman"/>
+                <w:sz w:val="40"/>
+                <w:szCs w:val="40"/>
+              </w:rPr>
+            </w:pPr>
+            <w:r>
+              <w:rPr>
+                <w:rFonts w:ascii="Times New Roman" w:hAnsi="Times New Roman" w:cs="Times New Roman"/>
+                <w:sz w:val="40"/>
+                <w:szCs w:val="40"/>
+              </w:rPr>
+              <w:t>Név</w:t>
+            </w:r>
+          </w:p>
+        </w:tc>
+        <w:tc>
+          <w:tcPr>
+            <w:tcW w:w="4531" w:type="dxa"/>
+          </w:tcPr>
+          <w:p>
+            <w:pPr>
+              <w:rPr>
+                <w:rFonts w:ascii="Times New Roman" w:hAnsi="Times New Roman" w:cs="Times New Roman"/>
+                <w:sz w:val="32"/>
+                <w:szCs w:val="32"/>
+              </w:rPr>
+            </w:pPr>
+            <w:r>
+              <w:rPr>
+                <w:rFonts w:ascii="Times New Roman" w:hAnsi="Times New Roman" w:cs="Times New Roman"/>
+                <w:sz w:val="32"/>
+                <w:szCs w:val="32"/>
+              </w:rPr>
+              <w:t>Feladat</w:t>
+            </w:r>
+          </w:p>
+        </w:tc>
+      </w:tr>
+      <w:tr>
+        <w:tc>
+          <w:tcPr>
+            <w:tcW w:w="4531" w:type="dxa"/>
+          </w:tcPr>
+          <w:p>
+            <w:pPr>
+              <w:rPr>
+                <w:rFonts w:ascii="Times New Roman" w:hAnsi="Times New Roman" w:cs="Times New Roman"/>
+                <w:sz w:val="32"/>
+                <w:szCs w:val="32"/>
+              </w:rPr>
+            </w:pPr>
+            <w:r>
+              <w:rPr>
+                <w:rFonts w:ascii="Times New Roman" w:hAnsi="Times New Roman" w:cs="Times New Roman"/>
+                <w:sz w:val="32"/>
+                <w:szCs w:val="32"/>
+              </w:rPr>
+              <w:t>Vass Sándor</w:t>
+            </w:r>
+          </w:p>
+          <w:p>
+            <w:pPr>
+              <w:rPr>
+                <w:rFonts w:ascii="Times New Roman" w:hAnsi="Times New Roman" w:cs="Times New Roman"/>
+                <w:sz w:val="32"/>
+                <w:szCs w:val="32"/>
+              </w:rPr>
+            </w:pPr>
+          </w:p>
+        </w:tc>
+        <w:tc>
+          <w:tcPr>
+            <w:tcW w:w="4531" w:type="dxa"/>
+          </w:tcPr>
+          <w:p>
+            <w:pPr>
+              <w:rPr>
+                <w:rFonts w:ascii="Times New Roman" w:hAnsi="Times New Roman" w:cs="Times New Roman"/>
+                <w:sz w:val="24"/>
+                <w:szCs w:val="24"/>
+              </w:rPr>
+            </w:pPr>
+            <w:r>
+              <w:rPr>
+                <w:rFonts w:ascii="Times New Roman" w:hAnsi="Times New Roman" w:cs="Times New Roman"/>
+                <w:sz w:val="24"/>
+                <w:szCs w:val="24"/>
+              </w:rPr>
+              <w:t xml:space="preserve">Drag and </w:t>
+            </w:r>
+            <w:proofErr w:type="spellStart"/>
+            <w:r>
+              <w:rPr>
+                <w:rFonts w:ascii="Times New Roman" w:hAnsi="Times New Roman" w:cs="Times New Roman"/>
+                <w:sz w:val="24"/>
+                <w:szCs w:val="24"/>
+              </w:rPr>
+              <w:t>drop</w:t>
+            </w:r>
+            <w:proofErr w:type="spellEnd"/>
+            <w:r>
+              <w:rPr>
+                <w:rFonts w:ascii="Times New Roman" w:hAnsi="Times New Roman" w:cs="Times New Roman"/>
+                <w:sz w:val="24"/>
+                <w:szCs w:val="24"/>
+              </w:rPr>
+              <w:t xml:space="preserve"> </w:t>
+            </w:r>
+            <w:proofErr w:type="spellStart"/>
+            <w:r>
+              <w:rPr>
+                <w:rFonts w:ascii="Times New Roman" w:hAnsi="Times New Roman" w:cs="Times New Roman"/>
+                <w:sz w:val="24"/>
+                <w:szCs w:val="24"/>
+              </w:rPr>
+              <w:t>debugolás</w:t>
+            </w:r>
+            <w:proofErr w:type="spellEnd"/>
+            <w:r>
+              <w:rPr>
+                <w:rFonts w:ascii="Times New Roman" w:hAnsi="Times New Roman" w:cs="Times New Roman"/>
+                <w:sz w:val="24"/>
+                <w:szCs w:val="24"/>
+              </w:rPr>
+              <w:t>, kereső funkció</w:t>
+            </w:r>
+          </w:p>
+        </w:tc>
+      </w:tr>
+      <w:tr>
+        <w:tc>
+          <w:tcPr>
+            <w:tcW w:w="4531" w:type="dxa"/>
+          </w:tcPr>
+          <w:p>
+            <w:pPr>
+              <w:rPr>
+                <w:rFonts w:ascii="Times New Roman" w:hAnsi="Times New Roman" w:cs="Times New Roman"/>
+                <w:sz w:val="32"/>
+                <w:szCs w:val="32"/>
+              </w:rPr>
+            </w:pPr>
+            <w:r>
+              <w:rPr>
+                <w:rFonts w:ascii="Times New Roman" w:hAnsi="Times New Roman" w:cs="Times New Roman"/>
+                <w:sz w:val="32"/>
+                <w:szCs w:val="32"/>
+              </w:rPr>
+              <w:t>Váradi János</w:t>
+            </w:r>
+          </w:p>
+          <w:p>
+            <w:pPr>
+              <w:rPr>
+                <w:rFonts w:ascii="Times New Roman" w:hAnsi="Times New Roman" w:cs="Times New Roman"/>
+                <w:sz w:val="32"/>
+                <w:szCs w:val="32"/>
+              </w:rPr>
+            </w:pPr>
+          </w:p>
+        </w:tc>
+        <w:tc>
+          <w:tcPr>
+            <w:tcW w:w="4531" w:type="dxa"/>
+          </w:tcPr>
+          <w:p>
+            <w:pPr>
+              <w:rPr>
+                <w:rFonts w:ascii="Times New Roman" w:hAnsi="Times New Roman" w:cs="Times New Roman"/>
+                <w:sz w:val="24"/>
+                <w:szCs w:val="24"/>
+              </w:rPr>
+            </w:pPr>
+            <w:r>
+              <w:rPr>
+                <w:rFonts w:ascii="Times New Roman" w:hAnsi="Times New Roman" w:cs="Times New Roman"/>
+                <w:sz w:val="24"/>
+                <w:szCs w:val="24"/>
+              </w:rPr>
+              <w:t>Dokumentáció megírása, az újratervezett SQL megalkotása</w:t>
+            </w:r>
+          </w:p>
+        </w:tc>
+      </w:tr>
+      <w:tr>
+        <w:tc>
+          <w:tcPr>
+            <w:tcW w:w="4531" w:type="dxa"/>
+          </w:tcPr>
+          <w:p>
+            <w:pPr>
+              <w:rPr>
+                <w:rFonts w:ascii="Times New Roman" w:hAnsi="Times New Roman" w:cs="Times New Roman"/>
+                <w:sz w:val="32"/>
+                <w:szCs w:val="32"/>
+              </w:rPr>
+            </w:pPr>
+            <w:r>
+              <w:rPr>
+                <w:rFonts w:ascii="Times New Roman" w:hAnsi="Times New Roman" w:cs="Times New Roman"/>
+                <w:sz w:val="32"/>
+                <w:szCs w:val="32"/>
+              </w:rPr>
+              <w:t>Tóth Vendel</w:t>
+            </w:r>
+          </w:p>
+          <w:p>
+            <w:pPr>
+              <w:rPr>
+                <w:rFonts w:ascii="Times New Roman" w:hAnsi="Times New Roman" w:cs="Times New Roman"/>
+                <w:sz w:val="32"/>
+                <w:szCs w:val="32"/>
+              </w:rPr>
+            </w:pPr>
+          </w:p>
+        </w:tc>
+        <w:tc>
+          <w:tcPr>
+            <w:tcW w:w="4531" w:type="dxa"/>
+          </w:tcPr>
+          <w:p>
+            <w:pPr>
+              <w:rPr>
+                <w:rFonts w:ascii="Times New Roman" w:hAnsi="Times New Roman" w:cs="Times New Roman"/>
+                <w:sz w:val="24"/>
+                <w:szCs w:val="24"/>
+              </w:rPr>
+            </w:pPr>
+            <w:r>
+              <w:rPr>
+                <w:rFonts w:ascii="Times New Roman" w:hAnsi="Times New Roman" w:cs="Times New Roman"/>
+                <w:sz w:val="24"/>
+                <w:szCs w:val="24"/>
+              </w:rPr>
+              <w:t xml:space="preserve">Az adatbázis-kapcsolat </w:t>
+            </w:r>
+            <w:proofErr w:type="spellStart"/>
+            <w:r>
+              <w:rPr>
+                <w:rFonts w:ascii="Times New Roman" w:hAnsi="Times New Roman" w:cs="Times New Roman"/>
+                <w:sz w:val="24"/>
+                <w:szCs w:val="24"/>
+              </w:rPr>
+              <w:t>újrastrukturálása</w:t>
+            </w:r>
+            <w:proofErr w:type="spellEnd"/>
+            <w:r>
+              <w:rPr>
+                <w:rFonts w:ascii="Times New Roman" w:hAnsi="Times New Roman" w:cs="Times New Roman"/>
+                <w:sz w:val="24"/>
+                <w:szCs w:val="24"/>
+              </w:rPr>
+              <w:t xml:space="preserve"> és a regisztrációs űrlap továbbfejlesztése valós idejű jelszóellenőrzéssel</w:t>
             </w:r>
           </w:p>
         </w:tc>
@@ -1799,7 +2959,7 @@
 </file>
 
 <file path=word/numbering.xml><?xml version="1.0" encoding="utf-8"?>
-<w:numbering xmlns:wpc="http://schemas.microsoft.com/office/word/2010/wordprocessingCanvas" xmlns:cx="http://schemas.microsoft.com/office/drawing/2014/chartex" xmlns:cx1="http://schemas.microsoft.com/office/drawing/2015/9/8/chartex" xmlns:cx2="http://schemas.microsoft.com/office/drawing/2015/10/21/chartex" xmlns:cx3="http://schemas.microsoft.com/office/drawing/2016/5/9/chartex" xmlns:cx4="http://schemas.microsoft.com/office/drawing/2016/5/10/chartex" xmlns:cx5="http://schemas.microsoft.com/office/drawing/2016/5/11/chartex" xmlns:cx6="http://schemas.microsoft.com/office/drawing/2016/5/12/chartex" xmlns:cx7="http://schemas.microsoft.com/office/drawing/2016/5/13/chartex" xmlns:cx8="http://schemas.microsoft.com/office/drawing/2016/5/14/chartex" xmlns:mc="http://schemas.openxmlformats.org/markup-compatibility/2006" xmlns:aink="http://schemas.microsoft.com/office/drawing/2016/ink" xmlns:am3d="http://schemas.microsoft.com/office/drawing/2017/model3d" xmlns:o="urn:schemas-microsoft-com:office:office" xmlns:r="http://schemas.openxmlformats.org/officeDocument/2006/relationships" xmlns:m="http://schemas.openxmlformats.org/officeDocument/2006/math" xmlns:v="urn:schemas-microsoft-com:vml" xmlns:wp14="http://schemas.microsoft.com/office/word/2010/wordprocessingDrawing" xmlns:wp="http://schemas.openxmlformats.org/drawingml/2006/wordprocessingDrawing" xmlns:w10="urn:schemas-microsoft-com:office:word" xmlns:w="http://schemas.openxmlformats.org/wordprocessingml/2006/main" xmlns:w14="http://schemas.microsoft.com/office/word/2010/wordml" xmlns:w15="http://schemas.microsoft.com/office/word/2012/wordml" xmlns:w16cex="http://schemas.microsoft.com/office/word/2018/wordml/cex" xmlns:w16cid="http://schemas.microsoft.com/office/word/2016/wordml/cid" xmlns:w16="http://schemas.microsoft.com/office/word/2018/wordml" xmlns:w16sdtdh="http://schemas.microsoft.com/office/word/2020/wordml/sdtdatahash" xmlns:w16se="http://schemas.microsoft.com/office/word/2015/wordml/symex" xmlns:wpg="http://schemas.microsoft.com/office/word/2010/wordprocessingGroup" xmlns:wpi="http://schemas.microsoft.com/office/word/2010/wordprocessingInk" xmlns:wne="http://schemas.microsoft.com/office/word/2006/wordml" xmlns:wps="http://schemas.microsoft.com/office/word/2010/wordprocessingShape" mc:Ignorable="w14 w15 w16se w16cid w16 w16cex w16sdtdh wp14">
+<w:numbering xmlns:wpc="http://schemas.microsoft.com/office/word/2010/wordprocessingCanvas" xmlns:cx="http://schemas.microsoft.com/office/drawing/2014/chartex" xmlns:cx1="http://schemas.microsoft.com/office/drawing/2015/9/8/chartex" xmlns:cx2="http://schemas.microsoft.com/office/drawing/2015/10/21/chartex" xmlns:cx3="http://schemas.microsoft.com/office/drawing/2016/5/9/chartex" xmlns:cx4="http://schemas.microsoft.com/office/drawing/2016/5/10/chartex" xmlns:cx5="http://schemas.microsoft.com/office/drawing/2016/5/11/chartex" xmlns:cx6="http://schemas.microsoft.com/office/drawing/2016/5/12/chartex" xmlns:cx7="http://schemas.microsoft.com/office/drawing/2016/5/13/chartex" xmlns:cx8="http://schemas.microsoft.com/office/drawing/2016/5/14/chartex" xmlns:mc="http://schemas.openxmlformats.org/markup-compatibility/2006" xmlns:aink="http://schemas.microsoft.com/office/drawing/2016/ink" xmlns:am3d="http://schemas.microsoft.com/office/drawing/2017/model3d" xmlns:o="urn:schemas-microsoft-com:office:office" xmlns:oel="http://schemas.microsoft.com/office/2019/extlst" xmlns:r="http://schemas.openxmlformats.org/officeDocument/2006/relationships" xmlns:m="http://schemas.openxmlformats.org/officeDocument/2006/math" xmlns:v="urn:schemas-microsoft-com:vml" xmlns:wp14="http://schemas.microsoft.com/office/word/2010/wordprocessingDrawing" xmlns:wp="http://schemas.openxmlformats.org/drawingml/2006/wordprocessingDrawing" xmlns:w10="urn:schemas-microsoft-com:office:word" xmlns:w="http://schemas.openxmlformats.org/wordprocessingml/2006/main" xmlns:w14="http://schemas.microsoft.com/office/word/2010/wordml" xmlns:w15="http://schemas.microsoft.com/office/word/2012/wordml" xmlns:w16cex="http://schemas.microsoft.com/office/word/2018/wordml/cex" xmlns:w16cid="http://schemas.microsoft.com/office/word/2016/wordml/cid" xmlns:w16="http://schemas.microsoft.com/office/word/2018/wordml" xmlns:w16du="http://schemas.microsoft.com/office/word/2023/wordml/word16du" xmlns:w16sdtdh="http://schemas.microsoft.com/office/word/2020/wordml/sdtdatahash" xmlns:w16sdtfl="http://schemas.microsoft.com/office/word/2024/wordml/sdtformatlock" xmlns:w16se="http://schemas.microsoft.com/office/word/2015/wordml/symex" xmlns:wpg="http://schemas.microsoft.com/office/word/2010/wordprocessingGroup" xmlns:wpi="http://schemas.microsoft.com/office/word/2010/wordprocessingInk" xmlns:wne="http://schemas.microsoft.com/office/word/2006/wordml" xmlns:wps="http://schemas.microsoft.com/office/word/2010/wordprocessingShape" mc:Ignorable="w14 w15 w16se w16cid w16 w16cex w16sdtdh w16sdtfl w16du wp14">
   <w:abstractNum w:abstractNumId="0" w15:restartNumberingAfterBreak="0">
     <w:nsid w:val="01943E8A"/>
     <w:multiLevelType w:val="hybridMultilevel"/>
@@ -3046,53 +4206,53 @@
       </w:pPr>
     </w:lvl>
   </w:abstractNum>
-  <w:num w:numId="1">
+  <w:num w:numId="1" w16cid:durableId="1157771850">
     <w:abstractNumId w:val="8"/>
   </w:num>
-  <w:num w:numId="2">
+  <w:num w:numId="2" w16cid:durableId="1773470134">
     <w:abstractNumId w:val="6"/>
   </w:num>
-  <w:num w:numId="3">
+  <w:num w:numId="3" w16cid:durableId="419913997">
     <w:abstractNumId w:val="12"/>
   </w:num>
-  <w:num w:numId="4">
+  <w:num w:numId="4" w16cid:durableId="1953896019">
     <w:abstractNumId w:val="9"/>
   </w:num>
-  <w:num w:numId="5">
+  <w:num w:numId="5" w16cid:durableId="689382239">
     <w:abstractNumId w:val="10"/>
   </w:num>
-  <w:num w:numId="6">
+  <w:num w:numId="6" w16cid:durableId="1536961874">
     <w:abstractNumId w:val="11"/>
   </w:num>
-  <w:num w:numId="7">
+  <w:num w:numId="7" w16cid:durableId="1574848081">
     <w:abstractNumId w:val="5"/>
   </w:num>
-  <w:num w:numId="8">
+  <w:num w:numId="8" w16cid:durableId="819154119">
     <w:abstractNumId w:val="2"/>
   </w:num>
-  <w:num w:numId="9">
+  <w:num w:numId="9" w16cid:durableId="603997395">
     <w:abstractNumId w:val="7"/>
   </w:num>
-  <w:num w:numId="10">
+  <w:num w:numId="10" w16cid:durableId="2032608742">
     <w:abstractNumId w:val="4"/>
   </w:num>
-  <w:num w:numId="11">
+  <w:num w:numId="11" w16cid:durableId="1844396611">
     <w:abstractNumId w:val="3"/>
   </w:num>
-  <w:num w:numId="12">
+  <w:num w:numId="12" w16cid:durableId="1398091389">
     <w:abstractNumId w:val="1"/>
   </w:num>
-  <w:num w:numId="13">
+  <w:num w:numId="13" w16cid:durableId="1914315444">
     <w:abstractNumId w:val="13"/>
   </w:num>
-  <w:num w:numId="14">
+  <w:num w:numId="14" w16cid:durableId="726955344">
     <w:abstractNumId w:val="0"/>
   </w:num>
 </w:numbering>
 </file>
 
 <file path=word/styles.xml><?xml version="1.0" encoding="utf-8"?>
-<w:styles xmlns:mc="http://schemas.openxmlformats.org/markup-compatibility/2006" xmlns:r="http://schemas.openxmlformats.org/officeDocument/2006/relationships" xmlns:w="http://schemas.openxmlformats.org/wordprocessingml/2006/main" xmlns:w14="http://schemas.microsoft.com/office/word/2010/wordml" xmlns:w15="http://schemas.microsoft.com/office/word/2012/wordml" xmlns:w16cex="http://schemas.microsoft.com/office/word/2018/wordml/cex" xmlns:w16cid="http://schemas.microsoft.com/office/word/2016/wordml/cid" xmlns:w16="http://schemas.microsoft.com/office/word/2018/wordml" xmlns:w16sdtdh="http://schemas.microsoft.com/office/word/2020/wordml/sdtdatahash" xmlns:w16se="http://schemas.microsoft.com/office/word/2015/wordml/symex" mc:Ignorable="w14 w15 w16se w16cid w16 w16cex w16sdtdh">
+<w:styles xmlns:mc="http://schemas.openxmlformats.org/markup-compatibility/2006" xmlns:r="http://schemas.openxmlformats.org/officeDocument/2006/relationships" xmlns:w="http://schemas.openxmlformats.org/wordprocessingml/2006/main" xmlns:w14="http://schemas.microsoft.com/office/word/2010/wordml" xmlns:w15="http://schemas.microsoft.com/office/word/2012/wordml" xmlns:w16cex="http://schemas.microsoft.com/office/word/2018/wordml/cex" xmlns:w16cid="http://schemas.microsoft.com/office/word/2016/wordml/cid" xmlns:w16="http://schemas.microsoft.com/office/word/2018/wordml" xmlns:w16du="http://schemas.microsoft.com/office/word/2023/wordml/word16du" xmlns:w16sdtdh="http://schemas.microsoft.com/office/word/2020/wordml/sdtdatahash" xmlns:w16sdtfl="http://schemas.microsoft.com/office/word/2024/wordml/sdtformatlock" xmlns:w16se="http://schemas.microsoft.com/office/word/2015/wordml/symex" mc:Ignorable="w14 w15 w16se w16cid w16 w16cex w16sdtdh w16sdtfl w16du">
   <w:docDefaults>
     <w:rPrDefault>
       <w:rPr>
@@ -3491,12 +4651,11 @@
   <w:style w:type="paragraph" w:default="1" w:styleId="Norml">
     <w:name w:val="Normal"/>
     <w:qFormat/>
-    <w:rsid w:val="00692165"/>
+    <w:rsid w:val="00FA057A"/>
   </w:style>
   <w:style w:type="character" w:default="1" w:styleId="Bekezdsalapbettpusa">
     <w:name w:val="Default Paragraph Font"/>
     <w:uiPriority w:val="1"/>
-    <w:semiHidden/>
     <w:unhideWhenUsed/>
   </w:style>
   <w:style w:type="table" w:default="1" w:styleId="Normltblzat">
@@ -3549,6 +4708,29 @@
       <w:ind w:left="720"/>
       <w:contextualSpacing/>
     </w:pPr>
+  </w:style>
+  <w:style w:type="character" w:styleId="Hiperhivatkozs">
+    <w:name w:val="Hyperlink"/>
+    <w:basedOn w:val="Bekezdsalapbettpusa"/>
+    <w:uiPriority w:val="99"/>
+    <w:unhideWhenUsed/>
+    <w:rsid w:val="007F624F"/>
+    <w:rPr>
+      <w:color w:val="0563C1" w:themeColor="hyperlink"/>
+      <w:u w:val="single"/>
+    </w:rPr>
+  </w:style>
+  <w:style w:type="character" w:styleId="Feloldatlanmegemlts">
+    <w:name w:val="Unresolved Mention"/>
+    <w:basedOn w:val="Bekezdsalapbettpusa"/>
+    <w:uiPriority w:val="99"/>
+    <w:semiHidden/>
+    <w:unhideWhenUsed/>
+    <w:rsid w:val="007F624F"/>
+    <w:rPr>
+      <w:color w:val="605E5C"/>
+      <w:shd w:val="clear" w:color="auto" w:fill="E1DFDD"/>
+    </w:rPr>
   </w:style>
 </w:styles>
 </file>

--- a/IKT calendar.docx
+++ b/IKT calendar.docx
@@ -1,6 +1,6 @@
 
 <file path=word/document.xml><?xml version="1.0" encoding="utf-8"?>
-<w:document xmlns:wpc="http://schemas.microsoft.com/office/word/2010/wordprocessingCanvas" xmlns:cx="http://schemas.microsoft.com/office/drawing/2014/chartex" xmlns:cx1="http://schemas.microsoft.com/office/drawing/2015/9/8/chartex" xmlns:cx2="http://schemas.microsoft.com/office/drawing/2015/10/21/chartex" xmlns:cx3="http://schemas.microsoft.com/office/drawing/2016/5/9/chartex" xmlns:cx4="http://schemas.microsoft.com/office/drawing/2016/5/10/chartex" xmlns:cx5="http://schemas.microsoft.com/office/drawing/2016/5/11/chartex" xmlns:cx6="http://schemas.microsoft.com/office/drawing/2016/5/12/chartex" xmlns:cx7="http://schemas.microsoft.com/office/drawing/2016/5/13/chartex" xmlns:cx8="http://schemas.microsoft.com/office/drawing/2016/5/14/chartex" xmlns:mc="http://schemas.openxmlformats.org/markup-compatibility/2006" xmlns:aink="http://schemas.microsoft.com/office/drawing/2016/ink" xmlns:am3d="http://schemas.microsoft.com/office/drawing/2017/model3d" xmlns:o="urn:schemas-microsoft-com:office:office" xmlns:oel="http://schemas.microsoft.com/office/2019/extlst" xmlns:r="http://schemas.openxmlformats.org/officeDocument/2006/relationships" xmlns:m="http://schemas.openxmlformats.org/officeDocument/2006/math" xmlns:v="urn:schemas-microsoft-com:vml" xmlns:wp14="http://schemas.microsoft.com/office/word/2010/wordprocessingDrawing" xmlns:wp="http://schemas.openxmlformats.org/drawingml/2006/wordprocessingDrawing" xmlns:w10="urn:schemas-microsoft-com:office:word" xmlns:w="http://schemas.openxmlformats.org/wordprocessingml/2006/main" xmlns:w14="http://schemas.microsoft.com/office/word/2010/wordml" xmlns:w15="http://schemas.microsoft.com/office/word/2012/wordml" xmlns:w16cex="http://schemas.microsoft.com/office/word/2018/wordml/cex" xmlns:w16cid="http://schemas.microsoft.com/office/word/2016/wordml/cid" xmlns:w16="http://schemas.microsoft.com/office/word/2018/wordml" xmlns:w16du="http://schemas.microsoft.com/office/word/2023/wordml/word16du" xmlns:w16sdtdh="http://schemas.microsoft.com/office/word/2020/wordml/sdtdatahash" xmlns:w16sdtfl="http://schemas.microsoft.com/office/word/2024/wordml/sdtformatlock" xmlns:w16se="http://schemas.microsoft.com/office/word/2015/wordml/symex" xmlns:wpg="http://schemas.microsoft.com/office/word/2010/wordprocessingGroup" xmlns:wpi="http://schemas.microsoft.com/office/word/2010/wordprocessingInk" xmlns:wne="http://schemas.microsoft.com/office/word/2006/wordml" xmlns:wps="http://schemas.microsoft.com/office/word/2010/wordprocessingShape" mc:Ignorable="w14 w15 w16se w16cid w16 w16cex w16sdtdh w16sdtfl w16du wp14">
+<w:document xmlns:wpc="http://schemas.microsoft.com/office/word/2010/wordprocessingCanvas" xmlns:cx="http://schemas.microsoft.com/office/drawing/2014/chartex" xmlns:cx1="http://schemas.microsoft.com/office/drawing/2015/9/8/chartex" xmlns:cx2="http://schemas.microsoft.com/office/drawing/2015/10/21/chartex" xmlns:cx3="http://schemas.microsoft.com/office/drawing/2016/5/9/chartex" xmlns:cx4="http://schemas.microsoft.com/office/drawing/2016/5/10/chartex" xmlns:cx5="http://schemas.microsoft.com/office/drawing/2016/5/11/chartex" xmlns:cx6="http://schemas.microsoft.com/office/drawing/2016/5/12/chartex" xmlns:cx7="http://schemas.microsoft.com/office/drawing/2016/5/13/chartex" xmlns:cx8="http://schemas.microsoft.com/office/drawing/2016/5/14/chartex" xmlns:mc="http://schemas.openxmlformats.org/markup-compatibility/2006" xmlns:aink="http://schemas.microsoft.com/office/drawing/2016/ink" xmlns:am3d="http://schemas.microsoft.com/office/drawing/2017/model3d" xmlns:o="urn:schemas-microsoft-com:office:office" xmlns:r="http://schemas.openxmlformats.org/officeDocument/2006/relationships" xmlns:m="http://schemas.openxmlformats.org/officeDocument/2006/math" xmlns:v="urn:schemas-microsoft-com:vml" xmlns:wp14="http://schemas.microsoft.com/office/word/2010/wordprocessingDrawing" xmlns:wp="http://schemas.openxmlformats.org/drawingml/2006/wordprocessingDrawing" xmlns:w10="urn:schemas-microsoft-com:office:word" xmlns:w="http://schemas.openxmlformats.org/wordprocessingml/2006/main" xmlns:w14="http://schemas.microsoft.com/office/word/2010/wordml" xmlns:w15="http://schemas.microsoft.com/office/word/2012/wordml" xmlns:w16cex="http://schemas.microsoft.com/office/word/2018/wordml/cex" xmlns:w16cid="http://schemas.microsoft.com/office/word/2016/wordml/cid" xmlns:w16="http://schemas.microsoft.com/office/word/2018/wordml" xmlns:w16sdtdh="http://schemas.microsoft.com/office/word/2020/wordml/sdtdatahash" xmlns:w16se="http://schemas.microsoft.com/office/word/2015/wordml/symex" xmlns:wpg="http://schemas.microsoft.com/office/word/2010/wordprocessingGroup" xmlns:wpi="http://schemas.microsoft.com/office/word/2010/wordprocessingInk" xmlns:wne="http://schemas.microsoft.com/office/word/2006/wordml" xmlns:wps="http://schemas.microsoft.com/office/word/2010/wordprocessingShape" mc:Ignorable="w14 w15 w16se w16cid w16 w16cex w16sdtdh wp14">
   <w:body>
     <w:p>
       <w:pPr>
@@ -1807,7 +1807,6 @@
               <w:t xml:space="preserve">A regisztrációs oldalt befejezte és az adatbázist </w:t>
             </w:r>
             <w:proofErr w:type="spellStart"/>
-            <w:proofErr w:type="gramStart"/>
             <w:r>
               <w:rPr>
                 <w:rFonts w:ascii="Times New Roman" w:hAnsi="Times New Roman" w:cs="Times New Roman"/>
@@ -1817,7 +1816,6 @@
               <w:t>realizalta</w:t>
             </w:r>
             <w:proofErr w:type="spellEnd"/>
-            <w:proofErr w:type="gramEnd"/>
             <w:r>
               <w:rPr>
                 <w:rFonts w:ascii="Times New Roman" w:hAnsi="Times New Roman" w:cs="Times New Roman"/>
@@ -2427,7 +2425,15 @@
                 <w:sz w:val="24"/>
                 <w:szCs w:val="24"/>
               </w:rPr>
-              <w:t>navigációs sávjának megalkotása</w:t>
+              <w:t xml:space="preserve">navigációs sávjának </w:t>
+            </w:r>
+            <w:r>
+              <w:rPr>
+                <w:rFonts w:ascii="Times New Roman" w:hAnsi="Times New Roman" w:cs="Times New Roman"/>
+                <w:sz w:val="24"/>
+                <w:szCs w:val="24"/>
+              </w:rPr>
+              <w:t>elkezdése</w:t>
             </w:r>
           </w:p>
         </w:tc>
@@ -2763,13 +2769,23 @@
                 <w:szCs w:val="24"/>
               </w:rPr>
             </w:pPr>
-            <w:r>
-              <w:rPr>
-                <w:rFonts w:ascii="Times New Roman" w:hAnsi="Times New Roman" w:cs="Times New Roman"/>
-                <w:sz w:val="24"/>
-                <w:szCs w:val="24"/>
-              </w:rPr>
-              <w:t xml:space="preserve">Drag and </w:t>
+            <w:proofErr w:type="spellStart"/>
+            <w:r>
+              <w:rPr>
+                <w:rFonts w:ascii="Times New Roman" w:hAnsi="Times New Roman" w:cs="Times New Roman"/>
+                <w:sz w:val="24"/>
+                <w:szCs w:val="24"/>
+              </w:rPr>
+              <w:t>Drag</w:t>
+            </w:r>
+            <w:proofErr w:type="spellEnd"/>
+            <w:r>
+              <w:rPr>
+                <w:rFonts w:ascii="Times New Roman" w:hAnsi="Times New Roman" w:cs="Times New Roman"/>
+                <w:sz w:val="24"/>
+                <w:szCs w:val="24"/>
+              </w:rPr>
+              <w:t xml:space="preserve"> and </w:t>
             </w:r>
             <w:proofErr w:type="spellStart"/>
             <w:r>
@@ -2860,7 +2876,25 @@
                 <w:sz w:val="24"/>
                 <w:szCs w:val="24"/>
               </w:rPr>
-              <w:t>Dokumentáció megírása, az újratervezett SQL megalkotása</w:t>
+              <w:t xml:space="preserve">Dokumentáció megírása, </w:t>
+            </w:r>
+            <w:proofErr w:type="spellStart"/>
+            <w:r>
+              <w:rPr>
+                <w:rFonts w:ascii="Times New Roman" w:hAnsi="Times New Roman" w:cs="Times New Roman"/>
+                <w:sz w:val="24"/>
+                <w:szCs w:val="24"/>
+              </w:rPr>
+              <w:t>navbár</w:t>
+            </w:r>
+            <w:proofErr w:type="spellEnd"/>
+            <w:r>
+              <w:rPr>
+                <w:rFonts w:ascii="Times New Roman" w:hAnsi="Times New Roman" w:cs="Times New Roman"/>
+                <w:sz w:val="24"/>
+                <w:szCs w:val="24"/>
+              </w:rPr>
+              <w:t xml:space="preserve"> folytatása</w:t>
             </w:r>
           </w:p>
         </w:tc>
@@ -2939,6 +2973,395 @@
         </w:tc>
       </w:tr>
     </w:tbl>
+    <w:p>
+      <w:pPr>
+        <w:rPr>
+          <w:rFonts w:ascii="Times New Roman" w:hAnsi="Times New Roman" w:cs="Times New Roman"/>
+          <w:sz w:val="32"/>
+          <w:szCs w:val="32"/>
+        </w:rPr>
+      </w:pPr>
+    </w:p>
+    <w:p>
+      <w:pPr>
+        <w:rPr>
+          <w:rFonts w:ascii="Times New Roman" w:hAnsi="Times New Roman" w:cs="Times New Roman"/>
+          <w:sz w:val="32"/>
+          <w:szCs w:val="32"/>
+        </w:rPr>
+      </w:pPr>
+    </w:p>
+    <w:p>
+      <w:pPr>
+        <w:rPr>
+          <w:rFonts w:ascii="Times New Roman" w:hAnsi="Times New Roman" w:cs="Times New Roman"/>
+          <w:sz w:val="32"/>
+          <w:szCs w:val="32"/>
+        </w:rPr>
+      </w:pPr>
+    </w:p>
+    <w:p>
+      <w:pPr>
+        <w:rPr>
+          <w:rFonts w:ascii="Times New Roman" w:hAnsi="Times New Roman" w:cs="Times New Roman"/>
+          <w:sz w:val="32"/>
+          <w:szCs w:val="32"/>
+        </w:rPr>
+      </w:pPr>
+    </w:p>
+    <w:p>
+      <w:pPr>
+        <w:rPr>
+          <w:rFonts w:ascii="Times New Roman" w:hAnsi="Times New Roman" w:cs="Times New Roman"/>
+          <w:sz w:val="32"/>
+          <w:szCs w:val="32"/>
+        </w:rPr>
+      </w:pPr>
+      <w:r>
+        <w:rPr>
+          <w:rFonts w:ascii="Times New Roman" w:hAnsi="Times New Roman" w:cs="Times New Roman"/>
+          <w:sz w:val="32"/>
+          <w:szCs w:val="32"/>
+        </w:rPr>
+        <w:lastRenderedPageBreak/>
+        <w:t>Mérföldkövek</w:t>
+      </w:r>
+    </w:p>
+    <w:p>
+      <w:pPr>
+        <w:rPr>
+          <w:rFonts w:ascii="Times New Roman" w:hAnsi="Times New Roman" w:cs="Times New Roman"/>
+          <w:sz w:val="32"/>
+          <w:szCs w:val="32"/>
+        </w:rPr>
+      </w:pPr>
+      <w:r>
+        <w:rPr>
+          <w:rFonts w:ascii="Times New Roman" w:hAnsi="Times New Roman" w:cs="Times New Roman"/>
+          <w:sz w:val="32"/>
+          <w:szCs w:val="32"/>
+        </w:rPr>
+        <w:t>Az előzőleg az AI által elkészített dolgok kicserélése saját kézzel írottra – Vass Sándor, Váradi János</w:t>
+      </w:r>
+    </w:p>
+    <w:p>
+      <w:pPr>
+        <w:ind w:left="360"/>
+        <w:rPr>
+          <w:rFonts w:ascii="Times New Roman" w:hAnsi="Times New Roman" w:cs="Times New Roman"/>
+          <w:sz w:val="32"/>
+          <w:szCs w:val="32"/>
+        </w:rPr>
+      </w:pPr>
+      <w:r>
+        <w:rPr>
+          <w:rFonts w:ascii="Times New Roman" w:hAnsi="Times New Roman" w:cs="Times New Roman"/>
+          <w:sz w:val="32"/>
+          <w:szCs w:val="32"/>
+        </w:rPr>
+        <w:t xml:space="preserve">4.: </w:t>
+      </w:r>
+      <w:r>
+        <w:rPr>
+          <w:rFonts w:ascii="Times New Roman" w:hAnsi="Times New Roman" w:cs="Times New Roman"/>
+          <w:sz w:val="32"/>
+          <w:szCs w:val="32"/>
+        </w:rPr>
+        <w:t>0</w:t>
+      </w:r>
+      <w:r>
+        <w:rPr>
+          <w:rFonts w:ascii="Times New Roman" w:hAnsi="Times New Roman" w:cs="Times New Roman"/>
+          <w:sz w:val="32"/>
+          <w:szCs w:val="32"/>
+        </w:rPr>
+        <w:t>3</w:t>
+      </w:r>
+      <w:r>
+        <w:rPr>
+          <w:rFonts w:ascii="Times New Roman" w:hAnsi="Times New Roman" w:cs="Times New Roman"/>
+          <w:sz w:val="32"/>
+          <w:szCs w:val="32"/>
+        </w:rPr>
+        <w:t>.</w:t>
+      </w:r>
+      <w:r>
+        <w:rPr>
+          <w:rFonts w:ascii="Times New Roman" w:hAnsi="Times New Roman" w:cs="Times New Roman"/>
+          <w:sz w:val="32"/>
+          <w:szCs w:val="32"/>
+        </w:rPr>
+        <w:t>16</w:t>
+      </w:r>
+      <w:r>
+        <w:rPr>
+          <w:rFonts w:ascii="Times New Roman" w:hAnsi="Times New Roman" w:cs="Times New Roman"/>
+          <w:sz w:val="32"/>
+          <w:szCs w:val="32"/>
+        </w:rPr>
+        <w:t>.</w:t>
+      </w:r>
+    </w:p>
+    <w:tbl>
+      <w:tblPr>
+        <w:tblStyle w:val="Rcsostblzat"/>
+        <w:tblW w:w="0" w:type="auto"/>
+        <w:tblLook w:val="04A0" w:firstRow="1" w:lastRow="0" w:firstColumn="1" w:lastColumn="0" w:noHBand="0" w:noVBand="1"/>
+      </w:tblPr>
+      <w:tblGrid>
+        <w:gridCol w:w="4531"/>
+        <w:gridCol w:w="4531"/>
+      </w:tblGrid>
+      <w:tr>
+        <w:tc>
+          <w:tcPr>
+            <w:tcW w:w="4531" w:type="dxa"/>
+          </w:tcPr>
+          <w:p>
+            <w:pPr>
+              <w:jc w:val="center"/>
+              <w:rPr>
+                <w:rFonts w:ascii="Times New Roman" w:hAnsi="Times New Roman" w:cs="Times New Roman"/>
+                <w:sz w:val="40"/>
+                <w:szCs w:val="40"/>
+              </w:rPr>
+            </w:pPr>
+            <w:r>
+              <w:rPr>
+                <w:rFonts w:ascii="Times New Roman" w:hAnsi="Times New Roman" w:cs="Times New Roman"/>
+                <w:sz w:val="40"/>
+                <w:szCs w:val="40"/>
+              </w:rPr>
+              <w:t>Név</w:t>
+            </w:r>
+          </w:p>
+        </w:tc>
+        <w:tc>
+          <w:tcPr>
+            <w:tcW w:w="4531" w:type="dxa"/>
+          </w:tcPr>
+          <w:p>
+            <w:pPr>
+              <w:rPr>
+                <w:rFonts w:ascii="Times New Roman" w:hAnsi="Times New Roman" w:cs="Times New Roman"/>
+                <w:sz w:val="32"/>
+                <w:szCs w:val="32"/>
+              </w:rPr>
+            </w:pPr>
+            <w:r>
+              <w:rPr>
+                <w:rFonts w:ascii="Times New Roman" w:hAnsi="Times New Roman" w:cs="Times New Roman"/>
+                <w:sz w:val="32"/>
+                <w:szCs w:val="32"/>
+              </w:rPr>
+              <w:t>Feladat</w:t>
+            </w:r>
+          </w:p>
+        </w:tc>
+      </w:tr>
+      <w:tr>
+        <w:tc>
+          <w:tcPr>
+            <w:tcW w:w="4531" w:type="dxa"/>
+          </w:tcPr>
+          <w:p>
+            <w:pPr>
+              <w:rPr>
+                <w:rFonts w:ascii="Times New Roman" w:hAnsi="Times New Roman" w:cs="Times New Roman"/>
+                <w:sz w:val="32"/>
+                <w:szCs w:val="32"/>
+              </w:rPr>
+            </w:pPr>
+            <w:r>
+              <w:rPr>
+                <w:rFonts w:ascii="Times New Roman" w:hAnsi="Times New Roman" w:cs="Times New Roman"/>
+                <w:sz w:val="32"/>
+                <w:szCs w:val="32"/>
+              </w:rPr>
+              <w:t>Vass Sándor</w:t>
+            </w:r>
+          </w:p>
+          <w:p>
+            <w:pPr>
+              <w:rPr>
+                <w:rFonts w:ascii="Times New Roman" w:hAnsi="Times New Roman" w:cs="Times New Roman"/>
+                <w:sz w:val="32"/>
+                <w:szCs w:val="32"/>
+              </w:rPr>
+            </w:pPr>
+          </w:p>
+        </w:tc>
+        <w:tc>
+          <w:tcPr>
+            <w:tcW w:w="4531" w:type="dxa"/>
+          </w:tcPr>
+          <w:p>
+            <w:pPr>
+              <w:rPr>
+                <w:rFonts w:ascii="Times New Roman" w:hAnsi="Times New Roman" w:cs="Times New Roman"/>
+                <w:sz w:val="24"/>
+                <w:szCs w:val="24"/>
+              </w:rPr>
+            </w:pPr>
+            <w:r>
+              <w:rPr>
+                <w:rFonts w:ascii="Times New Roman" w:hAnsi="Times New Roman" w:cs="Times New Roman"/>
+                <w:sz w:val="24"/>
+                <w:szCs w:val="24"/>
+              </w:rPr>
+              <w:t xml:space="preserve">Kereső kivitelezése, bal oldali sáv újra </w:t>
+            </w:r>
+            <w:proofErr w:type="spellStart"/>
+            <w:r>
+              <w:rPr>
+                <w:rFonts w:ascii="Times New Roman" w:hAnsi="Times New Roman" w:cs="Times New Roman"/>
+                <w:sz w:val="24"/>
+                <w:szCs w:val="24"/>
+              </w:rPr>
+              <w:t>configolása</w:t>
+            </w:r>
+            <w:proofErr w:type="spellEnd"/>
+            <w:r>
+              <w:rPr>
+                <w:rFonts w:ascii="Times New Roman" w:hAnsi="Times New Roman" w:cs="Times New Roman"/>
+                <w:sz w:val="24"/>
+                <w:szCs w:val="24"/>
+              </w:rPr>
+              <w:t xml:space="preserve"> </w:t>
+            </w:r>
+          </w:p>
+        </w:tc>
+      </w:tr>
+      <w:tr>
+        <w:tc>
+          <w:tcPr>
+            <w:tcW w:w="4531" w:type="dxa"/>
+          </w:tcPr>
+          <w:p>
+            <w:pPr>
+              <w:rPr>
+                <w:rFonts w:ascii="Times New Roman" w:hAnsi="Times New Roman" w:cs="Times New Roman"/>
+                <w:sz w:val="32"/>
+                <w:szCs w:val="32"/>
+              </w:rPr>
+            </w:pPr>
+            <w:r>
+              <w:rPr>
+                <w:rFonts w:ascii="Times New Roman" w:hAnsi="Times New Roman" w:cs="Times New Roman"/>
+                <w:sz w:val="32"/>
+                <w:szCs w:val="32"/>
+              </w:rPr>
+              <w:t>Váradi János</w:t>
+            </w:r>
+          </w:p>
+          <w:p>
+            <w:pPr>
+              <w:rPr>
+                <w:rFonts w:ascii="Times New Roman" w:hAnsi="Times New Roman" w:cs="Times New Roman"/>
+                <w:sz w:val="32"/>
+                <w:szCs w:val="32"/>
+              </w:rPr>
+            </w:pPr>
+          </w:p>
+        </w:tc>
+        <w:tc>
+          <w:tcPr>
+            <w:tcW w:w="4531" w:type="dxa"/>
+          </w:tcPr>
+          <w:p>
+            <w:pPr>
+              <w:rPr>
+                <w:rFonts w:ascii="Times New Roman" w:hAnsi="Times New Roman" w:cs="Times New Roman"/>
+                <w:sz w:val="24"/>
+                <w:szCs w:val="24"/>
+              </w:rPr>
+            </w:pPr>
+            <w:proofErr w:type="spellStart"/>
+            <w:r>
+              <w:rPr>
+                <w:rFonts w:ascii="Times New Roman" w:hAnsi="Times New Roman" w:cs="Times New Roman"/>
+                <w:sz w:val="24"/>
+                <w:szCs w:val="24"/>
+              </w:rPr>
+              <w:t>Navbár</w:t>
+            </w:r>
+            <w:proofErr w:type="spellEnd"/>
+            <w:r>
+              <w:rPr>
+                <w:rFonts w:ascii="Times New Roman" w:hAnsi="Times New Roman" w:cs="Times New Roman"/>
+                <w:sz w:val="24"/>
+                <w:szCs w:val="24"/>
+              </w:rPr>
+              <w:t xml:space="preserve"> befejezése a kereséssel, naptár helyének előkészítése</w:t>
+            </w:r>
+          </w:p>
+        </w:tc>
+      </w:tr>
+      <w:tr>
+        <w:tc>
+          <w:tcPr>
+            <w:tcW w:w="4531" w:type="dxa"/>
+          </w:tcPr>
+          <w:p>
+            <w:pPr>
+              <w:rPr>
+                <w:rFonts w:ascii="Times New Roman" w:hAnsi="Times New Roman" w:cs="Times New Roman"/>
+                <w:sz w:val="32"/>
+                <w:szCs w:val="32"/>
+              </w:rPr>
+            </w:pPr>
+            <w:r>
+              <w:rPr>
+                <w:rFonts w:ascii="Times New Roman" w:hAnsi="Times New Roman" w:cs="Times New Roman"/>
+                <w:sz w:val="32"/>
+                <w:szCs w:val="32"/>
+              </w:rPr>
+              <w:t>Tóth Vendel</w:t>
+            </w:r>
+          </w:p>
+          <w:p>
+            <w:pPr>
+              <w:rPr>
+                <w:rFonts w:ascii="Times New Roman" w:hAnsi="Times New Roman" w:cs="Times New Roman"/>
+                <w:sz w:val="32"/>
+                <w:szCs w:val="32"/>
+              </w:rPr>
+            </w:pPr>
+          </w:p>
+        </w:tc>
+        <w:tc>
+          <w:tcPr>
+            <w:tcW w:w="4531" w:type="dxa"/>
+          </w:tcPr>
+          <w:p>
+            <w:pPr>
+              <w:rPr>
+                <w:rFonts w:ascii="Times New Roman" w:hAnsi="Times New Roman" w:cs="Times New Roman"/>
+                <w:sz w:val="24"/>
+                <w:szCs w:val="24"/>
+              </w:rPr>
+            </w:pPr>
+            <w:r>
+              <w:rPr>
+                <w:rFonts w:ascii="Times New Roman" w:hAnsi="Times New Roman" w:cs="Times New Roman"/>
+                <w:sz w:val="24"/>
+                <w:szCs w:val="24"/>
+              </w:rPr>
+              <w:t xml:space="preserve">kocka projectmunka </w:t>
+            </w:r>
+          </w:p>
+        </w:tc>
+      </w:tr>
+    </w:tbl>
+    <w:p>
+      <w:pPr>
+        <w:rPr>
+          <w:rFonts w:ascii="Times New Roman" w:hAnsi="Times New Roman" w:cs="Times New Roman"/>
+          <w:sz w:val="32"/>
+          <w:szCs w:val="32"/>
+        </w:rPr>
+      </w:pPr>
+    </w:p>
     <w:p>
       <w:pPr>
         <w:rPr>
@@ -2959,7 +3382,7 @@
 </file>
 
 <file path=word/numbering.xml><?xml version="1.0" encoding="utf-8"?>
-<w:numbering xmlns:wpc="http://schemas.microsoft.com/office/word/2010/wordprocessingCanvas" xmlns:cx="http://schemas.microsoft.com/office/drawing/2014/chartex" xmlns:cx1="http://schemas.microsoft.com/office/drawing/2015/9/8/chartex" xmlns:cx2="http://schemas.microsoft.com/office/drawing/2015/10/21/chartex" xmlns:cx3="http://schemas.microsoft.com/office/drawing/2016/5/9/chartex" xmlns:cx4="http://schemas.microsoft.com/office/drawing/2016/5/10/chartex" xmlns:cx5="http://schemas.microsoft.com/office/drawing/2016/5/11/chartex" xmlns:cx6="http://schemas.microsoft.com/office/drawing/2016/5/12/chartex" xmlns:cx7="http://schemas.microsoft.com/office/drawing/2016/5/13/chartex" xmlns:cx8="http://schemas.microsoft.com/office/drawing/2016/5/14/chartex" xmlns:mc="http://schemas.openxmlformats.org/markup-compatibility/2006" xmlns:aink="http://schemas.microsoft.com/office/drawing/2016/ink" xmlns:am3d="http://schemas.microsoft.com/office/drawing/2017/model3d" xmlns:o="urn:schemas-microsoft-com:office:office" xmlns:oel="http://schemas.microsoft.com/office/2019/extlst" xmlns:r="http://schemas.openxmlformats.org/officeDocument/2006/relationships" xmlns:m="http://schemas.openxmlformats.org/officeDocument/2006/math" xmlns:v="urn:schemas-microsoft-com:vml" xmlns:wp14="http://schemas.microsoft.com/office/word/2010/wordprocessingDrawing" xmlns:wp="http://schemas.openxmlformats.org/drawingml/2006/wordprocessingDrawing" xmlns:w10="urn:schemas-microsoft-com:office:word" xmlns:w="http://schemas.openxmlformats.org/wordprocessingml/2006/main" xmlns:w14="http://schemas.microsoft.com/office/word/2010/wordml" xmlns:w15="http://schemas.microsoft.com/office/word/2012/wordml" xmlns:w16cex="http://schemas.microsoft.com/office/word/2018/wordml/cex" xmlns:w16cid="http://schemas.microsoft.com/office/word/2016/wordml/cid" xmlns:w16="http://schemas.microsoft.com/office/word/2018/wordml" xmlns:w16du="http://schemas.microsoft.com/office/word/2023/wordml/word16du" xmlns:w16sdtdh="http://schemas.microsoft.com/office/word/2020/wordml/sdtdatahash" xmlns:w16sdtfl="http://schemas.microsoft.com/office/word/2024/wordml/sdtformatlock" xmlns:w16se="http://schemas.microsoft.com/office/word/2015/wordml/symex" xmlns:wpg="http://schemas.microsoft.com/office/word/2010/wordprocessingGroup" xmlns:wpi="http://schemas.microsoft.com/office/word/2010/wordprocessingInk" xmlns:wne="http://schemas.microsoft.com/office/word/2006/wordml" xmlns:wps="http://schemas.microsoft.com/office/word/2010/wordprocessingShape" mc:Ignorable="w14 w15 w16se w16cid w16 w16cex w16sdtdh w16sdtfl w16du wp14">
+<w:numbering xmlns:wpc="http://schemas.microsoft.com/office/word/2010/wordprocessingCanvas" xmlns:cx="http://schemas.microsoft.com/office/drawing/2014/chartex" xmlns:cx1="http://schemas.microsoft.com/office/drawing/2015/9/8/chartex" xmlns:cx2="http://schemas.microsoft.com/office/drawing/2015/10/21/chartex" xmlns:cx3="http://schemas.microsoft.com/office/drawing/2016/5/9/chartex" xmlns:cx4="http://schemas.microsoft.com/office/drawing/2016/5/10/chartex" xmlns:cx5="http://schemas.microsoft.com/office/drawing/2016/5/11/chartex" xmlns:cx6="http://schemas.microsoft.com/office/drawing/2016/5/12/chartex" xmlns:cx7="http://schemas.microsoft.com/office/drawing/2016/5/13/chartex" xmlns:cx8="http://schemas.microsoft.com/office/drawing/2016/5/14/chartex" xmlns:mc="http://schemas.openxmlformats.org/markup-compatibility/2006" xmlns:aink="http://schemas.microsoft.com/office/drawing/2016/ink" xmlns:am3d="http://schemas.microsoft.com/office/drawing/2017/model3d" xmlns:o="urn:schemas-microsoft-com:office:office" xmlns:r="http://schemas.openxmlformats.org/officeDocument/2006/relationships" xmlns:m="http://schemas.openxmlformats.org/officeDocument/2006/math" xmlns:v="urn:schemas-microsoft-com:vml" xmlns:wp14="http://schemas.microsoft.com/office/word/2010/wordprocessingDrawing" xmlns:wp="http://schemas.openxmlformats.org/drawingml/2006/wordprocessingDrawing" xmlns:w10="urn:schemas-microsoft-com:office:word" xmlns:w="http://schemas.openxmlformats.org/wordprocessingml/2006/main" xmlns:w14="http://schemas.microsoft.com/office/word/2010/wordml" xmlns:w15="http://schemas.microsoft.com/office/word/2012/wordml" xmlns:w16cex="http://schemas.microsoft.com/office/word/2018/wordml/cex" xmlns:w16cid="http://schemas.microsoft.com/office/word/2016/wordml/cid" xmlns:w16="http://schemas.microsoft.com/office/word/2018/wordml" xmlns:w16sdtdh="http://schemas.microsoft.com/office/word/2020/wordml/sdtdatahash" xmlns:w16se="http://schemas.microsoft.com/office/word/2015/wordml/symex" xmlns:wpg="http://schemas.microsoft.com/office/word/2010/wordprocessingGroup" xmlns:wpi="http://schemas.microsoft.com/office/word/2010/wordprocessingInk" xmlns:wne="http://schemas.microsoft.com/office/word/2006/wordml" xmlns:wps="http://schemas.microsoft.com/office/word/2010/wordprocessingShape" mc:Ignorable="w14 w15 w16se w16cid w16 w16cex w16sdtdh wp14">
   <w:abstractNum w:abstractNumId="0" w15:restartNumberingAfterBreak="0">
     <w:nsid w:val="01943E8A"/>
     <w:multiLevelType w:val="hybridMultilevel"/>
@@ -4206,53 +4629,53 @@
       </w:pPr>
     </w:lvl>
   </w:abstractNum>
-  <w:num w:numId="1" w16cid:durableId="1157771850">
+  <w:num w:numId="1">
     <w:abstractNumId w:val="8"/>
   </w:num>
-  <w:num w:numId="2" w16cid:durableId="1773470134">
+  <w:num w:numId="2">
     <w:abstractNumId w:val="6"/>
   </w:num>
-  <w:num w:numId="3" w16cid:durableId="419913997">
+  <w:num w:numId="3">
     <w:abstractNumId w:val="12"/>
   </w:num>
-  <w:num w:numId="4" w16cid:durableId="1953896019">
+  <w:num w:numId="4">
     <w:abstractNumId w:val="9"/>
   </w:num>
-  <w:num w:numId="5" w16cid:durableId="689382239">
+  <w:num w:numId="5">
     <w:abstractNumId w:val="10"/>
   </w:num>
-  <w:num w:numId="6" w16cid:durableId="1536961874">
+  <w:num w:numId="6">
     <w:abstractNumId w:val="11"/>
   </w:num>
-  <w:num w:numId="7" w16cid:durableId="1574848081">
+  <w:num w:numId="7">
     <w:abstractNumId w:val="5"/>
   </w:num>
-  <w:num w:numId="8" w16cid:durableId="819154119">
+  <w:num w:numId="8">
     <w:abstractNumId w:val="2"/>
   </w:num>
-  <w:num w:numId="9" w16cid:durableId="603997395">
+  <w:num w:numId="9">
     <w:abstractNumId w:val="7"/>
   </w:num>
-  <w:num w:numId="10" w16cid:durableId="2032608742">
+  <w:num w:numId="10">
     <w:abstractNumId w:val="4"/>
   </w:num>
-  <w:num w:numId="11" w16cid:durableId="1844396611">
+  <w:num w:numId="11">
     <w:abstractNumId w:val="3"/>
   </w:num>
-  <w:num w:numId="12" w16cid:durableId="1398091389">
+  <w:num w:numId="12">
     <w:abstractNumId w:val="1"/>
   </w:num>
-  <w:num w:numId="13" w16cid:durableId="1914315444">
+  <w:num w:numId="13">
     <w:abstractNumId w:val="13"/>
   </w:num>
-  <w:num w:numId="14" w16cid:durableId="726955344">
+  <w:num w:numId="14">
     <w:abstractNumId w:val="0"/>
   </w:num>
 </w:numbering>
 </file>
 
 <file path=word/styles.xml><?xml version="1.0" encoding="utf-8"?>
-<w:styles xmlns:mc="http://schemas.openxmlformats.org/markup-compatibility/2006" xmlns:r="http://schemas.openxmlformats.org/officeDocument/2006/relationships" xmlns:w="http://schemas.openxmlformats.org/wordprocessingml/2006/main" xmlns:w14="http://schemas.microsoft.com/office/word/2010/wordml" xmlns:w15="http://schemas.microsoft.com/office/word/2012/wordml" xmlns:w16cex="http://schemas.microsoft.com/office/word/2018/wordml/cex" xmlns:w16cid="http://schemas.microsoft.com/office/word/2016/wordml/cid" xmlns:w16="http://schemas.microsoft.com/office/word/2018/wordml" xmlns:w16du="http://schemas.microsoft.com/office/word/2023/wordml/word16du" xmlns:w16sdtdh="http://schemas.microsoft.com/office/word/2020/wordml/sdtdatahash" xmlns:w16sdtfl="http://schemas.microsoft.com/office/word/2024/wordml/sdtformatlock" xmlns:w16se="http://schemas.microsoft.com/office/word/2015/wordml/symex" mc:Ignorable="w14 w15 w16se w16cid w16 w16cex w16sdtdh w16sdtfl w16du">
+<w:styles xmlns:mc="http://schemas.openxmlformats.org/markup-compatibility/2006" xmlns:r="http://schemas.openxmlformats.org/officeDocument/2006/relationships" xmlns:w="http://schemas.openxmlformats.org/wordprocessingml/2006/main" xmlns:w14="http://schemas.microsoft.com/office/word/2010/wordml" xmlns:w15="http://schemas.microsoft.com/office/word/2012/wordml" xmlns:w16cex="http://schemas.microsoft.com/office/word/2018/wordml/cex" xmlns:w16cid="http://schemas.microsoft.com/office/word/2016/wordml/cid" xmlns:w16="http://schemas.microsoft.com/office/word/2018/wordml" xmlns:w16sdtdh="http://schemas.microsoft.com/office/word/2020/wordml/sdtdatahash" xmlns:w16se="http://schemas.microsoft.com/office/word/2015/wordml/symex" mc:Ignorable="w14 w15 w16se w16cid w16 w16cex w16sdtdh">
   <w:docDefaults>
     <w:rPrDefault>
       <w:rPr>
@@ -4656,6 +5079,7 @@
   <w:style w:type="character" w:default="1" w:styleId="Bekezdsalapbettpusa">
     <w:name w:val="Default Paragraph Font"/>
     <w:uiPriority w:val="1"/>
+    <w:semiHidden/>
     <w:unhideWhenUsed/>
   </w:style>
   <w:style w:type="table" w:default="1" w:styleId="Normltblzat">

--- a/IKT calendar.docx
+++ b/IKT calendar.docx
@@ -1807,6 +1807,7 @@
               <w:t xml:space="preserve">A regisztrációs oldalt befejezte és az adatbázist </w:t>
             </w:r>
             <w:proofErr w:type="spellStart"/>
+            <w:proofErr w:type="gramStart"/>
             <w:r>
               <w:rPr>
                 <w:rFonts w:ascii="Times New Roman" w:hAnsi="Times New Roman" w:cs="Times New Roman"/>
@@ -1816,6 +1817,7 @@
               <w:t>realizalta</w:t>
             </w:r>
             <w:proofErr w:type="spellEnd"/>
+            <w:proofErr w:type="gramEnd"/>
             <w:r>
               <w:rPr>
                 <w:rFonts w:ascii="Times New Roman" w:hAnsi="Times New Roman" w:cs="Times New Roman"/>
@@ -1869,7 +1871,15 @@
           <w:sz w:val="32"/>
           <w:szCs w:val="32"/>
         </w:rPr>
-        <w:t xml:space="preserve">4.: </w:t>
+        <w:t>5</w:t>
+      </w:r>
+      <w:r>
+        <w:rPr>
+          <w:rFonts w:ascii="Times New Roman" w:hAnsi="Times New Roman" w:cs="Times New Roman"/>
+          <w:sz w:val="32"/>
+          <w:szCs w:val="32"/>
+        </w:rPr>
+        <w:t xml:space="preserve">.: </w:t>
       </w:r>
       <w:r>
         <w:rPr>
@@ -2212,7 +2222,15 @@
           <w:sz w:val="32"/>
           <w:szCs w:val="32"/>
         </w:rPr>
-        <w:t xml:space="preserve">4.: </w:t>
+        <w:t>6</w:t>
+      </w:r>
+      <w:r>
+        <w:rPr>
+          <w:rFonts w:ascii="Times New Roman" w:hAnsi="Times New Roman" w:cs="Times New Roman"/>
+          <w:sz w:val="32"/>
+          <w:szCs w:val="32"/>
+        </w:rPr>
+        <w:t xml:space="preserve">.: </w:t>
       </w:r>
       <w:r>
         <w:rPr>
@@ -2625,7 +2643,15 @@
           <w:sz w:val="32"/>
           <w:szCs w:val="32"/>
         </w:rPr>
-        <w:t xml:space="preserve">4.: </w:t>
+        <w:t>7</w:t>
+      </w:r>
+      <w:r>
+        <w:rPr>
+          <w:rFonts w:ascii="Times New Roman" w:hAnsi="Times New Roman" w:cs="Times New Roman"/>
+          <w:sz w:val="32"/>
+          <w:szCs w:val="32"/>
+        </w:rPr>
+        <w:t xml:space="preserve">.: </w:t>
       </w:r>
       <w:r>
         <w:rPr>
@@ -3059,7 +3085,15 @@
           <w:sz w:val="32"/>
           <w:szCs w:val="32"/>
         </w:rPr>
-        <w:t xml:space="preserve">4.: </w:t>
+        <w:t>8</w:t>
+      </w:r>
+      <w:r>
+        <w:rPr>
+          <w:rFonts w:ascii="Times New Roman" w:hAnsi="Times New Roman" w:cs="Times New Roman"/>
+          <w:sz w:val="32"/>
+          <w:szCs w:val="32"/>
+        </w:rPr>
+        <w:t xml:space="preserve">.: </w:t>
       </w:r>
       <w:r>
         <w:rPr>
@@ -3348,6 +3382,792 @@
                 <w:szCs w:val="24"/>
               </w:rPr>
               <w:t xml:space="preserve">kocka projectmunka </w:t>
+            </w:r>
+          </w:p>
+        </w:tc>
+      </w:tr>
+    </w:tbl>
+    <w:p>
+      <w:pPr>
+        <w:rPr>
+          <w:rFonts w:ascii="Times New Roman" w:hAnsi="Times New Roman" w:cs="Times New Roman"/>
+          <w:sz w:val="32"/>
+          <w:szCs w:val="32"/>
+        </w:rPr>
+      </w:pPr>
+    </w:p>
+    <w:p>
+      <w:pPr>
+        <w:rPr>
+          <w:rFonts w:ascii="Times New Roman" w:hAnsi="Times New Roman" w:cs="Times New Roman"/>
+          <w:sz w:val="32"/>
+          <w:szCs w:val="32"/>
+        </w:rPr>
+      </w:pPr>
+      <w:r>
+        <w:rPr>
+          <w:rFonts w:ascii="Times New Roman" w:hAnsi="Times New Roman" w:cs="Times New Roman"/>
+          <w:sz w:val="32"/>
+          <w:szCs w:val="32"/>
+        </w:rPr>
+        <w:t>Mérföldkövek</w:t>
+      </w:r>
+    </w:p>
+    <w:p>
+      <w:pPr>
+        <w:ind w:left="360"/>
+        <w:rPr>
+          <w:rFonts w:ascii="Times New Roman" w:hAnsi="Times New Roman" w:cs="Times New Roman"/>
+          <w:sz w:val="32"/>
+          <w:szCs w:val="32"/>
+        </w:rPr>
+      </w:pPr>
+      <w:r>
+        <w:rPr>
+          <w:rFonts w:ascii="Times New Roman" w:hAnsi="Times New Roman" w:cs="Times New Roman"/>
+          <w:sz w:val="32"/>
+          <w:szCs w:val="32"/>
+        </w:rPr>
+        <w:t>10</w:t>
+      </w:r>
+      <w:r>
+        <w:rPr>
+          <w:rFonts w:ascii="Times New Roman" w:hAnsi="Times New Roman" w:cs="Times New Roman"/>
+          <w:sz w:val="32"/>
+          <w:szCs w:val="32"/>
+        </w:rPr>
+        <w:t xml:space="preserve">.: </w:t>
+      </w:r>
+      <w:r>
+        <w:rPr>
+          <w:rFonts w:ascii="Times New Roman" w:hAnsi="Times New Roman" w:cs="Times New Roman"/>
+          <w:sz w:val="32"/>
+          <w:szCs w:val="32"/>
+        </w:rPr>
+        <w:t>0</w:t>
+      </w:r>
+      <w:r>
+        <w:rPr>
+          <w:rFonts w:ascii="Times New Roman" w:hAnsi="Times New Roman" w:cs="Times New Roman"/>
+          <w:sz w:val="32"/>
+          <w:szCs w:val="32"/>
+        </w:rPr>
+        <w:t>3</w:t>
+      </w:r>
+      <w:r>
+        <w:rPr>
+          <w:rFonts w:ascii="Times New Roman" w:hAnsi="Times New Roman" w:cs="Times New Roman"/>
+          <w:sz w:val="32"/>
+          <w:szCs w:val="32"/>
+        </w:rPr>
+        <w:t>.</w:t>
+      </w:r>
+      <w:r>
+        <w:rPr>
+          <w:rFonts w:ascii="Times New Roman" w:hAnsi="Times New Roman" w:cs="Times New Roman"/>
+          <w:sz w:val="32"/>
+          <w:szCs w:val="32"/>
+        </w:rPr>
+        <w:t>23</w:t>
+      </w:r>
+      <w:r>
+        <w:rPr>
+          <w:rFonts w:ascii="Times New Roman" w:hAnsi="Times New Roman" w:cs="Times New Roman"/>
+          <w:sz w:val="32"/>
+          <w:szCs w:val="32"/>
+        </w:rPr>
+        <w:t>.</w:t>
+      </w:r>
+    </w:p>
+    <w:tbl>
+      <w:tblPr>
+        <w:tblStyle w:val="Rcsostblzat"/>
+        <w:tblW w:w="0" w:type="auto"/>
+        <w:tblLook w:val="04A0" w:firstRow="1" w:lastRow="0" w:firstColumn="1" w:lastColumn="0" w:noHBand="0" w:noVBand="1"/>
+      </w:tblPr>
+      <w:tblGrid>
+        <w:gridCol w:w="4531"/>
+        <w:gridCol w:w="4531"/>
+      </w:tblGrid>
+      <w:tr>
+        <w:tc>
+          <w:tcPr>
+            <w:tcW w:w="4531" w:type="dxa"/>
+          </w:tcPr>
+          <w:p>
+            <w:pPr>
+              <w:jc w:val="center"/>
+              <w:rPr>
+                <w:rFonts w:ascii="Times New Roman" w:hAnsi="Times New Roman" w:cs="Times New Roman"/>
+                <w:sz w:val="40"/>
+                <w:szCs w:val="40"/>
+              </w:rPr>
+            </w:pPr>
+            <w:r>
+              <w:rPr>
+                <w:rFonts w:ascii="Times New Roman" w:hAnsi="Times New Roman" w:cs="Times New Roman"/>
+                <w:sz w:val="40"/>
+                <w:szCs w:val="40"/>
+              </w:rPr>
+              <w:t>Név</w:t>
+            </w:r>
+          </w:p>
+        </w:tc>
+        <w:tc>
+          <w:tcPr>
+            <w:tcW w:w="4531" w:type="dxa"/>
+          </w:tcPr>
+          <w:p>
+            <w:pPr>
+              <w:rPr>
+                <w:rFonts w:ascii="Times New Roman" w:hAnsi="Times New Roman" w:cs="Times New Roman"/>
+                <w:sz w:val="32"/>
+                <w:szCs w:val="32"/>
+              </w:rPr>
+            </w:pPr>
+            <w:r>
+              <w:rPr>
+                <w:rFonts w:ascii="Times New Roman" w:hAnsi="Times New Roman" w:cs="Times New Roman"/>
+                <w:sz w:val="32"/>
+                <w:szCs w:val="32"/>
+              </w:rPr>
+              <w:t>Feladat</w:t>
+            </w:r>
+          </w:p>
+        </w:tc>
+      </w:tr>
+      <w:tr>
+        <w:tc>
+          <w:tcPr>
+            <w:tcW w:w="4531" w:type="dxa"/>
+          </w:tcPr>
+          <w:p>
+            <w:pPr>
+              <w:rPr>
+                <w:rFonts w:ascii="Times New Roman" w:hAnsi="Times New Roman" w:cs="Times New Roman"/>
+                <w:sz w:val="32"/>
+                <w:szCs w:val="32"/>
+              </w:rPr>
+            </w:pPr>
+            <w:r>
+              <w:rPr>
+                <w:rFonts w:ascii="Times New Roman" w:hAnsi="Times New Roman" w:cs="Times New Roman"/>
+                <w:sz w:val="32"/>
+                <w:szCs w:val="32"/>
+              </w:rPr>
+              <w:t>Vass Sándor</w:t>
+            </w:r>
+          </w:p>
+          <w:p>
+            <w:pPr>
+              <w:rPr>
+                <w:rFonts w:ascii="Times New Roman" w:hAnsi="Times New Roman" w:cs="Times New Roman"/>
+                <w:sz w:val="32"/>
+                <w:szCs w:val="32"/>
+              </w:rPr>
+            </w:pPr>
+          </w:p>
+        </w:tc>
+        <w:tc>
+          <w:tcPr>
+            <w:tcW w:w="4531" w:type="dxa"/>
+          </w:tcPr>
+          <w:p>
+            <w:pPr>
+              <w:rPr>
+                <w:rFonts w:ascii="Times New Roman" w:hAnsi="Times New Roman" w:cs="Times New Roman"/>
+                <w:sz w:val="24"/>
+                <w:szCs w:val="24"/>
+              </w:rPr>
+            </w:pPr>
+            <w:r>
+              <w:rPr>
+                <w:rFonts w:ascii="Times New Roman" w:hAnsi="Times New Roman" w:cs="Times New Roman"/>
+                <w:sz w:val="24"/>
+                <w:szCs w:val="24"/>
+              </w:rPr>
+              <w:t>új esemény létrehozása</w:t>
+            </w:r>
+            <w:r>
+              <w:rPr>
+                <w:rFonts w:ascii="Times New Roman" w:hAnsi="Times New Roman" w:cs="Times New Roman"/>
+                <w:sz w:val="24"/>
+                <w:szCs w:val="24"/>
+              </w:rPr>
+              <w:t xml:space="preserve">, </w:t>
+            </w:r>
+            <w:proofErr w:type="spellStart"/>
+            <w:r>
+              <w:rPr>
+                <w:rFonts w:ascii="Times New Roman" w:hAnsi="Times New Roman" w:cs="Times New Roman"/>
+                <w:sz w:val="24"/>
+                <w:szCs w:val="24"/>
+              </w:rPr>
+              <w:t>dark</w:t>
+            </w:r>
+            <w:proofErr w:type="spellEnd"/>
+            <w:r>
+              <w:rPr>
+                <w:rFonts w:ascii="Times New Roman" w:hAnsi="Times New Roman" w:cs="Times New Roman"/>
+                <w:sz w:val="24"/>
+                <w:szCs w:val="24"/>
+              </w:rPr>
+              <w:t xml:space="preserve"> </w:t>
+            </w:r>
+            <w:proofErr w:type="spellStart"/>
+            <w:r>
+              <w:rPr>
+                <w:rFonts w:ascii="Times New Roman" w:hAnsi="Times New Roman" w:cs="Times New Roman"/>
+                <w:sz w:val="24"/>
+                <w:szCs w:val="24"/>
+              </w:rPr>
+              <w:t>light</w:t>
+            </w:r>
+            <w:proofErr w:type="spellEnd"/>
+            <w:r>
+              <w:rPr>
+                <w:rFonts w:ascii="Times New Roman" w:hAnsi="Times New Roman" w:cs="Times New Roman"/>
+                <w:sz w:val="24"/>
+                <w:szCs w:val="24"/>
+              </w:rPr>
+              <w:t xml:space="preserve"> </w:t>
+            </w:r>
+            <w:proofErr w:type="spellStart"/>
+            <w:r>
+              <w:rPr>
+                <w:rFonts w:ascii="Times New Roman" w:hAnsi="Times New Roman" w:cs="Times New Roman"/>
+                <w:sz w:val="24"/>
+                <w:szCs w:val="24"/>
+              </w:rPr>
+              <w:t>mode</w:t>
+            </w:r>
+            <w:proofErr w:type="spellEnd"/>
+            <w:r>
+              <w:rPr>
+                <w:rFonts w:ascii="Times New Roman" w:hAnsi="Times New Roman" w:cs="Times New Roman"/>
+                <w:sz w:val="24"/>
+                <w:szCs w:val="24"/>
+              </w:rPr>
+              <w:t xml:space="preserve"> készítése a beállítások menübe</w:t>
+            </w:r>
+          </w:p>
+        </w:tc>
+      </w:tr>
+      <w:tr>
+        <w:tc>
+          <w:tcPr>
+            <w:tcW w:w="4531" w:type="dxa"/>
+          </w:tcPr>
+          <w:p>
+            <w:pPr>
+              <w:rPr>
+                <w:rFonts w:ascii="Times New Roman" w:hAnsi="Times New Roman" w:cs="Times New Roman"/>
+                <w:sz w:val="32"/>
+                <w:szCs w:val="32"/>
+              </w:rPr>
+            </w:pPr>
+            <w:r>
+              <w:rPr>
+                <w:rFonts w:ascii="Times New Roman" w:hAnsi="Times New Roman" w:cs="Times New Roman"/>
+                <w:sz w:val="32"/>
+                <w:szCs w:val="32"/>
+              </w:rPr>
+              <w:t>Váradi János</w:t>
+            </w:r>
+          </w:p>
+          <w:p>
+            <w:pPr>
+              <w:rPr>
+                <w:rFonts w:ascii="Times New Roman" w:hAnsi="Times New Roman" w:cs="Times New Roman"/>
+                <w:sz w:val="32"/>
+                <w:szCs w:val="32"/>
+              </w:rPr>
+            </w:pPr>
+          </w:p>
+        </w:tc>
+        <w:tc>
+          <w:tcPr>
+            <w:tcW w:w="4531" w:type="dxa"/>
+          </w:tcPr>
+          <w:p>
+            <w:pPr>
+              <w:rPr>
+                <w:rFonts w:ascii="Times New Roman" w:hAnsi="Times New Roman" w:cs="Times New Roman"/>
+                <w:sz w:val="24"/>
+                <w:szCs w:val="24"/>
+              </w:rPr>
+            </w:pPr>
+            <w:r>
+              <w:rPr>
+                <w:rFonts w:ascii="Times New Roman" w:hAnsi="Times New Roman" w:cs="Times New Roman"/>
+                <w:sz w:val="24"/>
+                <w:szCs w:val="24"/>
+              </w:rPr>
+              <w:t>dokumentáció megírása</w:t>
+            </w:r>
+            <w:r>
+              <w:rPr>
+                <w:rFonts w:ascii="Times New Roman" w:hAnsi="Times New Roman" w:cs="Times New Roman"/>
+                <w:sz w:val="24"/>
+                <w:szCs w:val="24"/>
+              </w:rPr>
+              <w:t>, beállítások menü</w:t>
+            </w:r>
+            <w:r>
+              <w:rPr>
+                <w:rFonts w:ascii="Times New Roman" w:hAnsi="Times New Roman" w:cs="Times New Roman"/>
+                <w:sz w:val="24"/>
+                <w:szCs w:val="24"/>
+              </w:rPr>
+              <w:t xml:space="preserve"> elkészítése</w:t>
+            </w:r>
+          </w:p>
+        </w:tc>
+      </w:tr>
+      <w:tr>
+        <w:tc>
+          <w:tcPr>
+            <w:tcW w:w="4531" w:type="dxa"/>
+          </w:tcPr>
+          <w:p>
+            <w:pPr>
+              <w:rPr>
+                <w:rFonts w:ascii="Times New Roman" w:hAnsi="Times New Roman" w:cs="Times New Roman"/>
+                <w:sz w:val="32"/>
+                <w:szCs w:val="32"/>
+              </w:rPr>
+            </w:pPr>
+            <w:r>
+              <w:rPr>
+                <w:rFonts w:ascii="Times New Roman" w:hAnsi="Times New Roman" w:cs="Times New Roman"/>
+                <w:sz w:val="32"/>
+                <w:szCs w:val="32"/>
+              </w:rPr>
+              <w:t>Tóth Vendel</w:t>
+            </w:r>
+          </w:p>
+          <w:p>
+            <w:pPr>
+              <w:rPr>
+                <w:rFonts w:ascii="Times New Roman" w:hAnsi="Times New Roman" w:cs="Times New Roman"/>
+                <w:sz w:val="32"/>
+                <w:szCs w:val="32"/>
+              </w:rPr>
+            </w:pPr>
+          </w:p>
+        </w:tc>
+        <w:tc>
+          <w:tcPr>
+            <w:tcW w:w="4531" w:type="dxa"/>
+          </w:tcPr>
+          <w:p>
+            <w:pPr>
+              <w:rPr>
+                <w:rFonts w:ascii="Times New Roman" w:hAnsi="Times New Roman" w:cs="Times New Roman"/>
+                <w:sz w:val="24"/>
+                <w:szCs w:val="24"/>
+              </w:rPr>
+            </w:pPr>
+            <w:r>
+              <w:rPr>
+                <w:rFonts w:ascii="Times New Roman" w:hAnsi="Times New Roman" w:cs="Times New Roman"/>
+                <w:sz w:val="24"/>
+                <w:szCs w:val="24"/>
+              </w:rPr>
+              <w:t xml:space="preserve">kocka projectmunka </w:t>
+            </w:r>
+          </w:p>
+        </w:tc>
+      </w:tr>
+    </w:tbl>
+    <w:p>
+      <w:pPr>
+        <w:rPr>
+          <w:rFonts w:ascii="Times New Roman" w:hAnsi="Times New Roman" w:cs="Times New Roman"/>
+          <w:sz w:val="32"/>
+          <w:szCs w:val="32"/>
+        </w:rPr>
+      </w:pPr>
+    </w:p>
+    <w:p>
+      <w:pPr>
+        <w:rPr>
+          <w:rFonts w:ascii="Times New Roman" w:hAnsi="Times New Roman" w:cs="Times New Roman"/>
+          <w:sz w:val="32"/>
+          <w:szCs w:val="32"/>
+        </w:rPr>
+      </w:pPr>
+      <w:r>
+        <w:rPr>
+          <w:rFonts w:ascii="Times New Roman" w:hAnsi="Times New Roman" w:cs="Times New Roman"/>
+          <w:sz w:val="32"/>
+          <w:szCs w:val="32"/>
+        </w:rPr>
+        <w:t>Mérföldkövek</w:t>
+      </w:r>
+    </w:p>
+    <w:p>
+      <w:pPr>
+        <w:ind w:left="360"/>
+        <w:rPr>
+          <w:rFonts w:ascii="Times New Roman" w:hAnsi="Times New Roman" w:cs="Times New Roman"/>
+          <w:sz w:val="32"/>
+          <w:szCs w:val="32"/>
+        </w:rPr>
+      </w:pPr>
+      <w:r>
+        <w:rPr>
+          <w:rFonts w:ascii="Times New Roman" w:hAnsi="Times New Roman" w:cs="Times New Roman"/>
+          <w:sz w:val="32"/>
+          <w:szCs w:val="32"/>
+        </w:rPr>
+        <w:t>1</w:t>
+      </w:r>
+      <w:r>
+        <w:rPr>
+          <w:rFonts w:ascii="Times New Roman" w:hAnsi="Times New Roman" w:cs="Times New Roman"/>
+          <w:sz w:val="32"/>
+          <w:szCs w:val="32"/>
+        </w:rPr>
+        <w:t>1</w:t>
+      </w:r>
+      <w:r>
+        <w:rPr>
+          <w:rFonts w:ascii="Times New Roman" w:hAnsi="Times New Roman" w:cs="Times New Roman"/>
+          <w:sz w:val="32"/>
+          <w:szCs w:val="32"/>
+        </w:rPr>
+        <w:t xml:space="preserve">.: </w:t>
+      </w:r>
+      <w:r>
+        <w:rPr>
+          <w:rFonts w:ascii="Times New Roman" w:hAnsi="Times New Roman" w:cs="Times New Roman"/>
+          <w:sz w:val="32"/>
+          <w:szCs w:val="32"/>
+        </w:rPr>
+        <w:t>0</w:t>
+      </w:r>
+      <w:r>
+        <w:rPr>
+          <w:rFonts w:ascii="Times New Roman" w:hAnsi="Times New Roman" w:cs="Times New Roman"/>
+          <w:sz w:val="32"/>
+          <w:szCs w:val="32"/>
+        </w:rPr>
+        <w:t>3</w:t>
+      </w:r>
+      <w:r>
+        <w:rPr>
+          <w:rFonts w:ascii="Times New Roman" w:hAnsi="Times New Roman" w:cs="Times New Roman"/>
+          <w:sz w:val="32"/>
+          <w:szCs w:val="32"/>
+        </w:rPr>
+        <w:t>.</w:t>
+      </w:r>
+      <w:r>
+        <w:rPr>
+          <w:rFonts w:ascii="Times New Roman" w:hAnsi="Times New Roman" w:cs="Times New Roman"/>
+          <w:sz w:val="32"/>
+          <w:szCs w:val="32"/>
+        </w:rPr>
+        <w:t>3</w:t>
+      </w:r>
+      <w:r>
+        <w:rPr>
+          <w:rFonts w:ascii="Times New Roman" w:hAnsi="Times New Roman" w:cs="Times New Roman"/>
+          <w:sz w:val="32"/>
+          <w:szCs w:val="32"/>
+        </w:rPr>
+        <w:t>0</w:t>
+      </w:r>
+      <w:r>
+        <w:rPr>
+          <w:rFonts w:ascii="Times New Roman" w:hAnsi="Times New Roman" w:cs="Times New Roman"/>
+          <w:sz w:val="32"/>
+          <w:szCs w:val="32"/>
+        </w:rPr>
+        <w:t>.</w:t>
+      </w:r>
+    </w:p>
+    <w:tbl>
+      <w:tblPr>
+        <w:tblStyle w:val="Rcsostblzat"/>
+        <w:tblW w:w="0" w:type="auto"/>
+        <w:tblLook w:val="04A0" w:firstRow="1" w:lastRow="0" w:firstColumn="1" w:lastColumn="0" w:noHBand="0" w:noVBand="1"/>
+      </w:tblPr>
+      <w:tblGrid>
+        <w:gridCol w:w="4531"/>
+        <w:gridCol w:w="4531"/>
+      </w:tblGrid>
+      <w:tr>
+        <w:tc>
+          <w:tcPr>
+            <w:tcW w:w="4531" w:type="dxa"/>
+          </w:tcPr>
+          <w:p>
+            <w:pPr>
+              <w:jc w:val="center"/>
+              <w:rPr>
+                <w:rFonts w:ascii="Times New Roman" w:hAnsi="Times New Roman" w:cs="Times New Roman"/>
+                <w:sz w:val="40"/>
+                <w:szCs w:val="40"/>
+              </w:rPr>
+            </w:pPr>
+            <w:r>
+              <w:rPr>
+                <w:rFonts w:ascii="Times New Roman" w:hAnsi="Times New Roman" w:cs="Times New Roman"/>
+                <w:sz w:val="40"/>
+                <w:szCs w:val="40"/>
+              </w:rPr>
+              <w:t>Név</w:t>
+            </w:r>
+          </w:p>
+        </w:tc>
+        <w:tc>
+          <w:tcPr>
+            <w:tcW w:w="4531" w:type="dxa"/>
+          </w:tcPr>
+          <w:p>
+            <w:pPr>
+              <w:rPr>
+                <w:rFonts w:ascii="Times New Roman" w:hAnsi="Times New Roman" w:cs="Times New Roman"/>
+                <w:sz w:val="32"/>
+                <w:szCs w:val="32"/>
+              </w:rPr>
+            </w:pPr>
+            <w:r>
+              <w:rPr>
+                <w:rFonts w:ascii="Times New Roman" w:hAnsi="Times New Roman" w:cs="Times New Roman"/>
+                <w:sz w:val="32"/>
+                <w:szCs w:val="32"/>
+              </w:rPr>
+              <w:t>Feladat</w:t>
+            </w:r>
+          </w:p>
+        </w:tc>
+      </w:tr>
+      <w:tr>
+        <w:tc>
+          <w:tcPr>
+            <w:tcW w:w="4531" w:type="dxa"/>
+          </w:tcPr>
+          <w:p>
+            <w:pPr>
+              <w:rPr>
+                <w:rFonts w:ascii="Times New Roman" w:hAnsi="Times New Roman" w:cs="Times New Roman"/>
+                <w:sz w:val="32"/>
+                <w:szCs w:val="32"/>
+              </w:rPr>
+            </w:pPr>
+            <w:r>
+              <w:rPr>
+                <w:rFonts w:ascii="Times New Roman" w:hAnsi="Times New Roman" w:cs="Times New Roman"/>
+                <w:sz w:val="32"/>
+                <w:szCs w:val="32"/>
+              </w:rPr>
+              <w:t>Vass Sándor</w:t>
+            </w:r>
+          </w:p>
+          <w:p>
+            <w:pPr>
+              <w:rPr>
+                <w:rFonts w:ascii="Times New Roman" w:hAnsi="Times New Roman" w:cs="Times New Roman"/>
+                <w:sz w:val="32"/>
+                <w:szCs w:val="32"/>
+              </w:rPr>
+            </w:pPr>
+          </w:p>
+        </w:tc>
+        <w:tc>
+          <w:tcPr>
+            <w:tcW w:w="4531" w:type="dxa"/>
+          </w:tcPr>
+          <w:p>
+            <w:pPr>
+              <w:rPr>
+                <w:rFonts w:ascii="Times New Roman" w:hAnsi="Times New Roman" w:cs="Times New Roman"/>
+                <w:sz w:val="24"/>
+                <w:szCs w:val="24"/>
+              </w:rPr>
+            </w:pPr>
+            <w:r>
+              <w:rPr>
+                <w:rFonts w:ascii="Times New Roman" w:hAnsi="Times New Roman" w:cs="Times New Roman"/>
+                <w:sz w:val="24"/>
+                <w:szCs w:val="24"/>
+              </w:rPr>
+              <w:t>hiányzik</w:t>
+            </w:r>
+          </w:p>
+        </w:tc>
+      </w:tr>
+      <w:tr>
+        <w:tc>
+          <w:tcPr>
+            <w:tcW w:w="4531" w:type="dxa"/>
+          </w:tcPr>
+          <w:p>
+            <w:pPr>
+              <w:rPr>
+                <w:rFonts w:ascii="Times New Roman" w:hAnsi="Times New Roman" w:cs="Times New Roman"/>
+                <w:sz w:val="32"/>
+                <w:szCs w:val="32"/>
+              </w:rPr>
+            </w:pPr>
+            <w:r>
+              <w:rPr>
+                <w:rFonts w:ascii="Times New Roman" w:hAnsi="Times New Roman" w:cs="Times New Roman"/>
+                <w:sz w:val="32"/>
+                <w:szCs w:val="32"/>
+              </w:rPr>
+              <w:t>Váradi János</w:t>
+            </w:r>
+          </w:p>
+          <w:p>
+            <w:pPr>
+              <w:rPr>
+                <w:rFonts w:ascii="Times New Roman" w:hAnsi="Times New Roman" w:cs="Times New Roman"/>
+                <w:sz w:val="32"/>
+                <w:szCs w:val="32"/>
+              </w:rPr>
+            </w:pPr>
+          </w:p>
+        </w:tc>
+        <w:tc>
+          <w:tcPr>
+            <w:tcW w:w="4531" w:type="dxa"/>
+          </w:tcPr>
+          <w:p>
+            <w:pPr>
+              <w:rPr>
+                <w:rFonts w:ascii="Times New Roman" w:hAnsi="Times New Roman" w:cs="Times New Roman"/>
+                <w:sz w:val="24"/>
+                <w:szCs w:val="24"/>
+              </w:rPr>
+            </w:pPr>
+            <w:r>
+              <w:rPr>
+                <w:rFonts w:ascii="Times New Roman" w:hAnsi="Times New Roman" w:cs="Times New Roman"/>
+                <w:sz w:val="24"/>
+                <w:szCs w:val="24"/>
+              </w:rPr>
+              <w:t>dokumentáció megírása</w:t>
+            </w:r>
+            <w:r>
+              <w:rPr>
+                <w:rFonts w:ascii="Times New Roman" w:hAnsi="Times New Roman" w:cs="Times New Roman"/>
+                <w:sz w:val="24"/>
+                <w:szCs w:val="24"/>
+              </w:rPr>
+              <w:t xml:space="preserve">, </w:t>
+            </w:r>
+            <w:proofErr w:type="spellStart"/>
+            <w:r>
+              <w:rPr>
+                <w:rFonts w:ascii="Times New Roman" w:hAnsi="Times New Roman" w:cs="Times New Roman"/>
+                <w:sz w:val="24"/>
+                <w:szCs w:val="24"/>
+              </w:rPr>
+              <w:t>dark</w:t>
+            </w:r>
+            <w:proofErr w:type="spellEnd"/>
+            <w:r>
+              <w:rPr>
+                <w:rFonts w:ascii="Times New Roman" w:hAnsi="Times New Roman" w:cs="Times New Roman"/>
+                <w:sz w:val="24"/>
+                <w:szCs w:val="24"/>
+              </w:rPr>
+              <w:t xml:space="preserve"> </w:t>
+            </w:r>
+            <w:proofErr w:type="spellStart"/>
+            <w:r>
+              <w:rPr>
+                <w:rFonts w:ascii="Times New Roman" w:hAnsi="Times New Roman" w:cs="Times New Roman"/>
+                <w:sz w:val="24"/>
+                <w:szCs w:val="24"/>
+              </w:rPr>
+              <w:t>light</w:t>
+            </w:r>
+            <w:proofErr w:type="spellEnd"/>
+            <w:r>
+              <w:rPr>
+                <w:rFonts w:ascii="Times New Roman" w:hAnsi="Times New Roman" w:cs="Times New Roman"/>
+                <w:sz w:val="24"/>
+                <w:szCs w:val="24"/>
+              </w:rPr>
+              <w:t xml:space="preserve"> </w:t>
+            </w:r>
+            <w:proofErr w:type="spellStart"/>
+            <w:r>
+              <w:rPr>
+                <w:rFonts w:ascii="Times New Roman" w:hAnsi="Times New Roman" w:cs="Times New Roman"/>
+                <w:sz w:val="24"/>
+                <w:szCs w:val="24"/>
+              </w:rPr>
+              <w:t>mode</w:t>
+            </w:r>
+            <w:proofErr w:type="spellEnd"/>
+            <w:r>
+              <w:rPr>
+                <w:rFonts w:ascii="Times New Roman" w:hAnsi="Times New Roman" w:cs="Times New Roman"/>
+                <w:sz w:val="24"/>
+                <w:szCs w:val="24"/>
+              </w:rPr>
+              <w:t xml:space="preserve"> befejezése mindenre</w:t>
+            </w:r>
+          </w:p>
+        </w:tc>
+      </w:tr>
+      <w:tr>
+        <w:tc>
+          <w:tcPr>
+            <w:tcW w:w="4531" w:type="dxa"/>
+          </w:tcPr>
+          <w:p>
+            <w:pPr>
+              <w:rPr>
+                <w:rFonts w:ascii="Times New Roman" w:hAnsi="Times New Roman" w:cs="Times New Roman"/>
+                <w:sz w:val="32"/>
+                <w:szCs w:val="32"/>
+              </w:rPr>
+            </w:pPr>
+            <w:r>
+              <w:rPr>
+                <w:rFonts w:ascii="Times New Roman" w:hAnsi="Times New Roman" w:cs="Times New Roman"/>
+                <w:sz w:val="32"/>
+                <w:szCs w:val="32"/>
+              </w:rPr>
+              <w:t>Tóth Vendel</w:t>
+            </w:r>
+          </w:p>
+          <w:p>
+            <w:pPr>
+              <w:rPr>
+                <w:rFonts w:ascii="Times New Roman" w:hAnsi="Times New Roman" w:cs="Times New Roman"/>
+                <w:sz w:val="32"/>
+                <w:szCs w:val="32"/>
+              </w:rPr>
+            </w:pPr>
+          </w:p>
+        </w:tc>
+        <w:tc>
+          <w:tcPr>
+            <w:tcW w:w="4531" w:type="dxa"/>
+          </w:tcPr>
+          <w:p>
+            <w:pPr>
+              <w:rPr>
+                <w:rFonts w:ascii="Times New Roman" w:hAnsi="Times New Roman" w:cs="Times New Roman"/>
+                <w:sz w:val="24"/>
+                <w:szCs w:val="24"/>
+              </w:rPr>
+            </w:pPr>
+            <w:r>
+              <w:rPr>
+                <w:rFonts w:ascii="Times New Roman" w:hAnsi="Times New Roman" w:cs="Times New Roman"/>
+                <w:sz w:val="24"/>
+                <w:szCs w:val="24"/>
+              </w:rPr>
+              <w:t>sessionök</w:t>
             </w:r>
           </w:p>
         </w:tc>

--- a/IKT calendar.docx
+++ b/IKT calendar.docx
@@ -1,6 +1,6 @@
 
 <file path=word/document.xml><?xml version="1.0" encoding="utf-8"?>
-<w:document xmlns:wpc="http://schemas.microsoft.com/office/word/2010/wordprocessingCanvas" xmlns:cx="http://schemas.microsoft.com/office/drawing/2014/chartex" xmlns:cx1="http://schemas.microsoft.com/office/drawing/2015/9/8/chartex" xmlns:cx2="http://schemas.microsoft.com/office/drawing/2015/10/21/chartex" xmlns:cx3="http://schemas.microsoft.com/office/drawing/2016/5/9/chartex" xmlns:cx4="http://schemas.microsoft.com/office/drawing/2016/5/10/chartex" xmlns:cx5="http://schemas.microsoft.com/office/drawing/2016/5/11/chartex" xmlns:cx6="http://schemas.microsoft.com/office/drawing/2016/5/12/chartex" xmlns:cx7="http://schemas.microsoft.com/office/drawing/2016/5/13/chartex" xmlns:cx8="http://schemas.microsoft.com/office/drawing/2016/5/14/chartex" xmlns:mc="http://schemas.openxmlformats.org/markup-compatibility/2006" xmlns:aink="http://schemas.microsoft.com/office/drawing/2016/ink" xmlns:am3d="http://schemas.microsoft.com/office/drawing/2017/model3d" xmlns:o="urn:schemas-microsoft-com:office:office" xmlns:r="http://schemas.openxmlformats.org/officeDocument/2006/relationships" xmlns:m="http://schemas.openxmlformats.org/officeDocument/2006/math" xmlns:v="urn:schemas-microsoft-com:vml" xmlns:wp14="http://schemas.microsoft.com/office/word/2010/wordprocessingDrawing" xmlns:wp="http://schemas.openxmlformats.org/drawingml/2006/wordprocessingDrawing" xmlns:w10="urn:schemas-microsoft-com:office:word" xmlns:w="http://schemas.openxmlformats.org/wordprocessingml/2006/main" xmlns:w14="http://schemas.microsoft.com/office/word/2010/wordml" xmlns:w15="http://schemas.microsoft.com/office/word/2012/wordml" xmlns:w16cex="http://schemas.microsoft.com/office/word/2018/wordml/cex" xmlns:w16cid="http://schemas.microsoft.com/office/word/2016/wordml/cid" xmlns:w16="http://schemas.microsoft.com/office/word/2018/wordml" xmlns:w16sdtdh="http://schemas.microsoft.com/office/word/2020/wordml/sdtdatahash" xmlns:w16se="http://schemas.microsoft.com/office/word/2015/wordml/symex" xmlns:wpg="http://schemas.microsoft.com/office/word/2010/wordprocessingGroup" xmlns:wpi="http://schemas.microsoft.com/office/word/2010/wordprocessingInk" xmlns:wne="http://schemas.microsoft.com/office/word/2006/wordml" xmlns:wps="http://schemas.microsoft.com/office/word/2010/wordprocessingShape" mc:Ignorable="w14 w15 w16se w16cid w16 w16cex w16sdtdh wp14">
+<w:document xmlns:wpc="http://schemas.microsoft.com/office/word/2010/wordprocessingCanvas" xmlns:cx="http://schemas.microsoft.com/office/drawing/2014/chartex" xmlns:cx1="http://schemas.microsoft.com/office/drawing/2015/9/8/chartex" xmlns:cx2="http://schemas.microsoft.com/office/drawing/2015/10/21/chartex" xmlns:cx3="http://schemas.microsoft.com/office/drawing/2016/5/9/chartex" xmlns:cx4="http://schemas.microsoft.com/office/drawing/2016/5/10/chartex" xmlns:cx5="http://schemas.microsoft.com/office/drawing/2016/5/11/chartex" xmlns:cx6="http://schemas.microsoft.com/office/drawing/2016/5/12/chartex" xmlns:cx7="http://schemas.microsoft.com/office/drawing/2016/5/13/chartex" xmlns:cx8="http://schemas.microsoft.com/office/drawing/2016/5/14/chartex" xmlns:mc="http://schemas.openxmlformats.org/markup-compatibility/2006" xmlns:aink="http://schemas.microsoft.com/office/drawing/2016/ink" xmlns:am3d="http://schemas.microsoft.com/office/drawing/2017/model3d" xmlns:o="urn:schemas-microsoft-com:office:office" xmlns:oel="http://schemas.microsoft.com/office/2019/extlst" xmlns:r="http://schemas.openxmlformats.org/officeDocument/2006/relationships" xmlns:m="http://schemas.openxmlformats.org/officeDocument/2006/math" xmlns:v="urn:schemas-microsoft-com:vml" xmlns:wp14="http://schemas.microsoft.com/office/word/2010/wordprocessingDrawing" xmlns:wp="http://schemas.openxmlformats.org/drawingml/2006/wordprocessingDrawing" xmlns:w10="urn:schemas-microsoft-com:office:word" xmlns:w="http://schemas.openxmlformats.org/wordprocessingml/2006/main" xmlns:w14="http://schemas.microsoft.com/office/word/2010/wordml" xmlns:w15="http://schemas.microsoft.com/office/word/2012/wordml" xmlns:w16cex="http://schemas.microsoft.com/office/word/2018/wordml/cex" xmlns:w16cid="http://schemas.microsoft.com/office/word/2016/wordml/cid" xmlns:w16="http://schemas.microsoft.com/office/word/2018/wordml" xmlns:w16sdtdh="http://schemas.microsoft.com/office/word/2020/wordml/sdtdatahash" xmlns:w16se="http://schemas.microsoft.com/office/word/2015/wordml/symex" xmlns:wpg="http://schemas.microsoft.com/office/word/2010/wordprocessingGroup" xmlns:wpi="http://schemas.microsoft.com/office/word/2010/wordprocessingInk" xmlns:wne="http://schemas.microsoft.com/office/word/2006/wordml" xmlns:wps="http://schemas.microsoft.com/office/word/2010/wordprocessingShape" mc:Ignorable="w14 w15 w16se w16cid w16 w16cex w16sdtdh wp14">
   <w:body>
     <w:p>
       <w:pPr>
@@ -2795,23 +2795,13 @@
                 <w:szCs w:val="24"/>
               </w:rPr>
             </w:pPr>
-            <w:proofErr w:type="spellStart"/>
-            <w:r>
-              <w:rPr>
-                <w:rFonts w:ascii="Times New Roman" w:hAnsi="Times New Roman" w:cs="Times New Roman"/>
-                <w:sz w:val="24"/>
-                <w:szCs w:val="24"/>
-              </w:rPr>
-              <w:t>Drag</w:t>
-            </w:r>
-            <w:proofErr w:type="spellEnd"/>
-            <w:r>
-              <w:rPr>
-                <w:rFonts w:ascii="Times New Roman" w:hAnsi="Times New Roman" w:cs="Times New Roman"/>
-                <w:sz w:val="24"/>
-                <w:szCs w:val="24"/>
-              </w:rPr>
-              <w:t xml:space="preserve"> and </w:t>
+            <w:r>
+              <w:rPr>
+                <w:rFonts w:ascii="Times New Roman" w:hAnsi="Times New Roman" w:cs="Times New Roman"/>
+                <w:sz w:val="24"/>
+                <w:szCs w:val="24"/>
+              </w:rPr>
+              <w:t xml:space="preserve">Drag and </w:t>
             </w:r>
             <w:proofErr w:type="spellStart"/>
             <w:r>
@@ -3428,15 +3418,7 @@
           <w:sz w:val="32"/>
           <w:szCs w:val="32"/>
         </w:rPr>
-        <w:t>10</w:t>
-      </w:r>
-      <w:r>
-        <w:rPr>
-          <w:rFonts w:ascii="Times New Roman" w:hAnsi="Times New Roman" w:cs="Times New Roman"/>
-          <w:sz w:val="32"/>
-          <w:szCs w:val="32"/>
-        </w:rPr>
-        <w:t xml:space="preserve">.: </w:t>
+        <w:t xml:space="preserve">10.: </w:t>
       </w:r>
       <w:r>
         <w:rPr>
@@ -3703,15 +3685,7 @@
                 <w:sz w:val="24"/>
                 <w:szCs w:val="24"/>
               </w:rPr>
-              <w:t>dokumentáció megírása</w:t>
-            </w:r>
-            <w:r>
-              <w:rPr>
-                <w:rFonts w:ascii="Times New Roman" w:hAnsi="Times New Roman" w:cs="Times New Roman"/>
-                <w:sz w:val="24"/>
-                <w:szCs w:val="24"/>
-              </w:rPr>
-              <w:t>, beállítások menü</w:t>
+              <w:t>dokumentáció megírása, beállítások menü</w:t>
             </w:r>
             <w:r>
               <w:rPr>
@@ -3821,23 +3795,7 @@
           <w:sz w:val="32"/>
           <w:szCs w:val="32"/>
         </w:rPr>
-        <w:t>1</w:t>
-      </w:r>
-      <w:r>
-        <w:rPr>
-          <w:rFonts w:ascii="Times New Roman" w:hAnsi="Times New Roman" w:cs="Times New Roman"/>
-          <w:sz w:val="32"/>
-          <w:szCs w:val="32"/>
-        </w:rPr>
-        <w:t>1</w:t>
-      </w:r>
-      <w:r>
-        <w:rPr>
-          <w:rFonts w:ascii="Times New Roman" w:hAnsi="Times New Roman" w:cs="Times New Roman"/>
-          <w:sz w:val="32"/>
-          <w:szCs w:val="32"/>
-        </w:rPr>
-        <w:t xml:space="preserve">.: </w:t>
+        <w:t xml:space="preserve">11.: </w:t>
       </w:r>
       <w:r>
         <w:rPr>
@@ -3869,15 +3827,7 @@
           <w:sz w:val="32"/>
           <w:szCs w:val="32"/>
         </w:rPr>
-        <w:t>3</w:t>
-      </w:r>
-      <w:r>
-        <w:rPr>
-          <w:rFonts w:ascii="Times New Roman" w:hAnsi="Times New Roman" w:cs="Times New Roman"/>
-          <w:sz w:val="32"/>
-          <w:szCs w:val="32"/>
-        </w:rPr>
-        <w:t>0</w:t>
+        <w:t>30</w:t>
       </w:r>
       <w:r>
         <w:rPr>
@@ -4058,7 +4008,23 @@
                 <w:sz w:val="24"/>
                 <w:szCs w:val="24"/>
               </w:rPr>
-              <w:t xml:space="preserve">, </w:t>
+              <w:t>,</w:t>
+            </w:r>
+            <w:r>
+              <w:rPr>
+                <w:rFonts w:ascii="Times New Roman" w:hAnsi="Times New Roman" w:cs="Times New Roman"/>
+                <w:sz w:val="24"/>
+                <w:szCs w:val="24"/>
+              </w:rPr>
+              <w:t xml:space="preserve"> fő naptárrész megalkotása,</w:t>
+            </w:r>
+            <w:r>
+              <w:rPr>
+                <w:rFonts w:ascii="Times New Roman" w:hAnsi="Times New Roman" w:cs="Times New Roman"/>
+                <w:sz w:val="24"/>
+                <w:szCs w:val="24"/>
+              </w:rPr>
+              <w:t xml:space="preserve"> </w:t>
             </w:r>
             <w:proofErr w:type="spellStart"/>
             <w:r>
@@ -4112,7 +4078,15 @@
                 <w:sz w:val="24"/>
                 <w:szCs w:val="24"/>
               </w:rPr>
-              <w:t xml:space="preserve"> befejezése mindenre</w:t>
+              <w:t xml:space="preserve"> </w:t>
+            </w:r>
+            <w:r>
+              <w:rPr>
+                <w:rFonts w:ascii="Times New Roman" w:hAnsi="Times New Roman" w:cs="Times New Roman"/>
+                <w:sz w:val="24"/>
+                <w:szCs w:val="24"/>
+              </w:rPr>
+              <w:t>folytatása</w:t>
             </w:r>
           </w:p>
         </w:tc>
@@ -4173,6 +4147,419 @@
         </w:tc>
       </w:tr>
     </w:tbl>
+    <w:p>
+      <w:pPr>
+        <w:rPr>
+          <w:rFonts w:ascii="Times New Roman" w:hAnsi="Times New Roman" w:cs="Times New Roman"/>
+          <w:sz w:val="32"/>
+          <w:szCs w:val="32"/>
+        </w:rPr>
+      </w:pPr>
+    </w:p>
+    <w:p>
+      <w:pPr>
+        <w:rPr>
+          <w:rFonts w:ascii="Times New Roman" w:hAnsi="Times New Roman" w:cs="Times New Roman"/>
+          <w:sz w:val="32"/>
+          <w:szCs w:val="32"/>
+        </w:rPr>
+      </w:pPr>
+      <w:r>
+        <w:rPr>
+          <w:rFonts w:ascii="Times New Roman" w:hAnsi="Times New Roman" w:cs="Times New Roman"/>
+          <w:sz w:val="32"/>
+          <w:szCs w:val="32"/>
+        </w:rPr>
+        <w:lastRenderedPageBreak/>
+        <w:t>Mérföldkövek</w:t>
+      </w:r>
+    </w:p>
+    <w:p>
+      <w:pPr>
+        <w:ind w:left="360"/>
+        <w:rPr>
+          <w:rFonts w:ascii="Times New Roman" w:hAnsi="Times New Roman" w:cs="Times New Roman"/>
+          <w:sz w:val="32"/>
+          <w:szCs w:val="32"/>
+        </w:rPr>
+      </w:pPr>
+      <w:r>
+        <w:rPr>
+          <w:rFonts w:ascii="Times New Roman" w:hAnsi="Times New Roman" w:cs="Times New Roman"/>
+          <w:sz w:val="32"/>
+          <w:szCs w:val="32"/>
+        </w:rPr>
+        <w:t>1</w:t>
+      </w:r>
+      <w:r>
+        <w:rPr>
+          <w:rFonts w:ascii="Times New Roman" w:hAnsi="Times New Roman" w:cs="Times New Roman"/>
+          <w:sz w:val="32"/>
+          <w:szCs w:val="32"/>
+        </w:rPr>
+        <w:t>2</w:t>
+      </w:r>
+      <w:r>
+        <w:rPr>
+          <w:rFonts w:ascii="Times New Roman" w:hAnsi="Times New Roman" w:cs="Times New Roman"/>
+          <w:sz w:val="32"/>
+          <w:szCs w:val="32"/>
+        </w:rPr>
+        <w:t xml:space="preserve">.: </w:t>
+      </w:r>
+      <w:r>
+        <w:rPr>
+          <w:rFonts w:ascii="Times New Roman" w:hAnsi="Times New Roman" w:cs="Times New Roman"/>
+          <w:sz w:val="32"/>
+          <w:szCs w:val="32"/>
+        </w:rPr>
+        <w:t>0</w:t>
+      </w:r>
+      <w:r>
+        <w:rPr>
+          <w:rFonts w:ascii="Times New Roman" w:hAnsi="Times New Roman" w:cs="Times New Roman"/>
+          <w:sz w:val="32"/>
+          <w:szCs w:val="32"/>
+        </w:rPr>
+        <w:t>4</w:t>
+      </w:r>
+      <w:r>
+        <w:rPr>
+          <w:rFonts w:ascii="Times New Roman" w:hAnsi="Times New Roman" w:cs="Times New Roman"/>
+          <w:sz w:val="32"/>
+          <w:szCs w:val="32"/>
+        </w:rPr>
+        <w:t>.</w:t>
+      </w:r>
+      <w:r>
+        <w:rPr>
+          <w:rFonts w:ascii="Times New Roman" w:hAnsi="Times New Roman" w:cs="Times New Roman"/>
+          <w:sz w:val="32"/>
+          <w:szCs w:val="32"/>
+        </w:rPr>
+        <w:t>13</w:t>
+      </w:r>
+      <w:r>
+        <w:rPr>
+          <w:rFonts w:ascii="Times New Roman" w:hAnsi="Times New Roman" w:cs="Times New Roman"/>
+          <w:sz w:val="32"/>
+          <w:szCs w:val="32"/>
+        </w:rPr>
+        <w:t>.</w:t>
+      </w:r>
+    </w:p>
+    <w:tbl>
+      <w:tblPr>
+        <w:tblStyle w:val="Rcsostblzat"/>
+        <w:tblW w:w="0" w:type="auto"/>
+        <w:tblLook w:val="04A0" w:firstRow="1" w:lastRow="0" w:firstColumn="1" w:lastColumn="0" w:noHBand="0" w:noVBand="1"/>
+      </w:tblPr>
+      <w:tblGrid>
+        <w:gridCol w:w="4531"/>
+        <w:gridCol w:w="4531"/>
+      </w:tblGrid>
+      <w:tr>
+        <w:tc>
+          <w:tcPr>
+            <w:tcW w:w="4531" w:type="dxa"/>
+          </w:tcPr>
+          <w:p>
+            <w:pPr>
+              <w:jc w:val="center"/>
+              <w:rPr>
+                <w:rFonts w:ascii="Times New Roman" w:hAnsi="Times New Roman" w:cs="Times New Roman"/>
+                <w:sz w:val="40"/>
+                <w:szCs w:val="40"/>
+              </w:rPr>
+            </w:pPr>
+            <w:r>
+              <w:rPr>
+                <w:rFonts w:ascii="Times New Roman" w:hAnsi="Times New Roman" w:cs="Times New Roman"/>
+                <w:sz w:val="40"/>
+                <w:szCs w:val="40"/>
+              </w:rPr>
+              <w:t>Név</w:t>
+            </w:r>
+          </w:p>
+        </w:tc>
+        <w:tc>
+          <w:tcPr>
+            <w:tcW w:w="4531" w:type="dxa"/>
+          </w:tcPr>
+          <w:p>
+            <w:pPr>
+              <w:rPr>
+                <w:rFonts w:ascii="Times New Roman" w:hAnsi="Times New Roman" w:cs="Times New Roman"/>
+                <w:sz w:val="32"/>
+                <w:szCs w:val="32"/>
+              </w:rPr>
+            </w:pPr>
+            <w:r>
+              <w:rPr>
+                <w:rFonts w:ascii="Times New Roman" w:hAnsi="Times New Roman" w:cs="Times New Roman"/>
+                <w:sz w:val="32"/>
+                <w:szCs w:val="32"/>
+              </w:rPr>
+              <w:t>Feladat</w:t>
+            </w:r>
+          </w:p>
+        </w:tc>
+      </w:tr>
+      <w:tr>
+        <w:tc>
+          <w:tcPr>
+            <w:tcW w:w="4531" w:type="dxa"/>
+          </w:tcPr>
+          <w:p>
+            <w:pPr>
+              <w:rPr>
+                <w:rFonts w:ascii="Times New Roman" w:hAnsi="Times New Roman" w:cs="Times New Roman"/>
+                <w:sz w:val="32"/>
+                <w:szCs w:val="32"/>
+              </w:rPr>
+            </w:pPr>
+            <w:r>
+              <w:rPr>
+                <w:rFonts w:ascii="Times New Roman" w:hAnsi="Times New Roman" w:cs="Times New Roman"/>
+                <w:sz w:val="32"/>
+                <w:szCs w:val="32"/>
+              </w:rPr>
+              <w:t>Vass Sándor</w:t>
+            </w:r>
+          </w:p>
+          <w:p>
+            <w:pPr>
+              <w:rPr>
+                <w:rFonts w:ascii="Times New Roman" w:hAnsi="Times New Roman" w:cs="Times New Roman"/>
+                <w:sz w:val="32"/>
+                <w:szCs w:val="32"/>
+              </w:rPr>
+            </w:pPr>
+          </w:p>
+        </w:tc>
+        <w:tc>
+          <w:tcPr>
+            <w:tcW w:w="4531" w:type="dxa"/>
+          </w:tcPr>
+          <w:p>
+            <w:pPr>
+              <w:rPr>
+                <w:rFonts w:ascii="Times New Roman" w:hAnsi="Times New Roman" w:cs="Times New Roman"/>
+                <w:sz w:val="24"/>
+                <w:szCs w:val="24"/>
+              </w:rPr>
+            </w:pPr>
+            <w:r>
+              <w:rPr>
+                <w:rFonts w:ascii="Times New Roman" w:hAnsi="Times New Roman" w:cs="Times New Roman"/>
+                <w:sz w:val="24"/>
+                <w:szCs w:val="24"/>
+              </w:rPr>
+              <w:t>hiányzik</w:t>
+            </w:r>
+          </w:p>
+        </w:tc>
+      </w:tr>
+      <w:tr>
+        <w:tc>
+          <w:tcPr>
+            <w:tcW w:w="4531" w:type="dxa"/>
+          </w:tcPr>
+          <w:p>
+            <w:pPr>
+              <w:rPr>
+                <w:rFonts w:ascii="Times New Roman" w:hAnsi="Times New Roman" w:cs="Times New Roman"/>
+                <w:sz w:val="32"/>
+                <w:szCs w:val="32"/>
+              </w:rPr>
+            </w:pPr>
+            <w:r>
+              <w:rPr>
+                <w:rFonts w:ascii="Times New Roman" w:hAnsi="Times New Roman" w:cs="Times New Roman"/>
+                <w:sz w:val="32"/>
+                <w:szCs w:val="32"/>
+              </w:rPr>
+              <w:t>Váradi János</w:t>
+            </w:r>
+          </w:p>
+          <w:p>
+            <w:pPr>
+              <w:rPr>
+                <w:rFonts w:ascii="Times New Roman" w:hAnsi="Times New Roman" w:cs="Times New Roman"/>
+                <w:sz w:val="32"/>
+                <w:szCs w:val="32"/>
+              </w:rPr>
+            </w:pPr>
+          </w:p>
+        </w:tc>
+        <w:tc>
+          <w:tcPr>
+            <w:tcW w:w="4531" w:type="dxa"/>
+          </w:tcPr>
+          <w:p>
+            <w:pPr>
+              <w:rPr>
+                <w:rFonts w:ascii="Times New Roman" w:hAnsi="Times New Roman" w:cs="Times New Roman"/>
+                <w:sz w:val="24"/>
+                <w:szCs w:val="24"/>
+              </w:rPr>
+            </w:pPr>
+            <w:r>
+              <w:rPr>
+                <w:rFonts w:ascii="Times New Roman" w:hAnsi="Times New Roman" w:cs="Times New Roman"/>
+                <w:sz w:val="24"/>
+                <w:szCs w:val="24"/>
+              </w:rPr>
+              <w:t xml:space="preserve">dokumentáció megírása, </w:t>
+            </w:r>
+            <w:proofErr w:type="spellStart"/>
+            <w:r>
+              <w:rPr>
+                <w:rFonts w:ascii="Times New Roman" w:hAnsi="Times New Roman" w:cs="Times New Roman"/>
+                <w:sz w:val="24"/>
+                <w:szCs w:val="24"/>
+              </w:rPr>
+              <w:t>dark</w:t>
+            </w:r>
+            <w:proofErr w:type="spellEnd"/>
+            <w:r>
+              <w:rPr>
+                <w:rFonts w:ascii="Times New Roman" w:hAnsi="Times New Roman" w:cs="Times New Roman"/>
+                <w:sz w:val="24"/>
+                <w:szCs w:val="24"/>
+              </w:rPr>
+              <w:t xml:space="preserve"> </w:t>
+            </w:r>
+            <w:proofErr w:type="spellStart"/>
+            <w:r>
+              <w:rPr>
+                <w:rFonts w:ascii="Times New Roman" w:hAnsi="Times New Roman" w:cs="Times New Roman"/>
+                <w:sz w:val="24"/>
+                <w:szCs w:val="24"/>
+              </w:rPr>
+              <w:t>light</w:t>
+            </w:r>
+            <w:proofErr w:type="spellEnd"/>
+            <w:r>
+              <w:rPr>
+                <w:rFonts w:ascii="Times New Roman" w:hAnsi="Times New Roman" w:cs="Times New Roman"/>
+                <w:sz w:val="24"/>
+                <w:szCs w:val="24"/>
+              </w:rPr>
+              <w:t xml:space="preserve"> </w:t>
+            </w:r>
+            <w:proofErr w:type="spellStart"/>
+            <w:r>
+              <w:rPr>
+                <w:rFonts w:ascii="Times New Roman" w:hAnsi="Times New Roman" w:cs="Times New Roman"/>
+                <w:sz w:val="24"/>
+                <w:szCs w:val="24"/>
+              </w:rPr>
+              <w:t>mode</w:t>
+            </w:r>
+            <w:proofErr w:type="spellEnd"/>
+            <w:r>
+              <w:rPr>
+                <w:rFonts w:ascii="Times New Roman" w:hAnsi="Times New Roman" w:cs="Times New Roman"/>
+                <w:sz w:val="24"/>
+                <w:szCs w:val="24"/>
+              </w:rPr>
+              <w:t xml:space="preserve"> befejezése</w:t>
+            </w:r>
+            <w:r>
+              <w:rPr>
+                <w:rFonts w:ascii="Times New Roman" w:hAnsi="Times New Roman" w:cs="Times New Roman"/>
+                <w:sz w:val="24"/>
+                <w:szCs w:val="24"/>
+              </w:rPr>
+              <w:t xml:space="preserve">, </w:t>
+            </w:r>
+            <w:proofErr w:type="spellStart"/>
+            <w:r>
+              <w:rPr>
+                <w:rFonts w:ascii="Times New Roman" w:hAnsi="Times New Roman" w:cs="Times New Roman"/>
+                <w:sz w:val="24"/>
+                <w:szCs w:val="24"/>
+              </w:rPr>
+              <w:t>js</w:t>
+            </w:r>
+            <w:proofErr w:type="spellEnd"/>
+            <w:r>
+              <w:rPr>
+                <w:rFonts w:ascii="Times New Roman" w:hAnsi="Times New Roman" w:cs="Times New Roman"/>
+                <w:sz w:val="24"/>
+                <w:szCs w:val="24"/>
+              </w:rPr>
+              <w:t xml:space="preserve"> kód javítása</w:t>
+            </w:r>
+          </w:p>
+        </w:tc>
+      </w:tr>
+      <w:tr>
+        <w:tc>
+          <w:tcPr>
+            <w:tcW w:w="4531" w:type="dxa"/>
+          </w:tcPr>
+          <w:p>
+            <w:pPr>
+              <w:rPr>
+                <w:rFonts w:ascii="Times New Roman" w:hAnsi="Times New Roman" w:cs="Times New Roman"/>
+                <w:sz w:val="32"/>
+                <w:szCs w:val="32"/>
+              </w:rPr>
+            </w:pPr>
+            <w:r>
+              <w:rPr>
+                <w:rFonts w:ascii="Times New Roman" w:hAnsi="Times New Roman" w:cs="Times New Roman"/>
+                <w:sz w:val="32"/>
+                <w:szCs w:val="32"/>
+              </w:rPr>
+              <w:t>Tóth Vendel</w:t>
+            </w:r>
+          </w:p>
+          <w:p>
+            <w:pPr>
+              <w:rPr>
+                <w:rFonts w:ascii="Times New Roman" w:hAnsi="Times New Roman" w:cs="Times New Roman"/>
+                <w:sz w:val="32"/>
+                <w:szCs w:val="32"/>
+              </w:rPr>
+            </w:pPr>
+          </w:p>
+        </w:tc>
+        <w:tc>
+          <w:tcPr>
+            <w:tcW w:w="4531" w:type="dxa"/>
+          </w:tcPr>
+          <w:p>
+            <w:pPr>
+              <w:rPr>
+                <w:rFonts w:ascii="Times New Roman" w:hAnsi="Times New Roman" w:cs="Times New Roman"/>
+                <w:sz w:val="24"/>
+                <w:szCs w:val="24"/>
+              </w:rPr>
+            </w:pPr>
+            <w:r>
+              <w:rPr>
+                <w:rFonts w:ascii="Times New Roman" w:hAnsi="Times New Roman" w:cs="Times New Roman"/>
+                <w:sz w:val="24"/>
+                <w:szCs w:val="24"/>
+              </w:rPr>
+              <w:t>kocka</w:t>
+            </w:r>
+          </w:p>
+        </w:tc>
+      </w:tr>
+    </w:tbl>
+    <w:p>
+      <w:pPr>
+        <w:rPr>
+          <w:rFonts w:ascii="Times New Roman" w:hAnsi="Times New Roman" w:cs="Times New Roman"/>
+          <w:sz w:val="32"/>
+          <w:szCs w:val="32"/>
+        </w:rPr>
+      </w:pPr>
+    </w:p>
     <w:p>
       <w:pPr>
         <w:rPr>
@@ -4202,7 +4589,7 @@
 </file>
 
 <file path=word/numbering.xml><?xml version="1.0" encoding="utf-8"?>
-<w:numbering xmlns:wpc="http://schemas.microsoft.com/office/word/2010/wordprocessingCanvas" xmlns:cx="http://schemas.microsoft.com/office/drawing/2014/chartex" xmlns:cx1="http://schemas.microsoft.com/office/drawing/2015/9/8/chartex" xmlns:cx2="http://schemas.microsoft.com/office/drawing/2015/10/21/chartex" xmlns:cx3="http://schemas.microsoft.com/office/drawing/2016/5/9/chartex" xmlns:cx4="http://schemas.microsoft.com/office/drawing/2016/5/10/chartex" xmlns:cx5="http://schemas.microsoft.com/office/drawing/2016/5/11/chartex" xmlns:cx6="http://schemas.microsoft.com/office/drawing/2016/5/12/chartex" xmlns:cx7="http://schemas.microsoft.com/office/drawing/2016/5/13/chartex" xmlns:cx8="http://schemas.microsoft.com/office/drawing/2016/5/14/chartex" xmlns:mc="http://schemas.openxmlformats.org/markup-compatibility/2006" xmlns:aink="http://schemas.microsoft.com/office/drawing/2016/ink" xmlns:am3d="http://schemas.microsoft.com/office/drawing/2017/model3d" xmlns:o="urn:schemas-microsoft-com:office:office" xmlns:r="http://schemas.openxmlformats.org/officeDocument/2006/relationships" xmlns:m="http://schemas.openxmlformats.org/officeDocument/2006/math" xmlns:v="urn:schemas-microsoft-com:vml" xmlns:wp14="http://schemas.microsoft.com/office/word/2010/wordprocessingDrawing" xmlns:wp="http://schemas.openxmlformats.org/drawingml/2006/wordprocessingDrawing" xmlns:w10="urn:schemas-microsoft-com:office:word" xmlns:w="http://schemas.openxmlformats.org/wordprocessingml/2006/main" xmlns:w14="http://schemas.microsoft.com/office/word/2010/wordml" xmlns:w15="http://schemas.microsoft.com/office/word/2012/wordml" xmlns:w16cex="http://schemas.microsoft.com/office/word/2018/wordml/cex" xmlns:w16cid="http://schemas.microsoft.com/office/word/2016/wordml/cid" xmlns:w16="http://schemas.microsoft.com/office/word/2018/wordml" xmlns:w16sdtdh="http://schemas.microsoft.com/office/word/2020/wordml/sdtdatahash" xmlns:w16se="http://schemas.microsoft.com/office/word/2015/wordml/symex" xmlns:wpg="http://schemas.microsoft.com/office/word/2010/wordprocessingGroup" xmlns:wpi="http://schemas.microsoft.com/office/word/2010/wordprocessingInk" xmlns:wne="http://schemas.microsoft.com/office/word/2006/wordml" xmlns:wps="http://schemas.microsoft.com/office/word/2010/wordprocessingShape" mc:Ignorable="w14 w15 w16se w16cid w16 w16cex w16sdtdh wp14">
+<w:numbering xmlns:wpc="http://schemas.microsoft.com/office/word/2010/wordprocessingCanvas" xmlns:cx="http://schemas.microsoft.com/office/drawing/2014/chartex" xmlns:cx1="http://schemas.microsoft.com/office/drawing/2015/9/8/chartex" xmlns:cx2="http://schemas.microsoft.com/office/drawing/2015/10/21/chartex" xmlns:cx3="http://schemas.microsoft.com/office/drawing/2016/5/9/chartex" xmlns:cx4="http://schemas.microsoft.com/office/drawing/2016/5/10/chartex" xmlns:cx5="http://schemas.microsoft.com/office/drawing/2016/5/11/chartex" xmlns:cx6="http://schemas.microsoft.com/office/drawing/2016/5/12/chartex" xmlns:cx7="http://schemas.microsoft.com/office/drawing/2016/5/13/chartex" xmlns:cx8="http://schemas.microsoft.com/office/drawing/2016/5/14/chartex" xmlns:mc="http://schemas.openxmlformats.org/markup-compatibility/2006" xmlns:aink="http://schemas.microsoft.com/office/drawing/2016/ink" xmlns:am3d="http://schemas.microsoft.com/office/drawing/2017/model3d" xmlns:o="urn:schemas-microsoft-com:office:office" xmlns:oel="http://schemas.microsoft.com/office/2019/extlst" xmlns:r="http://schemas.openxmlformats.org/officeDocument/2006/relationships" xmlns:m="http://schemas.openxmlformats.org/officeDocument/2006/math" xmlns:v="urn:schemas-microsoft-com:vml" xmlns:wp14="http://schemas.microsoft.com/office/word/2010/wordprocessingDrawing" xmlns:wp="http://schemas.openxmlformats.org/drawingml/2006/wordprocessingDrawing" xmlns:w10="urn:schemas-microsoft-com:office:word" xmlns:w="http://schemas.openxmlformats.org/wordprocessingml/2006/main" xmlns:w14="http://schemas.microsoft.com/office/word/2010/wordml" xmlns:w15="http://schemas.microsoft.com/office/word/2012/wordml" xmlns:w16cex="http://schemas.microsoft.com/office/word/2018/wordml/cex" xmlns:w16cid="http://schemas.microsoft.com/office/word/2016/wordml/cid" xmlns:w16="http://schemas.microsoft.com/office/word/2018/wordml" xmlns:w16sdtdh="http://schemas.microsoft.com/office/word/2020/wordml/sdtdatahash" xmlns:w16se="http://schemas.microsoft.com/office/word/2015/wordml/symex" xmlns:wpg="http://schemas.microsoft.com/office/word/2010/wordprocessingGroup" xmlns:wpi="http://schemas.microsoft.com/office/word/2010/wordprocessingInk" xmlns:wne="http://schemas.microsoft.com/office/word/2006/wordml" xmlns:wps="http://schemas.microsoft.com/office/word/2010/wordprocessingShape" mc:Ignorable="w14 w15 w16se w16cid w16 w16cex w16sdtdh wp14">
   <w:abstractNum w:abstractNumId="0" w15:restartNumberingAfterBreak="0">
     <w:nsid w:val="01943E8A"/>
     <w:multiLevelType w:val="hybridMultilevel"/>
@@ -5449,46 +5836,46 @@
       </w:pPr>
     </w:lvl>
   </w:abstractNum>
-  <w:num w:numId="1">
+  <w:num w:numId="1" w16cid:durableId="894774741">
     <w:abstractNumId w:val="8"/>
   </w:num>
-  <w:num w:numId="2">
+  <w:num w:numId="2" w16cid:durableId="2001929294">
     <w:abstractNumId w:val="6"/>
   </w:num>
-  <w:num w:numId="3">
+  <w:num w:numId="3" w16cid:durableId="734863168">
     <w:abstractNumId w:val="12"/>
   </w:num>
-  <w:num w:numId="4">
+  <w:num w:numId="4" w16cid:durableId="1354189223">
     <w:abstractNumId w:val="9"/>
   </w:num>
-  <w:num w:numId="5">
+  <w:num w:numId="5" w16cid:durableId="1702047189">
     <w:abstractNumId w:val="10"/>
   </w:num>
-  <w:num w:numId="6">
+  <w:num w:numId="6" w16cid:durableId="744182886">
     <w:abstractNumId w:val="11"/>
   </w:num>
-  <w:num w:numId="7">
+  <w:num w:numId="7" w16cid:durableId="456990720">
     <w:abstractNumId w:val="5"/>
   </w:num>
-  <w:num w:numId="8">
+  <w:num w:numId="8" w16cid:durableId="1502895621">
     <w:abstractNumId w:val="2"/>
   </w:num>
-  <w:num w:numId="9">
+  <w:num w:numId="9" w16cid:durableId="1823616570">
     <w:abstractNumId w:val="7"/>
   </w:num>
-  <w:num w:numId="10">
+  <w:num w:numId="10" w16cid:durableId="1376390261">
     <w:abstractNumId w:val="4"/>
   </w:num>
-  <w:num w:numId="11">
+  <w:num w:numId="11" w16cid:durableId="827988186">
     <w:abstractNumId w:val="3"/>
   </w:num>
-  <w:num w:numId="12">
+  <w:num w:numId="12" w16cid:durableId="177236767">
     <w:abstractNumId w:val="1"/>
   </w:num>
-  <w:num w:numId="13">
+  <w:num w:numId="13" w16cid:durableId="165555941">
     <w:abstractNumId w:val="13"/>
   </w:num>
-  <w:num w:numId="14">
+  <w:num w:numId="14" w16cid:durableId="1240557454">
     <w:abstractNumId w:val="0"/>
   </w:num>
 </w:numbering>

--- a/IKT calendar.docx
+++ b/IKT calendar.docx
@@ -1,6 +1,6 @@
 
 <file path=word/document.xml><?xml version="1.0" encoding="utf-8"?>
-<w:document xmlns:wpc="http://schemas.microsoft.com/office/word/2010/wordprocessingCanvas" xmlns:cx="http://schemas.microsoft.com/office/drawing/2014/chartex" xmlns:cx1="http://schemas.microsoft.com/office/drawing/2015/9/8/chartex" xmlns:cx2="http://schemas.microsoft.com/office/drawing/2015/10/21/chartex" xmlns:cx3="http://schemas.microsoft.com/office/drawing/2016/5/9/chartex" xmlns:cx4="http://schemas.microsoft.com/office/drawing/2016/5/10/chartex" xmlns:cx5="http://schemas.microsoft.com/office/drawing/2016/5/11/chartex" xmlns:cx6="http://schemas.microsoft.com/office/drawing/2016/5/12/chartex" xmlns:cx7="http://schemas.microsoft.com/office/drawing/2016/5/13/chartex" xmlns:cx8="http://schemas.microsoft.com/office/drawing/2016/5/14/chartex" xmlns:mc="http://schemas.openxmlformats.org/markup-compatibility/2006" xmlns:aink="http://schemas.microsoft.com/office/drawing/2016/ink" xmlns:am3d="http://schemas.microsoft.com/office/drawing/2017/model3d" xmlns:o="urn:schemas-microsoft-com:office:office" xmlns:oel="http://schemas.microsoft.com/office/2019/extlst" xmlns:r="http://schemas.openxmlformats.org/officeDocument/2006/relationships" xmlns:m="http://schemas.openxmlformats.org/officeDocument/2006/math" xmlns:v="urn:schemas-microsoft-com:vml" xmlns:wp14="http://schemas.microsoft.com/office/word/2010/wordprocessingDrawing" xmlns:wp="http://schemas.openxmlformats.org/drawingml/2006/wordprocessingDrawing" xmlns:w10="urn:schemas-microsoft-com:office:word" xmlns:w="http://schemas.openxmlformats.org/wordprocessingml/2006/main" xmlns:w14="http://schemas.microsoft.com/office/word/2010/wordml" xmlns:w15="http://schemas.microsoft.com/office/word/2012/wordml" xmlns:w16cex="http://schemas.microsoft.com/office/word/2018/wordml/cex" xmlns:w16cid="http://schemas.microsoft.com/office/word/2016/wordml/cid" xmlns:w16="http://schemas.microsoft.com/office/word/2018/wordml" xmlns:w16sdtdh="http://schemas.microsoft.com/office/word/2020/wordml/sdtdatahash" xmlns:w16se="http://schemas.microsoft.com/office/word/2015/wordml/symex" xmlns:wpg="http://schemas.microsoft.com/office/word/2010/wordprocessingGroup" xmlns:wpi="http://schemas.microsoft.com/office/word/2010/wordprocessingInk" xmlns:wne="http://schemas.microsoft.com/office/word/2006/wordml" xmlns:wps="http://schemas.microsoft.com/office/word/2010/wordprocessingShape" mc:Ignorable="w14 w15 w16se w16cid w16 w16cex w16sdtdh wp14">
+<w:document xmlns:wpc="http://schemas.microsoft.com/office/word/2010/wordprocessingCanvas" xmlns:cx="http://schemas.microsoft.com/office/drawing/2014/chartex" xmlns:cx1="http://schemas.microsoft.com/office/drawing/2015/9/8/chartex" xmlns:cx2="http://schemas.microsoft.com/office/drawing/2015/10/21/chartex" xmlns:cx3="http://schemas.microsoft.com/office/drawing/2016/5/9/chartex" xmlns:cx4="http://schemas.microsoft.com/office/drawing/2016/5/10/chartex" xmlns:cx5="http://schemas.microsoft.com/office/drawing/2016/5/11/chartex" xmlns:cx6="http://schemas.microsoft.com/office/drawing/2016/5/12/chartex" xmlns:cx7="http://schemas.microsoft.com/office/drawing/2016/5/13/chartex" xmlns:cx8="http://schemas.microsoft.com/office/drawing/2016/5/14/chartex" xmlns:mc="http://schemas.openxmlformats.org/markup-compatibility/2006" xmlns:aink="http://schemas.microsoft.com/office/drawing/2016/ink" xmlns:am3d="http://schemas.microsoft.com/office/drawing/2017/model3d" xmlns:o="urn:schemas-microsoft-com:office:office" xmlns:r="http://schemas.openxmlformats.org/officeDocument/2006/relationships" xmlns:m="http://schemas.openxmlformats.org/officeDocument/2006/math" xmlns:v="urn:schemas-microsoft-com:vml" xmlns:wp14="http://schemas.microsoft.com/office/word/2010/wordprocessingDrawing" xmlns:wp="http://schemas.openxmlformats.org/drawingml/2006/wordprocessingDrawing" xmlns:w10="urn:schemas-microsoft-com:office:word" xmlns:w="http://schemas.openxmlformats.org/wordprocessingml/2006/main" xmlns:w14="http://schemas.microsoft.com/office/word/2010/wordml" xmlns:w15="http://schemas.microsoft.com/office/word/2012/wordml" xmlns:w16cex="http://schemas.microsoft.com/office/word/2018/wordml/cex" xmlns:w16cid="http://schemas.microsoft.com/office/word/2016/wordml/cid" xmlns:w16="http://schemas.microsoft.com/office/word/2018/wordml" xmlns:w16sdtdh="http://schemas.microsoft.com/office/word/2020/wordml/sdtdatahash" xmlns:w16se="http://schemas.microsoft.com/office/word/2015/wordml/symex" xmlns:wpg="http://schemas.microsoft.com/office/word/2010/wordprocessingGroup" xmlns:wpi="http://schemas.microsoft.com/office/word/2010/wordprocessingInk" xmlns:wne="http://schemas.microsoft.com/office/word/2006/wordml" xmlns:wps="http://schemas.microsoft.com/office/word/2010/wordprocessingShape" mc:Ignorable="w14 w15 w16se w16cid w16 w16cex w16sdtdh wp14">
   <w:body>
     <w:p>
       <w:pPr>
@@ -2795,13 +2795,23 @@
                 <w:szCs w:val="24"/>
               </w:rPr>
             </w:pPr>
-            <w:r>
-              <w:rPr>
-                <w:rFonts w:ascii="Times New Roman" w:hAnsi="Times New Roman" w:cs="Times New Roman"/>
-                <w:sz w:val="24"/>
-                <w:szCs w:val="24"/>
-              </w:rPr>
-              <w:t xml:space="preserve">Drag and </w:t>
+            <w:proofErr w:type="spellStart"/>
+            <w:r>
+              <w:rPr>
+                <w:rFonts w:ascii="Times New Roman" w:hAnsi="Times New Roman" w:cs="Times New Roman"/>
+                <w:sz w:val="24"/>
+                <w:szCs w:val="24"/>
+              </w:rPr>
+              <w:t>Drag</w:t>
+            </w:r>
+            <w:proofErr w:type="spellEnd"/>
+            <w:r>
+              <w:rPr>
+                <w:rFonts w:ascii="Times New Roman" w:hAnsi="Times New Roman" w:cs="Times New Roman"/>
+                <w:sz w:val="24"/>
+                <w:szCs w:val="24"/>
+              </w:rPr>
+              <w:t xml:space="preserve"> and </w:t>
             </w:r>
             <w:proofErr w:type="spellStart"/>
             <w:r>
@@ -4577,6 +4587,419 @@
           <w:szCs w:val="32"/>
         </w:rPr>
       </w:pPr>
+      <w:r>
+        <w:rPr>
+          <w:rFonts w:ascii="Times New Roman" w:hAnsi="Times New Roman" w:cs="Times New Roman"/>
+          <w:sz w:val="32"/>
+          <w:szCs w:val="32"/>
+        </w:rPr>
+        <w:t>Mérföldkövek</w:t>
+      </w:r>
+    </w:p>
+    <w:p>
+      <w:pPr>
+        <w:ind w:left="360"/>
+        <w:rPr>
+          <w:rFonts w:ascii="Times New Roman" w:hAnsi="Times New Roman" w:cs="Times New Roman"/>
+          <w:sz w:val="32"/>
+          <w:szCs w:val="32"/>
+        </w:rPr>
+      </w:pPr>
+      <w:r>
+        <w:rPr>
+          <w:rFonts w:ascii="Times New Roman" w:hAnsi="Times New Roman" w:cs="Times New Roman"/>
+          <w:sz w:val="32"/>
+          <w:szCs w:val="32"/>
+        </w:rPr>
+        <w:t>1</w:t>
+      </w:r>
+      <w:r>
+        <w:rPr>
+          <w:rFonts w:ascii="Times New Roman" w:hAnsi="Times New Roman" w:cs="Times New Roman"/>
+          <w:sz w:val="32"/>
+          <w:szCs w:val="32"/>
+        </w:rPr>
+        <w:t>3</w:t>
+      </w:r>
+      <w:r>
+        <w:rPr>
+          <w:rFonts w:ascii="Times New Roman" w:hAnsi="Times New Roman" w:cs="Times New Roman"/>
+          <w:sz w:val="32"/>
+          <w:szCs w:val="32"/>
+        </w:rPr>
+        <w:t xml:space="preserve">.: </w:t>
+      </w:r>
+      <w:r>
+        <w:rPr>
+          <w:rFonts w:ascii="Times New Roman" w:hAnsi="Times New Roman" w:cs="Times New Roman"/>
+          <w:sz w:val="32"/>
+          <w:szCs w:val="32"/>
+        </w:rPr>
+        <w:t>0</w:t>
+      </w:r>
+      <w:r>
+        <w:rPr>
+          <w:rFonts w:ascii="Times New Roman" w:hAnsi="Times New Roman" w:cs="Times New Roman"/>
+          <w:sz w:val="32"/>
+          <w:szCs w:val="32"/>
+        </w:rPr>
+        <w:t>4</w:t>
+      </w:r>
+      <w:r>
+        <w:rPr>
+          <w:rFonts w:ascii="Times New Roman" w:hAnsi="Times New Roman" w:cs="Times New Roman"/>
+          <w:sz w:val="32"/>
+          <w:szCs w:val="32"/>
+        </w:rPr>
+        <w:t>.</w:t>
+      </w:r>
+      <w:r>
+        <w:rPr>
+          <w:rFonts w:ascii="Times New Roman" w:hAnsi="Times New Roman" w:cs="Times New Roman"/>
+          <w:sz w:val="32"/>
+          <w:szCs w:val="32"/>
+        </w:rPr>
+        <w:t>27</w:t>
+      </w:r>
+      <w:r>
+        <w:rPr>
+          <w:rFonts w:ascii="Times New Roman" w:hAnsi="Times New Roman" w:cs="Times New Roman"/>
+          <w:sz w:val="32"/>
+          <w:szCs w:val="32"/>
+        </w:rPr>
+        <w:t>.</w:t>
+      </w:r>
+    </w:p>
+    <w:tbl>
+      <w:tblPr>
+        <w:tblStyle w:val="Rcsostblzat"/>
+        <w:tblW w:w="0" w:type="auto"/>
+        <w:tblLook w:val="04A0" w:firstRow="1" w:lastRow="0" w:firstColumn="1" w:lastColumn="0" w:noHBand="0" w:noVBand="1"/>
+      </w:tblPr>
+      <w:tblGrid>
+        <w:gridCol w:w="4531"/>
+        <w:gridCol w:w="4531"/>
+      </w:tblGrid>
+      <w:tr>
+        <w:tc>
+          <w:tcPr>
+            <w:tcW w:w="4531" w:type="dxa"/>
+          </w:tcPr>
+          <w:p>
+            <w:pPr>
+              <w:jc w:val="center"/>
+              <w:rPr>
+                <w:rFonts w:ascii="Times New Roman" w:hAnsi="Times New Roman" w:cs="Times New Roman"/>
+                <w:sz w:val="40"/>
+                <w:szCs w:val="40"/>
+              </w:rPr>
+            </w:pPr>
+            <w:r>
+              <w:rPr>
+                <w:rFonts w:ascii="Times New Roman" w:hAnsi="Times New Roman" w:cs="Times New Roman"/>
+                <w:sz w:val="40"/>
+                <w:szCs w:val="40"/>
+              </w:rPr>
+              <w:t>Név</w:t>
+            </w:r>
+          </w:p>
+        </w:tc>
+        <w:tc>
+          <w:tcPr>
+            <w:tcW w:w="4531" w:type="dxa"/>
+          </w:tcPr>
+          <w:p>
+            <w:pPr>
+              <w:rPr>
+                <w:rFonts w:ascii="Times New Roman" w:hAnsi="Times New Roman" w:cs="Times New Roman"/>
+                <w:sz w:val="32"/>
+                <w:szCs w:val="32"/>
+              </w:rPr>
+            </w:pPr>
+            <w:r>
+              <w:rPr>
+                <w:rFonts w:ascii="Times New Roman" w:hAnsi="Times New Roman" w:cs="Times New Roman"/>
+                <w:sz w:val="32"/>
+                <w:szCs w:val="32"/>
+              </w:rPr>
+              <w:t>Feladat</w:t>
+            </w:r>
+          </w:p>
+        </w:tc>
+      </w:tr>
+      <w:tr>
+        <w:tc>
+          <w:tcPr>
+            <w:tcW w:w="4531" w:type="dxa"/>
+          </w:tcPr>
+          <w:p>
+            <w:pPr>
+              <w:rPr>
+                <w:rFonts w:ascii="Times New Roman" w:hAnsi="Times New Roman" w:cs="Times New Roman"/>
+                <w:sz w:val="32"/>
+                <w:szCs w:val="32"/>
+              </w:rPr>
+            </w:pPr>
+            <w:r>
+              <w:rPr>
+                <w:rFonts w:ascii="Times New Roman" w:hAnsi="Times New Roman" w:cs="Times New Roman"/>
+                <w:sz w:val="32"/>
+                <w:szCs w:val="32"/>
+              </w:rPr>
+              <w:t>Vass Sándor</w:t>
+            </w:r>
+          </w:p>
+          <w:p>
+            <w:pPr>
+              <w:rPr>
+                <w:rFonts w:ascii="Times New Roman" w:hAnsi="Times New Roman" w:cs="Times New Roman"/>
+                <w:sz w:val="32"/>
+                <w:szCs w:val="32"/>
+              </w:rPr>
+            </w:pPr>
+          </w:p>
+        </w:tc>
+        <w:tc>
+          <w:tcPr>
+            <w:tcW w:w="4531" w:type="dxa"/>
+          </w:tcPr>
+          <w:p>
+            <w:pPr>
+              <w:rPr>
+                <w:rFonts w:ascii="Times New Roman" w:hAnsi="Times New Roman" w:cs="Times New Roman"/>
+                <w:sz w:val="24"/>
+                <w:szCs w:val="24"/>
+              </w:rPr>
+            </w:pPr>
+            <w:r>
+              <w:rPr>
+                <w:rFonts w:ascii="Times New Roman" w:hAnsi="Times New Roman" w:cs="Times New Roman"/>
+                <w:sz w:val="24"/>
+                <w:szCs w:val="24"/>
+              </w:rPr>
+              <w:t xml:space="preserve">dokumentáció írása, </w:t>
+            </w:r>
+            <w:proofErr w:type="spellStart"/>
+            <w:r>
+              <w:rPr>
+                <w:rFonts w:ascii="Times New Roman" w:hAnsi="Times New Roman" w:cs="Times New Roman"/>
+                <w:sz w:val="24"/>
+                <w:szCs w:val="24"/>
+              </w:rPr>
+              <w:t>js</w:t>
+            </w:r>
+            <w:proofErr w:type="spellEnd"/>
+            <w:r>
+              <w:rPr>
+                <w:rFonts w:ascii="Times New Roman" w:hAnsi="Times New Roman" w:cs="Times New Roman"/>
+                <w:sz w:val="24"/>
+                <w:szCs w:val="24"/>
+              </w:rPr>
+              <w:t xml:space="preserve"> kód javítása, </w:t>
+            </w:r>
+            <w:proofErr w:type="spellStart"/>
+            <w:r>
+              <w:rPr>
+                <w:rFonts w:ascii="Times New Roman" w:hAnsi="Times New Roman" w:cs="Times New Roman"/>
+                <w:sz w:val="24"/>
+                <w:szCs w:val="24"/>
+              </w:rPr>
+              <w:t>drag</w:t>
+            </w:r>
+            <w:proofErr w:type="spellEnd"/>
+            <w:r>
+              <w:rPr>
+                <w:rFonts w:ascii="Times New Roman" w:hAnsi="Times New Roman" w:cs="Times New Roman"/>
+                <w:sz w:val="24"/>
+                <w:szCs w:val="24"/>
+              </w:rPr>
+              <w:t xml:space="preserve"> and </w:t>
+            </w:r>
+            <w:proofErr w:type="spellStart"/>
+            <w:r>
+              <w:rPr>
+                <w:rFonts w:ascii="Times New Roman" w:hAnsi="Times New Roman" w:cs="Times New Roman"/>
+                <w:sz w:val="24"/>
+                <w:szCs w:val="24"/>
+              </w:rPr>
+              <w:t>drop</w:t>
+            </w:r>
+            <w:proofErr w:type="spellEnd"/>
+            <w:r>
+              <w:rPr>
+                <w:rFonts w:ascii="Times New Roman" w:hAnsi="Times New Roman" w:cs="Times New Roman"/>
+                <w:sz w:val="24"/>
+                <w:szCs w:val="24"/>
+              </w:rPr>
+              <w:t xml:space="preserve"> elkezdése</w:t>
+            </w:r>
+          </w:p>
+        </w:tc>
+      </w:tr>
+      <w:tr>
+        <w:tc>
+          <w:tcPr>
+            <w:tcW w:w="4531" w:type="dxa"/>
+          </w:tcPr>
+          <w:p>
+            <w:pPr>
+              <w:rPr>
+                <w:rFonts w:ascii="Times New Roman" w:hAnsi="Times New Roman" w:cs="Times New Roman"/>
+                <w:sz w:val="32"/>
+                <w:szCs w:val="32"/>
+              </w:rPr>
+            </w:pPr>
+            <w:r>
+              <w:rPr>
+                <w:rFonts w:ascii="Times New Roman" w:hAnsi="Times New Roman" w:cs="Times New Roman"/>
+                <w:sz w:val="32"/>
+                <w:szCs w:val="32"/>
+              </w:rPr>
+              <w:t>Váradi János</w:t>
+            </w:r>
+          </w:p>
+          <w:p>
+            <w:pPr>
+              <w:rPr>
+                <w:rFonts w:ascii="Times New Roman" w:hAnsi="Times New Roman" w:cs="Times New Roman"/>
+                <w:sz w:val="32"/>
+                <w:szCs w:val="32"/>
+              </w:rPr>
+            </w:pPr>
+          </w:p>
+        </w:tc>
+        <w:tc>
+          <w:tcPr>
+            <w:tcW w:w="4531" w:type="dxa"/>
+          </w:tcPr>
+          <w:p>
+            <w:pPr>
+              <w:rPr>
+                <w:rFonts w:ascii="Times New Roman" w:hAnsi="Times New Roman" w:cs="Times New Roman"/>
+                <w:sz w:val="24"/>
+                <w:szCs w:val="24"/>
+              </w:rPr>
+            </w:pPr>
+            <w:r>
+              <w:rPr>
+                <w:rFonts w:ascii="Times New Roman" w:hAnsi="Times New Roman" w:cs="Times New Roman"/>
+                <w:sz w:val="24"/>
+                <w:szCs w:val="24"/>
+              </w:rPr>
+              <w:t xml:space="preserve">bejelentkezéssel kapcsolatos </w:t>
+            </w:r>
+            <w:proofErr w:type="spellStart"/>
+            <w:r>
+              <w:rPr>
+                <w:rFonts w:ascii="Times New Roman" w:hAnsi="Times New Roman" w:cs="Times New Roman"/>
+                <w:sz w:val="24"/>
+                <w:szCs w:val="24"/>
+              </w:rPr>
+              <w:t>dropdown</w:t>
+            </w:r>
+            <w:proofErr w:type="spellEnd"/>
+            <w:r>
+              <w:rPr>
+                <w:rFonts w:ascii="Times New Roman" w:hAnsi="Times New Roman" w:cs="Times New Roman"/>
+                <w:sz w:val="24"/>
+                <w:szCs w:val="24"/>
+              </w:rPr>
+              <w:t xml:space="preserve"> menü kijavítása</w:t>
+            </w:r>
+          </w:p>
+        </w:tc>
+      </w:tr>
+      <w:tr>
+        <w:tc>
+          <w:tcPr>
+            <w:tcW w:w="4531" w:type="dxa"/>
+          </w:tcPr>
+          <w:p>
+            <w:pPr>
+              <w:rPr>
+                <w:rFonts w:ascii="Times New Roman" w:hAnsi="Times New Roman" w:cs="Times New Roman"/>
+                <w:sz w:val="32"/>
+                <w:szCs w:val="32"/>
+              </w:rPr>
+            </w:pPr>
+            <w:r>
+              <w:rPr>
+                <w:rFonts w:ascii="Times New Roman" w:hAnsi="Times New Roman" w:cs="Times New Roman"/>
+                <w:sz w:val="32"/>
+                <w:szCs w:val="32"/>
+              </w:rPr>
+              <w:t>Tóth Vendel</w:t>
+            </w:r>
+          </w:p>
+          <w:p>
+            <w:pPr>
+              <w:rPr>
+                <w:rFonts w:ascii="Times New Roman" w:hAnsi="Times New Roman" w:cs="Times New Roman"/>
+                <w:sz w:val="32"/>
+                <w:szCs w:val="32"/>
+              </w:rPr>
+            </w:pPr>
+          </w:p>
+        </w:tc>
+        <w:tc>
+          <w:tcPr>
+            <w:tcW w:w="4531" w:type="dxa"/>
+          </w:tcPr>
+          <w:p>
+            <w:pPr>
+              <w:rPr>
+                <w:rFonts w:ascii="Times New Roman" w:hAnsi="Times New Roman" w:cs="Times New Roman"/>
+                <w:sz w:val="24"/>
+                <w:szCs w:val="24"/>
+              </w:rPr>
+            </w:pPr>
+            <w:r>
+              <w:rPr>
+                <w:rFonts w:ascii="Times New Roman" w:hAnsi="Times New Roman" w:cs="Times New Roman"/>
+                <w:sz w:val="24"/>
+                <w:szCs w:val="24"/>
+              </w:rPr>
+              <w:t>hiányzik</w:t>
+            </w:r>
+          </w:p>
+        </w:tc>
+      </w:tr>
+    </w:tbl>
+    <w:p>
+      <w:pPr>
+        <w:rPr>
+          <w:rFonts w:ascii="Times New Roman" w:hAnsi="Times New Roman" w:cs="Times New Roman"/>
+          <w:sz w:val="32"/>
+          <w:szCs w:val="32"/>
+        </w:rPr>
+      </w:pPr>
+    </w:p>
+    <w:p>
+      <w:pPr>
+        <w:rPr>
+          <w:rFonts w:ascii="Times New Roman" w:hAnsi="Times New Roman" w:cs="Times New Roman"/>
+          <w:sz w:val="32"/>
+          <w:szCs w:val="32"/>
+        </w:rPr>
+      </w:pPr>
+    </w:p>
+    <w:p>
+      <w:pPr>
+        <w:rPr>
+          <w:rFonts w:ascii="Times New Roman" w:hAnsi="Times New Roman" w:cs="Times New Roman"/>
+          <w:sz w:val="32"/>
+          <w:szCs w:val="32"/>
+        </w:rPr>
+      </w:pPr>
+    </w:p>
+    <w:p>
+      <w:pPr>
+        <w:rPr>
+          <w:rFonts w:ascii="Times New Roman" w:hAnsi="Times New Roman" w:cs="Times New Roman"/>
+          <w:sz w:val="32"/>
+          <w:szCs w:val="32"/>
+        </w:rPr>
+      </w:pPr>
     </w:p>
     <w:sectPr>
       <w:pgSz w:w="11906" w:h="16838"/>
@@ -4589,7 +5012,7 @@
 </file>
 
 <file path=word/numbering.xml><?xml version="1.0" encoding="utf-8"?>
-<w:numbering xmlns:wpc="http://schemas.microsoft.com/office/word/2010/wordprocessingCanvas" xmlns:cx="http://schemas.microsoft.com/office/drawing/2014/chartex" xmlns:cx1="http://schemas.microsoft.com/office/drawing/2015/9/8/chartex" xmlns:cx2="http://schemas.microsoft.com/office/drawing/2015/10/21/chartex" xmlns:cx3="http://schemas.microsoft.com/office/drawing/2016/5/9/chartex" xmlns:cx4="http://schemas.microsoft.com/office/drawing/2016/5/10/chartex" xmlns:cx5="http://schemas.microsoft.com/office/drawing/2016/5/11/chartex" xmlns:cx6="http://schemas.microsoft.com/office/drawing/2016/5/12/chartex" xmlns:cx7="http://schemas.microsoft.com/office/drawing/2016/5/13/chartex" xmlns:cx8="http://schemas.microsoft.com/office/drawing/2016/5/14/chartex" xmlns:mc="http://schemas.openxmlformats.org/markup-compatibility/2006" xmlns:aink="http://schemas.microsoft.com/office/drawing/2016/ink" xmlns:am3d="http://schemas.microsoft.com/office/drawing/2017/model3d" xmlns:o="urn:schemas-microsoft-com:office:office" xmlns:oel="http://schemas.microsoft.com/office/2019/extlst" xmlns:r="http://schemas.openxmlformats.org/officeDocument/2006/relationships" xmlns:m="http://schemas.openxmlformats.org/officeDocument/2006/math" xmlns:v="urn:schemas-microsoft-com:vml" xmlns:wp14="http://schemas.microsoft.com/office/word/2010/wordprocessingDrawing" xmlns:wp="http://schemas.openxmlformats.org/drawingml/2006/wordprocessingDrawing" xmlns:w10="urn:schemas-microsoft-com:office:word" xmlns:w="http://schemas.openxmlformats.org/wordprocessingml/2006/main" xmlns:w14="http://schemas.microsoft.com/office/word/2010/wordml" xmlns:w15="http://schemas.microsoft.com/office/word/2012/wordml" xmlns:w16cex="http://schemas.microsoft.com/office/word/2018/wordml/cex" xmlns:w16cid="http://schemas.microsoft.com/office/word/2016/wordml/cid" xmlns:w16="http://schemas.microsoft.com/office/word/2018/wordml" xmlns:w16sdtdh="http://schemas.microsoft.com/office/word/2020/wordml/sdtdatahash" xmlns:w16se="http://schemas.microsoft.com/office/word/2015/wordml/symex" xmlns:wpg="http://schemas.microsoft.com/office/word/2010/wordprocessingGroup" xmlns:wpi="http://schemas.microsoft.com/office/word/2010/wordprocessingInk" xmlns:wne="http://schemas.microsoft.com/office/word/2006/wordml" xmlns:wps="http://schemas.microsoft.com/office/word/2010/wordprocessingShape" mc:Ignorable="w14 w15 w16se w16cid w16 w16cex w16sdtdh wp14">
+<w:numbering xmlns:wpc="http://schemas.microsoft.com/office/word/2010/wordprocessingCanvas" xmlns:cx="http://schemas.microsoft.com/office/drawing/2014/chartex" xmlns:cx1="http://schemas.microsoft.com/office/drawing/2015/9/8/chartex" xmlns:cx2="http://schemas.microsoft.com/office/drawing/2015/10/21/chartex" xmlns:cx3="http://schemas.microsoft.com/office/drawing/2016/5/9/chartex" xmlns:cx4="http://schemas.microsoft.com/office/drawing/2016/5/10/chartex" xmlns:cx5="http://schemas.microsoft.com/office/drawing/2016/5/11/chartex" xmlns:cx6="http://schemas.microsoft.com/office/drawing/2016/5/12/chartex" xmlns:cx7="http://schemas.microsoft.com/office/drawing/2016/5/13/chartex" xmlns:cx8="http://schemas.microsoft.com/office/drawing/2016/5/14/chartex" xmlns:mc="http://schemas.openxmlformats.org/markup-compatibility/2006" xmlns:aink="http://schemas.microsoft.com/office/drawing/2016/ink" xmlns:am3d="http://schemas.microsoft.com/office/drawing/2017/model3d" xmlns:o="urn:schemas-microsoft-com:office:office" xmlns:r="http://schemas.openxmlformats.org/officeDocument/2006/relationships" xmlns:m="http://schemas.openxmlformats.org/officeDocument/2006/math" xmlns:v="urn:schemas-microsoft-com:vml" xmlns:wp14="http://schemas.microsoft.com/office/word/2010/wordprocessingDrawing" xmlns:wp="http://schemas.openxmlformats.org/drawingml/2006/wordprocessingDrawing" xmlns:w10="urn:schemas-microsoft-com:office:word" xmlns:w="http://schemas.openxmlformats.org/wordprocessingml/2006/main" xmlns:w14="http://schemas.microsoft.com/office/word/2010/wordml" xmlns:w15="http://schemas.microsoft.com/office/word/2012/wordml" xmlns:w16cex="http://schemas.microsoft.com/office/word/2018/wordml/cex" xmlns:w16cid="http://schemas.microsoft.com/office/word/2016/wordml/cid" xmlns:w16="http://schemas.microsoft.com/office/word/2018/wordml" xmlns:w16sdtdh="http://schemas.microsoft.com/office/word/2020/wordml/sdtdatahash" xmlns:w16se="http://schemas.microsoft.com/office/word/2015/wordml/symex" xmlns:wpg="http://schemas.microsoft.com/office/word/2010/wordprocessingGroup" xmlns:wpi="http://schemas.microsoft.com/office/word/2010/wordprocessingInk" xmlns:wne="http://schemas.microsoft.com/office/word/2006/wordml" xmlns:wps="http://schemas.microsoft.com/office/word/2010/wordprocessingShape" mc:Ignorable="w14 w15 w16se w16cid w16 w16cex w16sdtdh wp14">
   <w:abstractNum w:abstractNumId="0" w15:restartNumberingAfterBreak="0">
     <w:nsid w:val="01943E8A"/>
     <w:multiLevelType w:val="hybridMultilevel"/>
@@ -5836,46 +6259,46 @@
       </w:pPr>
     </w:lvl>
   </w:abstractNum>
-  <w:num w:numId="1" w16cid:durableId="894774741">
+  <w:num w:numId="1">
     <w:abstractNumId w:val="8"/>
   </w:num>
-  <w:num w:numId="2" w16cid:durableId="2001929294">
+  <w:num w:numId="2">
     <w:abstractNumId w:val="6"/>
   </w:num>
-  <w:num w:numId="3" w16cid:durableId="734863168">
+  <w:num w:numId="3">
     <w:abstractNumId w:val="12"/>
   </w:num>
-  <w:num w:numId="4" w16cid:durableId="1354189223">
+  <w:num w:numId="4">
     <w:abstractNumId w:val="9"/>
   </w:num>
-  <w:num w:numId="5" w16cid:durableId="1702047189">
+  <w:num w:numId="5">
     <w:abstractNumId w:val="10"/>
   </w:num>
-  <w:num w:numId="6" w16cid:durableId="744182886">
+  <w:num w:numId="6">
     <w:abstractNumId w:val="11"/>
   </w:num>
-  <w:num w:numId="7" w16cid:durableId="456990720">
+  <w:num w:numId="7">
     <w:abstractNumId w:val="5"/>
   </w:num>
-  <w:num w:numId="8" w16cid:durableId="1502895621">
+  <w:num w:numId="8">
     <w:abstractNumId w:val="2"/>
   </w:num>
-  <w:num w:numId="9" w16cid:durableId="1823616570">
+  <w:num w:numId="9">
     <w:abstractNumId w:val="7"/>
   </w:num>
-  <w:num w:numId="10" w16cid:durableId="1376390261">
+  <w:num w:numId="10">
     <w:abstractNumId w:val="4"/>
   </w:num>
-  <w:num w:numId="11" w16cid:durableId="827988186">
+  <w:num w:numId="11">
     <w:abstractNumId w:val="3"/>
   </w:num>
-  <w:num w:numId="12" w16cid:durableId="177236767">
+  <w:num w:numId="12">
     <w:abstractNumId w:val="1"/>
   </w:num>
-  <w:num w:numId="13" w16cid:durableId="165555941">
+  <w:num w:numId="13">
     <w:abstractNumId w:val="13"/>
   </w:num>
-  <w:num w:numId="14" w16cid:durableId="1240557454">
+  <w:num w:numId="14">
     <w:abstractNumId w:val="0"/>
   </w:num>
 </w:numbering>
